--- a/arb/docx/51.content.docx
+++ b/arb/docx/51.content.docx
@@ -9,6 +9,8 @@
       </w:pPr>
       <w:r>
         <w:rPr>
+          <w:rtl/>
+          <w:cs/>
           <w:lang w:val="ar_AE" w:bidi="ar_AE"/>
         </w:rPr>
       </w:r>
@@ -20,53 +22,53 @@
       </w:pPr>
       <w:r>
         <w:rPr>
+          <w:rtl/>
+          <w:cs/>
           <w:lang w:val="ar_AE" w:bidi="ar_AE"/>
         </w:rPr>
         <w:t>Resource: Biblica Open New Arabic Version 2012</w:t>
       </w:r>
       <w:r>
         <w:rPr>
-          <w:lang w:val="ar_AE" w:bidi="ar_AE"/>
-        </w:rPr>
-      </w:r>
-    </w:p>
-    <w:p>
-      <w:pPr>
-        <w:bidi/>
-      </w:pPr>
-      <w:r>
-        <w:rPr>
+          <w:rtl/>
+          <w:cs/>
+          <w:lang w:val="ar_AE" w:bidi="ar_AE"/>
+        </w:rPr>
+      </w:r>
+    </w:p>
+    <w:p>
+      <w:pPr>
+        <w:bidi/>
+      </w:pPr>
+      <w:r>
+        <w:rPr>
+          <w:rtl/>
+          <w:cs/>
           <w:lang w:val="ar_AE" w:bidi="ar_AE"/>
         </w:rPr>
       </w:r>
       <w:r>
         <w:rPr>
           <w:b/>
+          <w:rtl/>
+          <w:cs/>
           <w:lang w:val="ar_AE" w:bidi="ar_AE"/>
         </w:rPr>
         <w:t>Biblica Open New Arabic Version 2012</w:t>
       </w:r>
       <w:r>
         <w:rPr>
-          <w:lang w:val="ar_AE" w:bidi="ar_AE"/>
-        </w:rPr>
-        <w:t xml:space="preserve"> (Arabic) is based on: </w:t>
-      </w:r>
-      <w:r>
-        <w:rPr>
-          <w:lang w:val="ar_AE" w:bidi="ar_AE"/>
-        </w:rPr>
-        <w:t>Biblica Open New Arabic Version 2012</w:t>
-      </w:r>
-      <w:r>
-        <w:rPr>
-          <w:lang w:val="ar_AE" w:bidi="ar_AE"/>
-        </w:rPr>
-        <w:t xml:space="preserve">, </w:t>
+          <w:rtl/>
+          <w:cs/>
+          <w:lang w:val="ar_AE" w:bidi="ar_AE"/>
+        </w:rPr>
+        <w:t xml:space="preserve"> © </w:t>
       </w:r>
       <w:hyperlink r:id="rId13">
         <w:r>
           <w:rPr>
+            <w:rtl/>
+            <w:cs/>
             <w:lang w:val="ar_AE" w:bidi="ar_AE"/>
           </w:rPr>
           <w:rPr>
@@ -78,13 +80,17 @@
       </w:hyperlink>
       <w:r>
         <w:rPr>
-          <w:lang w:val="ar_AE" w:bidi="ar_AE"/>
-        </w:rPr>
-        <w:t xml:space="preserve">, None, which is licensed under a </w:t>
+          <w:rtl/>
+          <w:cs/>
+          <w:lang w:val="ar_AE" w:bidi="ar_AE"/>
+        </w:rPr>
+        <w:t xml:space="preserve">, licensed under a </w:t>
       </w:r>
       <w:hyperlink r:id="rId14">
         <w:r>
           <w:rPr>
+            <w:rtl/>
+            <w:cs/>
             <w:lang w:val="ar_AE" w:bidi="ar_AE"/>
           </w:rPr>
           <w:rPr>
@@ -96,38 +102,23 @@
       </w:hyperlink>
       <w:r>
         <w:rPr>
+          <w:rtl/>
+          <w:cs/>
           <w:lang w:val="ar_AE" w:bidi="ar_AE"/>
         </w:rPr>
         <w:t>.</w:t>
       </w:r>
       <w:r>
         <w:rPr>
-          <w:lang w:val="ar_AE" w:bidi="ar_AE"/>
-        </w:rPr>
-      </w:r>
-    </w:p>
-    <w:p>
-      <w:pPr>
-        <w:bidi/>
-      </w:pPr>
-      <w:r>
-        <w:rPr>
-          <w:lang w:val="ar_AE" w:bidi="ar_AE"/>
-        </w:rPr>
-      </w:r>
-      <w:r>
-        <w:rPr>
-          <w:lang w:val="ar_AE" w:bidi="ar_AE"/>
-        </w:rPr>
-        <w:t>This PDF version is provided under the same license.</w:t>
-      </w:r>
-      <w:r>
-        <w:rPr>
-          <w:lang w:val="ar_AE" w:bidi="ar_AE"/>
-        </w:rPr>
-      </w:r>
-      <w:r>
-        <w:rPr>
+          <w:rtl/>
+          <w:cs/>
+          <w:lang w:val="ar_AE" w:bidi="ar_AE"/>
+        </w:rPr>
+      </w:r>
+      <w:r>
+        <w:rPr>
+          <w:rtl/>
+          <w:cs/>
           <w:lang w:val="ar_AE" w:bidi="ar_AE"/>
         </w:rPr>
       </w:r>
@@ -139,6 +130,8 @@
       </w:pPr>
       <w:r>
         <w:rPr>
+          <w:rtl/>
+          <w:cs/>
           <w:lang w:val="ar_AE" w:bidi="ar_AE"/>
         </w:rPr>
         <w:t>Biblica Open New Arabic Version 2012</w:t>
@@ -168,6 +161,8 @@
       </w:pPr>
       <w:r>
         <w:rPr>
+          <w:rtl/>
+          <w:cs/>
           <w:lang w:val="ar_AE" w:bidi="ar_AE"/>
         </w:rPr>
       </w:r>
@@ -179,32 +174,42 @@
       </w:pPr>
       <w:r>
         <w:rPr>
-          <w:lang w:val="ar_AE" w:bidi="ar_AE"/>
-        </w:rPr>
-      </w:r>
-    </w:p>
-    <w:p>
-      <w:pPr>
-        <w:bidi/>
-      </w:pPr>
-      <w:r>
-        <w:rPr>
-          <w:lang w:val="ar_AE" w:bidi="ar_AE"/>
-        </w:rPr>
-      </w:r>
-      <w:r>
-        <w:rPr>
+          <w:rtl/>
+          <w:cs/>
+          <w:lang w:val="ar_AE" w:bidi="ar_AE"/>
+        </w:rPr>
+      </w:r>
+    </w:p>
+    <w:p>
+      <w:pPr>
+        <w:bidi/>
+      </w:pPr>
+      <w:r>
+        <w:rPr>
+          <w:rtl/>
+          <w:cs/>
+          <w:lang w:val="ar_AE" w:bidi="ar_AE"/>
+        </w:rPr>
+      </w:r>
+      <w:r>
+        <w:rPr>
+          <w:rtl/>
+          <w:cs/>
           <w:lang w:val="ar_AE" w:bidi="ar_AE"/>
         </w:rPr>
         <w:t xml:space="preserve"> </w:t>
       </w:r>
       <w:r>
         <w:rPr>
-          <w:lang w:val="ar_AE" w:bidi="ar_AE"/>
-        </w:rPr>
-      </w:r>
-      <w:r>
-        <w:rPr>
+          <w:rtl/>
+          <w:cs/>
+          <w:lang w:val="ar_AE" w:bidi="ar_AE"/>
+        </w:rPr>
+      </w:r>
+      <w:r>
+        <w:rPr>
+          <w:rtl/>
+          <w:cs/>
           <w:lang w:val="ar_AE" w:bidi="ar_AE"/>
         </w:rPr>
       </w:r>
@@ -226,1277 +231,865 @@
     </w:p>
     <w:p>
       <w:pPr>
-        <w:bidi/>
-      </w:pPr>
-      <w:r>
-        <w:rPr>
-          <w:lang w:val="ar_AE" w:bidi="ar_AE"/>
-        </w:rPr>
-      </w:r>
-    </w:p>
-    <w:p>
-      <w:pPr>
         <w:pStyle w:val="Heading2"/>
         <w:bidi/>
       </w:pPr>
       <w:r>
         <w:rPr>
-          <w:lang w:val="ar_AE" w:bidi="ar_AE"/>
-        </w:rPr>
-        <w:t>Colossians 1:1</w:t>
-      </w:r>
-      <w:r>
-        <w:rPr>
-          <w:lang w:val="ar_AE" w:bidi="ar_AE"/>
-        </w:rPr>
-      </w:r>
-    </w:p>
-    <w:p>
-      <w:pPr>
-        <w:bidi/>
-      </w:pPr>
-      <w:r>
-        <w:rPr>
-          <w:lang w:val="ar_AE" w:bidi="ar_AE"/>
-        </w:rPr>
-      </w:r>
-      <w:r>
-        <w:rPr>
-          <w:vertAlign w:val="superscript"/>
+          <w:rtl/>
+          <w:cs/>
+          <w:lang w:val="ar_AE" w:bidi="ar_AE"/>
+        </w:rPr>
+        <w:t>كولوسي 1:1</w:t>
+      </w:r>
+      <w:r>
+        <w:rPr>
+          <w:rtl/>
+          <w:cs/>
+          <w:lang w:val="ar_AE" w:bidi="ar_AE"/>
+        </w:rPr>
+      </w:r>
+    </w:p>
+    <w:p>
+      <w:pPr>
+        <w:bidi/>
+      </w:pPr>
+      <w:r>
+        <w:rPr>
+          <w:rtl/>
+          <w:cs/>
+          <w:lang w:val="ar_AE" w:bidi="ar_AE"/>
+        </w:rPr>
+      </w:r>
+      <w:r>
+        <w:rPr>
+          <w:vertAlign w:val="superscript"/>
+          <w:rtl/>
+          <w:cs/>
           <w:lang w:val="ar_AE" w:bidi="ar_AE"/>
         </w:rPr>
         <w:t>1</w:t>
       </w:r>
       <w:r>
         <w:rPr>
+          <w:rtl/>
+          <w:cs/>
           <w:lang w:val="ar_AE" w:bidi="ar_AE"/>
         </w:rPr>
         <w:t xml:space="preserve"> مِنْ بُولُسَ وَهُوَ رَسُولٌ لِلْمَسِيحِ يَسُوعَ بِمَشِيئَةِ اللهِ، وَمِنَ الأَخِ تِيمُوثَاوُسَ،</w:t>
       </w:r>
-      <w:r>
-        <w:rPr>
-          <w:lang w:val="ar_AE" w:bidi="ar_AE"/>
-        </w:rPr>
-      </w:r>
-      <w:r>
-        <w:rPr>
-          <w:lang w:val="ar_AE" w:bidi="ar_AE"/>
-        </w:rPr>
-      </w:r>
-    </w:p>
-    <w:p>
-      <w:pPr>
-        <w:bidi/>
-      </w:pPr>
-      <w:r>
-        <w:rPr>
-          <w:lang w:val="ar_AE" w:bidi="ar_AE"/>
-        </w:rPr>
-      </w:r>
-    </w:p>
-    <w:p>
-      <w:pPr>
-        <w:bidi/>
-      </w:pPr>
-      <w:r>
-        <w:rPr>
-          <w:lang w:val="ar_AE" w:bidi="ar_AE"/>
-        </w:rPr>
-      </w:r>
-      <w:r>
-        <w:rPr>
-          <w:vertAlign w:val="superscript"/>
+    </w:p>
+    <w:p>
+      <w:pPr>
+        <w:bidi/>
+      </w:pPr>
+      <w:r>
+        <w:rPr>
+          <w:rtl/>
+          <w:cs/>
+          <w:lang w:val="ar_AE" w:bidi="ar_AE"/>
+        </w:rPr>
+      </w:r>
+      <w:r>
+        <w:rPr>
+          <w:vertAlign w:val="superscript"/>
+          <w:rtl/>
+          <w:cs/>
           <w:lang w:val="ar_AE" w:bidi="ar_AE"/>
         </w:rPr>
         <w:t>2</w:t>
       </w:r>
       <w:r>
         <w:rPr>
+          <w:rtl/>
+          <w:cs/>
           <w:lang w:val="ar_AE" w:bidi="ar_AE"/>
         </w:rPr>
         <w:t xml:space="preserve"> إِلَى الإِخْوَةِ الْقِدِّيسِينَ وَالأُمَنَاءِ فِي الْمَسِيحِ، الْمُقِيمِينَ فِي مَدِينَةِ كُولُوسِّي. لِتَكُنْ لَكُمُ النِّعْمَةُ وَالسَّلامُ مِنَ اللهِ أَبِينَا وَالرَّبِّ يَسُوعَ الْمَسِيحِ.</w:t>
       </w:r>
-      <w:r>
-        <w:rPr>
-          <w:lang w:val="ar_AE" w:bidi="ar_AE"/>
-        </w:rPr>
-      </w:r>
-      <w:r>
-        <w:rPr>
-          <w:lang w:val="ar_AE" w:bidi="ar_AE"/>
-        </w:rPr>
-      </w:r>
-    </w:p>
-    <w:p>
-      <w:pPr>
-        <w:bidi/>
-      </w:pPr>
-      <w:r>
-        <w:rPr>
-          <w:lang w:val="ar_AE" w:bidi="ar_AE"/>
-        </w:rPr>
-      </w:r>
-    </w:p>
-    <w:p>
-      <w:pPr>
-        <w:bidi/>
-      </w:pPr>
-      <w:r>
-        <w:rPr>
-          <w:lang w:val="ar_AE" w:bidi="ar_AE"/>
-        </w:rPr>
-      </w:r>
-      <w:r>
-        <w:rPr>
-          <w:vertAlign w:val="superscript"/>
+    </w:p>
+    <w:p>
+      <w:pPr>
+        <w:bidi/>
+      </w:pPr>
+      <w:r>
+        <w:rPr>
+          <w:rtl/>
+          <w:cs/>
+          <w:lang w:val="ar_AE" w:bidi="ar_AE"/>
+        </w:rPr>
+      </w:r>
+      <w:r>
+        <w:rPr>
+          <w:vertAlign w:val="superscript"/>
+          <w:rtl/>
+          <w:cs/>
           <w:lang w:val="ar_AE" w:bidi="ar_AE"/>
         </w:rPr>
         <w:t>3</w:t>
       </w:r>
       <w:r>
         <w:rPr>
+          <w:rtl/>
+          <w:cs/>
           <w:lang w:val="ar_AE" w:bidi="ar_AE"/>
         </w:rPr>
         <w:t xml:space="preserve"> إِنَّنَا دَائِماً نَرْفَعُ الشُّكْرَ لِلهِ، أَبِي رَبِّنَا يَسُوعَ الْمَسِيحِ فِيمَا نُصَلِّي لأَجْلِكُمْ.</w:t>
       </w:r>
-      <w:r>
-        <w:rPr>
-          <w:lang w:val="ar_AE" w:bidi="ar_AE"/>
-        </w:rPr>
-      </w:r>
-      <w:r>
-        <w:rPr>
-          <w:lang w:val="ar_AE" w:bidi="ar_AE"/>
-        </w:rPr>
-      </w:r>
-    </w:p>
-    <w:p>
-      <w:pPr>
-        <w:bidi/>
-      </w:pPr>
-      <w:r>
-        <w:rPr>
-          <w:lang w:val="ar_AE" w:bidi="ar_AE"/>
-        </w:rPr>
-      </w:r>
-    </w:p>
-    <w:p>
-      <w:pPr>
-        <w:bidi/>
-      </w:pPr>
-      <w:r>
-        <w:rPr>
-          <w:lang w:val="ar_AE" w:bidi="ar_AE"/>
-        </w:rPr>
-      </w:r>
-      <w:r>
-        <w:rPr>
-          <w:vertAlign w:val="superscript"/>
+    </w:p>
+    <w:p>
+      <w:pPr>
+        <w:bidi/>
+      </w:pPr>
+      <w:r>
+        <w:rPr>
+          <w:rtl/>
+          <w:cs/>
+          <w:lang w:val="ar_AE" w:bidi="ar_AE"/>
+        </w:rPr>
+      </w:r>
+      <w:r>
+        <w:rPr>
+          <w:vertAlign w:val="superscript"/>
+          <w:rtl/>
+          <w:cs/>
           <w:lang w:val="ar_AE" w:bidi="ar_AE"/>
         </w:rPr>
         <w:t>4</w:t>
       </w:r>
       <w:r>
         <w:rPr>
+          <w:rtl/>
+          <w:cs/>
           <w:lang w:val="ar_AE" w:bidi="ar_AE"/>
         </w:rPr>
         <w:t xml:space="preserve"> إِذْ بَلَغَنَا خَبَرُ إِيمَانِكُمْ بِالْمَسِيحِ يَسُوعَ وَالْمَحَبَّةِ الَّتِي لَكُمْ نَحْوَ جَمِيعِ الْقِدِّيسِينَ،</w:t>
       </w:r>
-      <w:r>
-        <w:rPr>
-          <w:lang w:val="ar_AE" w:bidi="ar_AE"/>
-        </w:rPr>
-      </w:r>
-      <w:r>
-        <w:rPr>
-          <w:lang w:val="ar_AE" w:bidi="ar_AE"/>
-        </w:rPr>
-      </w:r>
-    </w:p>
-    <w:p>
-      <w:pPr>
-        <w:bidi/>
-      </w:pPr>
-      <w:r>
-        <w:rPr>
-          <w:lang w:val="ar_AE" w:bidi="ar_AE"/>
-        </w:rPr>
-      </w:r>
-    </w:p>
-    <w:p>
-      <w:pPr>
-        <w:bidi/>
-      </w:pPr>
-      <w:r>
-        <w:rPr>
-          <w:lang w:val="ar_AE" w:bidi="ar_AE"/>
-        </w:rPr>
-      </w:r>
-      <w:r>
-        <w:rPr>
-          <w:vertAlign w:val="superscript"/>
+    </w:p>
+    <w:p>
+      <w:pPr>
+        <w:bidi/>
+      </w:pPr>
+      <w:r>
+        <w:rPr>
+          <w:rtl/>
+          <w:cs/>
+          <w:lang w:val="ar_AE" w:bidi="ar_AE"/>
+        </w:rPr>
+      </w:r>
+      <w:r>
+        <w:rPr>
+          <w:vertAlign w:val="superscript"/>
+          <w:rtl/>
+          <w:cs/>
           <w:lang w:val="ar_AE" w:bidi="ar_AE"/>
         </w:rPr>
         <w:t>5</w:t>
       </w:r>
       <w:r>
         <w:rPr>
+          <w:rtl/>
+          <w:cs/>
           <w:lang w:val="ar_AE" w:bidi="ar_AE"/>
         </w:rPr>
         <w:t xml:space="preserve"> بِسَبَبِ الرَّجَاءِ الْمَحْفُوظِ لَكُمْ فِي السَّمَاوَاتِ، الرَّجَاءِ الَّذِي سَمِعْتُمْ بِهِ سَابِقاً فِي كَلِمَةِ الْحَقِّ الَّتِي فِي الإِنْجِيلِ</w:t>
       </w:r>
-      <w:r>
-        <w:rPr>
-          <w:lang w:val="ar_AE" w:bidi="ar_AE"/>
-        </w:rPr>
-      </w:r>
-      <w:r>
-        <w:rPr>
-          <w:lang w:val="ar_AE" w:bidi="ar_AE"/>
-        </w:rPr>
-      </w:r>
-    </w:p>
-    <w:p>
-      <w:pPr>
-        <w:bidi/>
-      </w:pPr>
-      <w:r>
-        <w:rPr>
-          <w:lang w:val="ar_AE" w:bidi="ar_AE"/>
-        </w:rPr>
-      </w:r>
-    </w:p>
-    <w:p>
-      <w:pPr>
-        <w:bidi/>
-      </w:pPr>
-      <w:r>
-        <w:rPr>
-          <w:lang w:val="ar_AE" w:bidi="ar_AE"/>
-        </w:rPr>
-      </w:r>
-      <w:r>
-        <w:rPr>
-          <w:vertAlign w:val="superscript"/>
+    </w:p>
+    <w:p>
+      <w:pPr>
+        <w:bidi/>
+      </w:pPr>
+      <w:r>
+        <w:rPr>
+          <w:rtl/>
+          <w:cs/>
+          <w:lang w:val="ar_AE" w:bidi="ar_AE"/>
+        </w:rPr>
+      </w:r>
+      <w:r>
+        <w:rPr>
+          <w:vertAlign w:val="superscript"/>
+          <w:rtl/>
+          <w:cs/>
           <w:lang w:val="ar_AE" w:bidi="ar_AE"/>
         </w:rPr>
         <w:t>6</w:t>
       </w:r>
       <w:r>
         <w:rPr>
+          <w:rtl/>
+          <w:cs/>
           <w:lang w:val="ar_AE" w:bidi="ar_AE"/>
         </w:rPr>
         <w:t xml:space="preserve"> وَالَّتِي وَصَلَتْ إِلَيْكُمْ كَمَا تَنْتَشِرُ الآنَ فِي الْعَالَمِ أَجْمَعَ، مُنْتِجَةً الثَّمَرَ وَنَامِيَةً، مِثْلَمَا يَحْدُثُ بَيْنَكُمْ أَنْتُمْ مُنْذُ أَنْ سَمِعْتُمْ بِنِعْمَةِ اللهِ وَاخْتَبَرْتُمُوهَا بِالْحَقِّ،</w:t>
       </w:r>
-      <w:r>
-        <w:rPr>
-          <w:lang w:val="ar_AE" w:bidi="ar_AE"/>
-        </w:rPr>
-      </w:r>
-      <w:r>
-        <w:rPr>
-          <w:lang w:val="ar_AE" w:bidi="ar_AE"/>
-        </w:rPr>
-      </w:r>
-    </w:p>
-    <w:p>
-      <w:pPr>
-        <w:bidi/>
-      </w:pPr>
-      <w:r>
-        <w:rPr>
-          <w:lang w:val="ar_AE" w:bidi="ar_AE"/>
-        </w:rPr>
-      </w:r>
-    </w:p>
-    <w:p>
-      <w:pPr>
-        <w:bidi/>
-      </w:pPr>
-      <w:r>
-        <w:rPr>
-          <w:lang w:val="ar_AE" w:bidi="ar_AE"/>
-        </w:rPr>
-      </w:r>
-      <w:r>
-        <w:rPr>
-          <w:vertAlign w:val="superscript"/>
+    </w:p>
+    <w:p>
+      <w:pPr>
+        <w:bidi/>
+      </w:pPr>
+      <w:r>
+        <w:rPr>
+          <w:rtl/>
+          <w:cs/>
+          <w:lang w:val="ar_AE" w:bidi="ar_AE"/>
+        </w:rPr>
+      </w:r>
+      <w:r>
+        <w:rPr>
+          <w:vertAlign w:val="superscript"/>
+          <w:rtl/>
+          <w:cs/>
           <w:lang w:val="ar_AE" w:bidi="ar_AE"/>
         </w:rPr>
         <w:t>7</w:t>
       </w:r>
       <w:r>
         <w:rPr>
+          <w:rtl/>
+          <w:cs/>
           <w:lang w:val="ar_AE" w:bidi="ar_AE"/>
         </w:rPr>
         <w:t xml:space="preserve"> عَلَى حَسَبِ مَا تَعَلَّمْتُمْ مِنْ أَبَفْرَاسَ شَرِيكِنَا الْعَبْدِ الْحَبِيبِ، وَالْخَادِمِ الأَمِينِ لِلْمَسِيحِ عِنْدَكُمْ</w:t>
       </w:r>
-      <w:r>
-        <w:rPr>
-          <w:lang w:val="ar_AE" w:bidi="ar_AE"/>
-        </w:rPr>
-      </w:r>
-      <w:r>
-        <w:rPr>
-          <w:lang w:val="ar_AE" w:bidi="ar_AE"/>
-        </w:rPr>
-      </w:r>
-    </w:p>
-    <w:p>
-      <w:pPr>
-        <w:bidi/>
-      </w:pPr>
-      <w:r>
-        <w:rPr>
-          <w:lang w:val="ar_AE" w:bidi="ar_AE"/>
-        </w:rPr>
-      </w:r>
-    </w:p>
-    <w:p>
-      <w:pPr>
-        <w:bidi/>
-      </w:pPr>
-      <w:r>
-        <w:rPr>
-          <w:lang w:val="ar_AE" w:bidi="ar_AE"/>
-        </w:rPr>
-      </w:r>
-      <w:r>
-        <w:rPr>
-          <w:vertAlign w:val="superscript"/>
+    </w:p>
+    <w:p>
+      <w:pPr>
+        <w:bidi/>
+      </w:pPr>
+      <w:r>
+        <w:rPr>
+          <w:rtl/>
+          <w:cs/>
+          <w:lang w:val="ar_AE" w:bidi="ar_AE"/>
+        </w:rPr>
+      </w:r>
+      <w:r>
+        <w:rPr>
+          <w:vertAlign w:val="superscript"/>
+          <w:rtl/>
+          <w:cs/>
           <w:lang w:val="ar_AE" w:bidi="ar_AE"/>
         </w:rPr>
         <w:t>8</w:t>
       </w:r>
       <w:r>
         <w:rPr>
+          <w:rtl/>
+          <w:cs/>
           <w:lang w:val="ar_AE" w:bidi="ar_AE"/>
         </w:rPr>
         <w:t xml:space="preserve"> وَهُوَ نَفْسُهُ أَخْبَرَنَا بِمَا لَكُمْ مِنَ الْمَحَبَّةِ فِي الرُّوحِ.</w:t>
       </w:r>
-      <w:r>
-        <w:rPr>
-          <w:lang w:val="ar_AE" w:bidi="ar_AE"/>
-        </w:rPr>
-      </w:r>
-      <w:r>
-        <w:rPr>
-          <w:lang w:val="ar_AE" w:bidi="ar_AE"/>
-        </w:rPr>
-      </w:r>
-    </w:p>
-    <w:p>
-      <w:pPr>
-        <w:bidi/>
-      </w:pPr>
-      <w:r>
-        <w:rPr>
-          <w:lang w:val="ar_AE" w:bidi="ar_AE"/>
-        </w:rPr>
-      </w:r>
-    </w:p>
-    <w:p>
-      <w:pPr>
-        <w:bidi/>
-      </w:pPr>
-      <w:r>
-        <w:rPr>
-          <w:lang w:val="ar_AE" w:bidi="ar_AE"/>
-        </w:rPr>
-      </w:r>
-      <w:r>
-        <w:rPr>
-          <w:vertAlign w:val="superscript"/>
+    </w:p>
+    <w:p>
+      <w:pPr>
+        <w:bidi/>
+      </w:pPr>
+      <w:r>
+        <w:rPr>
+          <w:rtl/>
+          <w:cs/>
+          <w:lang w:val="ar_AE" w:bidi="ar_AE"/>
+        </w:rPr>
+      </w:r>
+      <w:r>
+        <w:rPr>
+          <w:vertAlign w:val="superscript"/>
+          <w:rtl/>
+          <w:cs/>
           <w:lang w:val="ar_AE" w:bidi="ar_AE"/>
         </w:rPr>
         <w:t>9</w:t>
       </w:r>
       <w:r>
         <w:rPr>
+          <w:rtl/>
+          <w:cs/>
           <w:lang w:val="ar_AE" w:bidi="ar_AE"/>
         </w:rPr>
         <w:t xml:space="preserve"> لِذَلِكَ نَحْنُ أَيْضاً، مِنَ الْيَوْمِ الَّذِي فِيهِ سَمِعْنَا بِأَخْبَارِكُمْ، مَازِلْنَا نُصَلِّي وَنَتَضَرَّعُ لأَجْلِكُمْ، لأَنْ تَمْتَلِئُوا مِنْ تَمَامِ مَعْرِفَةِ مَشِيئَةِ اللهِ فِي كُلِّ حِكْمَةٍ وَإِدْرَاكٍ رُوحِيٍّ،</w:t>
       </w:r>
-      <w:r>
-        <w:rPr>
-          <w:lang w:val="ar_AE" w:bidi="ar_AE"/>
-        </w:rPr>
-      </w:r>
-      <w:r>
-        <w:rPr>
-          <w:lang w:val="ar_AE" w:bidi="ar_AE"/>
-        </w:rPr>
-      </w:r>
-    </w:p>
-    <w:p>
-      <w:pPr>
-        <w:bidi/>
-      </w:pPr>
-      <w:r>
-        <w:rPr>
-          <w:lang w:val="ar_AE" w:bidi="ar_AE"/>
-        </w:rPr>
-      </w:r>
-    </w:p>
-    <w:p>
-      <w:pPr>
-        <w:bidi/>
-      </w:pPr>
-      <w:r>
-        <w:rPr>
-          <w:lang w:val="ar_AE" w:bidi="ar_AE"/>
-        </w:rPr>
-      </w:r>
-      <w:r>
-        <w:rPr>
-          <w:vertAlign w:val="superscript"/>
+    </w:p>
+    <w:p>
+      <w:pPr>
+        <w:bidi/>
+      </w:pPr>
+      <w:r>
+        <w:rPr>
+          <w:rtl/>
+          <w:cs/>
+          <w:lang w:val="ar_AE" w:bidi="ar_AE"/>
+        </w:rPr>
+      </w:r>
+      <w:r>
+        <w:rPr>
+          <w:vertAlign w:val="superscript"/>
+          <w:rtl/>
+          <w:cs/>
           <w:lang w:val="ar_AE" w:bidi="ar_AE"/>
         </w:rPr>
         <w:t>10</w:t>
       </w:r>
       <w:r>
         <w:rPr>
+          <w:rtl/>
+          <w:cs/>
           <w:lang w:val="ar_AE" w:bidi="ar_AE"/>
         </w:rPr>
         <w:t xml:space="preserve"> لِكَيْ تَسْلُكُوا سُلُوكاً لائِقاً بِالرَّبِّ وَمُرْضِياً فِي كُلِّ شَيْءٍ، مُنْتِجِينَ الثَّمَرَ فِي كُلِّ عَمَلٍ صَالِحٍ وَنَامِينَ فِي مَعْرِفَةِ اللهِ إِلَى التَّمَامِ،</w:t>
       </w:r>
-      <w:r>
-        <w:rPr>
-          <w:lang w:val="ar_AE" w:bidi="ar_AE"/>
-        </w:rPr>
-      </w:r>
-      <w:r>
-        <w:rPr>
-          <w:lang w:val="ar_AE" w:bidi="ar_AE"/>
-        </w:rPr>
-      </w:r>
-    </w:p>
-    <w:p>
-      <w:pPr>
-        <w:bidi/>
-      </w:pPr>
-      <w:r>
-        <w:rPr>
-          <w:lang w:val="ar_AE" w:bidi="ar_AE"/>
-        </w:rPr>
-      </w:r>
-    </w:p>
-    <w:p>
-      <w:pPr>
-        <w:bidi/>
-      </w:pPr>
-      <w:r>
-        <w:rPr>
-          <w:lang w:val="ar_AE" w:bidi="ar_AE"/>
-        </w:rPr>
-      </w:r>
-      <w:r>
-        <w:rPr>
-          <w:vertAlign w:val="superscript"/>
+    </w:p>
+    <w:p>
+      <w:pPr>
+        <w:bidi/>
+      </w:pPr>
+      <w:r>
+        <w:rPr>
+          <w:rtl/>
+          <w:cs/>
+          <w:lang w:val="ar_AE" w:bidi="ar_AE"/>
+        </w:rPr>
+      </w:r>
+      <w:r>
+        <w:rPr>
+          <w:vertAlign w:val="superscript"/>
+          <w:rtl/>
+          <w:cs/>
           <w:lang w:val="ar_AE" w:bidi="ar_AE"/>
         </w:rPr>
         <w:t>11</w:t>
       </w:r>
       <w:r>
         <w:rPr>
+          <w:rtl/>
+          <w:cs/>
           <w:lang w:val="ar_AE" w:bidi="ar_AE"/>
         </w:rPr>
         <w:t xml:space="preserve"> مُتَشَدِّدِينَ بِكُلِّ قُوَّةٍ مُوَافِقَةٍ لِقُدْرَةِ مَجْدِهِ، لِتَتَمَكَّنُوا تَمَاماً مِنَ الاحْتِمَالِ وَطُولِ الْبَالِ،</w:t>
       </w:r>
-      <w:r>
-        <w:rPr>
-          <w:lang w:val="ar_AE" w:bidi="ar_AE"/>
-        </w:rPr>
-      </w:r>
-      <w:r>
-        <w:rPr>
-          <w:lang w:val="ar_AE" w:bidi="ar_AE"/>
-        </w:rPr>
-      </w:r>
-    </w:p>
-    <w:p>
-      <w:pPr>
-        <w:bidi/>
-      </w:pPr>
-      <w:r>
-        <w:rPr>
-          <w:lang w:val="ar_AE" w:bidi="ar_AE"/>
-        </w:rPr>
-      </w:r>
-    </w:p>
-    <w:p>
-      <w:pPr>
-        <w:bidi/>
-      </w:pPr>
-      <w:r>
-        <w:rPr>
-          <w:lang w:val="ar_AE" w:bidi="ar_AE"/>
-        </w:rPr>
-      </w:r>
-      <w:r>
-        <w:rPr>
-          <w:vertAlign w:val="superscript"/>
+    </w:p>
+    <w:p>
+      <w:pPr>
+        <w:bidi/>
+      </w:pPr>
+      <w:r>
+        <w:rPr>
+          <w:rtl/>
+          <w:cs/>
+          <w:lang w:val="ar_AE" w:bidi="ar_AE"/>
+        </w:rPr>
+      </w:r>
+      <w:r>
+        <w:rPr>
+          <w:vertAlign w:val="superscript"/>
+          <w:rtl/>
+          <w:cs/>
           <w:lang w:val="ar_AE" w:bidi="ar_AE"/>
         </w:rPr>
         <w:t>12</w:t>
       </w:r>
       <w:r>
         <w:rPr>
+          <w:rtl/>
+          <w:cs/>
           <w:lang w:val="ar_AE" w:bidi="ar_AE"/>
         </w:rPr>
         <w:t xml:space="preserve"> رَافِعِينَ الشُّكْرَ بِفَرَحٍ لِلآبِ الَّذِي جَعَلَكُمْ أَهْلاً لِلاشْتِرَاكِ فِي مِيرَاثِ الْقِدِّيسِينَ فِي النُّورِ،</w:t>
       </w:r>
-      <w:r>
-        <w:rPr>
-          <w:lang w:val="ar_AE" w:bidi="ar_AE"/>
-        </w:rPr>
-      </w:r>
-      <w:r>
-        <w:rPr>
-          <w:lang w:val="ar_AE" w:bidi="ar_AE"/>
-        </w:rPr>
-      </w:r>
-    </w:p>
-    <w:p>
-      <w:pPr>
-        <w:bidi/>
-      </w:pPr>
-      <w:r>
-        <w:rPr>
-          <w:lang w:val="ar_AE" w:bidi="ar_AE"/>
-        </w:rPr>
-      </w:r>
-    </w:p>
-    <w:p>
-      <w:pPr>
-        <w:bidi/>
-      </w:pPr>
-      <w:r>
-        <w:rPr>
-          <w:lang w:val="ar_AE" w:bidi="ar_AE"/>
-        </w:rPr>
-      </w:r>
-      <w:r>
-        <w:rPr>
-          <w:vertAlign w:val="superscript"/>
+    </w:p>
+    <w:p>
+      <w:pPr>
+        <w:bidi/>
+      </w:pPr>
+      <w:r>
+        <w:rPr>
+          <w:rtl/>
+          <w:cs/>
+          <w:lang w:val="ar_AE" w:bidi="ar_AE"/>
+        </w:rPr>
+      </w:r>
+      <w:r>
+        <w:rPr>
+          <w:vertAlign w:val="superscript"/>
+          <w:rtl/>
+          <w:cs/>
           <w:lang w:val="ar_AE" w:bidi="ar_AE"/>
         </w:rPr>
         <w:t>13</w:t>
       </w:r>
       <w:r>
         <w:rPr>
+          <w:rtl/>
+          <w:cs/>
           <w:lang w:val="ar_AE" w:bidi="ar_AE"/>
         </w:rPr>
         <w:t xml:space="preserve"> هُوَ الَّذِي أَنْقَذَنَا مِنْ سُلْطَةِ الظَّلامِ وَنَقَلَنَا إِلَى مَلَكُوتِ ابْنِ مَحَبَّتِهِ</w:t>
       </w:r>
-      <w:r>
-        <w:rPr>
-          <w:lang w:val="ar_AE" w:bidi="ar_AE"/>
-        </w:rPr>
-      </w:r>
-      <w:r>
-        <w:rPr>
-          <w:lang w:val="ar_AE" w:bidi="ar_AE"/>
-        </w:rPr>
-      </w:r>
-    </w:p>
-    <w:p>
-      <w:pPr>
-        <w:bidi/>
-      </w:pPr>
-      <w:r>
-        <w:rPr>
-          <w:lang w:val="ar_AE" w:bidi="ar_AE"/>
-        </w:rPr>
-      </w:r>
-    </w:p>
-    <w:p>
-      <w:pPr>
-        <w:bidi/>
-      </w:pPr>
-      <w:r>
-        <w:rPr>
-          <w:lang w:val="ar_AE" w:bidi="ar_AE"/>
-        </w:rPr>
-      </w:r>
-      <w:r>
-        <w:rPr>
-          <w:vertAlign w:val="superscript"/>
+    </w:p>
+    <w:p>
+      <w:pPr>
+        <w:bidi/>
+      </w:pPr>
+      <w:r>
+        <w:rPr>
+          <w:rtl/>
+          <w:cs/>
+          <w:lang w:val="ar_AE" w:bidi="ar_AE"/>
+        </w:rPr>
+      </w:r>
+      <w:r>
+        <w:rPr>
+          <w:vertAlign w:val="superscript"/>
+          <w:rtl/>
+          <w:cs/>
           <w:lang w:val="ar_AE" w:bidi="ar_AE"/>
         </w:rPr>
         <w:t>14</w:t>
       </w:r>
       <w:r>
         <w:rPr>
+          <w:rtl/>
+          <w:cs/>
           <w:lang w:val="ar_AE" w:bidi="ar_AE"/>
         </w:rPr>
         <w:t xml:space="preserve"> الَّذِي فِيهِ لَنَا الْفِدَاءُ، أَيْ غُفْرَانُ الْخَطَايَا.</w:t>
       </w:r>
-      <w:r>
-        <w:rPr>
-          <w:lang w:val="ar_AE" w:bidi="ar_AE"/>
-        </w:rPr>
-      </w:r>
-      <w:r>
-        <w:rPr>
-          <w:lang w:val="ar_AE" w:bidi="ar_AE"/>
-        </w:rPr>
-      </w:r>
-    </w:p>
-    <w:p>
-      <w:pPr>
-        <w:bidi/>
-      </w:pPr>
-      <w:r>
-        <w:rPr>
-          <w:lang w:val="ar_AE" w:bidi="ar_AE"/>
-        </w:rPr>
-      </w:r>
-    </w:p>
-    <w:p>
-      <w:pPr>
-        <w:bidi/>
-      </w:pPr>
-      <w:r>
-        <w:rPr>
-          <w:lang w:val="ar_AE" w:bidi="ar_AE"/>
-        </w:rPr>
-      </w:r>
-      <w:r>
-        <w:rPr>
-          <w:vertAlign w:val="superscript"/>
+    </w:p>
+    <w:p>
+      <w:pPr>
+        <w:bidi/>
+      </w:pPr>
+      <w:r>
+        <w:rPr>
+          <w:rtl/>
+          <w:cs/>
+          <w:lang w:val="ar_AE" w:bidi="ar_AE"/>
+        </w:rPr>
+      </w:r>
+      <w:r>
+        <w:rPr>
+          <w:vertAlign w:val="superscript"/>
+          <w:rtl/>
+          <w:cs/>
           <w:lang w:val="ar_AE" w:bidi="ar_AE"/>
         </w:rPr>
         <w:t>15</w:t>
       </w:r>
       <w:r>
         <w:rPr>
+          <w:rtl/>
+          <w:cs/>
           <w:lang w:val="ar_AE" w:bidi="ar_AE"/>
         </w:rPr>
         <w:t xml:space="preserve"> هُوَ صُورَةُ اللهِ الَّذِي لَا يُرَى، وَالْبِكْرُ عَلَى كُلِّ مَا قَدْ خُلِقَ،</w:t>
       </w:r>
-      <w:r>
-        <w:rPr>
-          <w:lang w:val="ar_AE" w:bidi="ar_AE"/>
-        </w:rPr>
-      </w:r>
-      <w:r>
-        <w:rPr>
-          <w:lang w:val="ar_AE" w:bidi="ar_AE"/>
-        </w:rPr>
-      </w:r>
-    </w:p>
-    <w:p>
-      <w:pPr>
-        <w:bidi/>
-      </w:pPr>
-      <w:r>
-        <w:rPr>
-          <w:lang w:val="ar_AE" w:bidi="ar_AE"/>
-        </w:rPr>
-      </w:r>
-    </w:p>
-    <w:p>
-      <w:pPr>
-        <w:bidi/>
-      </w:pPr>
-      <w:r>
-        <w:rPr>
-          <w:lang w:val="ar_AE" w:bidi="ar_AE"/>
-        </w:rPr>
-      </w:r>
-      <w:r>
-        <w:rPr>
-          <w:vertAlign w:val="superscript"/>
+    </w:p>
+    <w:p>
+      <w:pPr>
+        <w:bidi/>
+      </w:pPr>
+      <w:r>
+        <w:rPr>
+          <w:rtl/>
+          <w:cs/>
+          <w:lang w:val="ar_AE" w:bidi="ar_AE"/>
+        </w:rPr>
+      </w:r>
+      <w:r>
+        <w:rPr>
+          <w:vertAlign w:val="superscript"/>
+          <w:rtl/>
+          <w:cs/>
           <w:lang w:val="ar_AE" w:bidi="ar_AE"/>
         </w:rPr>
         <w:t>16</w:t>
       </w:r>
       <w:r>
         <w:rPr>
+          <w:rtl/>
+          <w:cs/>
           <w:lang w:val="ar_AE" w:bidi="ar_AE"/>
         </w:rPr>
         <w:t xml:space="preserve"> إِذْ بِهِ خُلِقَتْ جَمِيعُ الأَشْيَاءِ: مَا فِي السَّمَاوَاتِ وَمَا عَلَى الأَرْضِ، مَا يُرَى وَمَا لَا يُرَى، أَعُرُوشاً كَانَتْ أَمْ سِيَادَاتٍ أَمْ رِئَاسَاتٍ أَمْ سُلْطَاتٍ. كُلُّ مَا فِي الْكَوْنِ قَدْ خُلِقَ بِهِ وَلأَجْلِهِ.</w:t>
       </w:r>
-      <w:r>
-        <w:rPr>
-          <w:lang w:val="ar_AE" w:bidi="ar_AE"/>
-        </w:rPr>
-      </w:r>
-      <w:r>
-        <w:rPr>
-          <w:lang w:val="ar_AE" w:bidi="ar_AE"/>
-        </w:rPr>
-      </w:r>
-    </w:p>
-    <w:p>
-      <w:pPr>
-        <w:bidi/>
-      </w:pPr>
-      <w:r>
-        <w:rPr>
-          <w:lang w:val="ar_AE" w:bidi="ar_AE"/>
-        </w:rPr>
-      </w:r>
-    </w:p>
-    <w:p>
-      <w:pPr>
-        <w:bidi/>
-      </w:pPr>
-      <w:r>
-        <w:rPr>
-          <w:lang w:val="ar_AE" w:bidi="ar_AE"/>
-        </w:rPr>
-      </w:r>
-      <w:r>
-        <w:rPr>
-          <w:vertAlign w:val="superscript"/>
+    </w:p>
+    <w:p>
+      <w:pPr>
+        <w:bidi/>
+      </w:pPr>
+      <w:r>
+        <w:rPr>
+          <w:rtl/>
+          <w:cs/>
+          <w:lang w:val="ar_AE" w:bidi="ar_AE"/>
+        </w:rPr>
+      </w:r>
+      <w:r>
+        <w:rPr>
+          <w:vertAlign w:val="superscript"/>
+          <w:rtl/>
+          <w:cs/>
           <w:lang w:val="ar_AE" w:bidi="ar_AE"/>
         </w:rPr>
         <w:t>17</w:t>
       </w:r>
       <w:r>
         <w:rPr>
+          <w:rtl/>
+          <w:cs/>
           <w:lang w:val="ar_AE" w:bidi="ar_AE"/>
         </w:rPr>
         <w:t xml:space="preserve"> هُوَ كَائِنٌ قَبْلَ كُلِّ شَيْءٍ، وَبِهِ يَدُومُ كُلُّ شَيْءٍ.</w:t>
       </w:r>
-      <w:r>
-        <w:rPr>
-          <w:lang w:val="ar_AE" w:bidi="ar_AE"/>
-        </w:rPr>
-      </w:r>
-      <w:r>
-        <w:rPr>
-          <w:lang w:val="ar_AE" w:bidi="ar_AE"/>
-        </w:rPr>
-      </w:r>
-    </w:p>
-    <w:p>
-      <w:pPr>
-        <w:bidi/>
-      </w:pPr>
-      <w:r>
-        <w:rPr>
-          <w:lang w:val="ar_AE" w:bidi="ar_AE"/>
-        </w:rPr>
-      </w:r>
-    </w:p>
-    <w:p>
-      <w:pPr>
-        <w:bidi/>
-      </w:pPr>
-      <w:r>
-        <w:rPr>
-          <w:lang w:val="ar_AE" w:bidi="ar_AE"/>
-        </w:rPr>
-      </w:r>
-      <w:r>
-        <w:rPr>
-          <w:vertAlign w:val="superscript"/>
+    </w:p>
+    <w:p>
+      <w:pPr>
+        <w:bidi/>
+      </w:pPr>
+      <w:r>
+        <w:rPr>
+          <w:rtl/>
+          <w:cs/>
+          <w:lang w:val="ar_AE" w:bidi="ar_AE"/>
+        </w:rPr>
+      </w:r>
+      <w:r>
+        <w:rPr>
+          <w:vertAlign w:val="superscript"/>
+          <w:rtl/>
+          <w:cs/>
           <w:lang w:val="ar_AE" w:bidi="ar_AE"/>
         </w:rPr>
         <w:t>18</w:t>
       </w:r>
       <w:r>
         <w:rPr>
+          <w:rtl/>
+          <w:cs/>
           <w:lang w:val="ar_AE" w:bidi="ar_AE"/>
         </w:rPr>
         <w:t xml:space="preserve"> وَهُوَ رَأْسُ الْجَسَدِ، أَيِ الْكَنِيسَةِ؛ هُوَ الْبَدَاءَةُ وَبِكْرُ الْقَائِمِينَ مِنْ بَيْنِ الأَمْوَاتِ، لِيَكُونَ لَهُ الْمَقَامُ الأَوَّلُ فِي كُلِّ شَيْءٍ.</w:t>
       </w:r>
-      <w:r>
-        <w:rPr>
-          <w:lang w:val="ar_AE" w:bidi="ar_AE"/>
-        </w:rPr>
-      </w:r>
-      <w:r>
-        <w:rPr>
-          <w:lang w:val="ar_AE" w:bidi="ar_AE"/>
-        </w:rPr>
-      </w:r>
-    </w:p>
-    <w:p>
-      <w:pPr>
-        <w:bidi/>
-      </w:pPr>
-      <w:r>
-        <w:rPr>
-          <w:lang w:val="ar_AE" w:bidi="ar_AE"/>
-        </w:rPr>
-      </w:r>
-    </w:p>
-    <w:p>
-      <w:pPr>
-        <w:bidi/>
-      </w:pPr>
-      <w:r>
-        <w:rPr>
-          <w:lang w:val="ar_AE" w:bidi="ar_AE"/>
-        </w:rPr>
-      </w:r>
-      <w:r>
-        <w:rPr>
-          <w:vertAlign w:val="superscript"/>
+    </w:p>
+    <w:p>
+      <w:pPr>
+        <w:bidi/>
+      </w:pPr>
+      <w:r>
+        <w:rPr>
+          <w:rtl/>
+          <w:cs/>
+          <w:lang w:val="ar_AE" w:bidi="ar_AE"/>
+        </w:rPr>
+      </w:r>
+      <w:r>
+        <w:rPr>
+          <w:vertAlign w:val="superscript"/>
+          <w:rtl/>
+          <w:cs/>
           <w:lang w:val="ar_AE" w:bidi="ar_AE"/>
         </w:rPr>
         <w:t>19</w:t>
       </w:r>
       <w:r>
         <w:rPr>
+          <w:rtl/>
+          <w:cs/>
           <w:lang w:val="ar_AE" w:bidi="ar_AE"/>
         </w:rPr>
         <w:t xml:space="preserve"> فَفِيهِ سُرَّ اللهُ أَنْ يَحِلَّ بِكُلِّ مِلْئِهِ،</w:t>
       </w:r>
-      <w:r>
-        <w:rPr>
-          <w:lang w:val="ar_AE" w:bidi="ar_AE"/>
-        </w:rPr>
-      </w:r>
-      <w:r>
-        <w:rPr>
-          <w:lang w:val="ar_AE" w:bidi="ar_AE"/>
-        </w:rPr>
-      </w:r>
-    </w:p>
-    <w:p>
-      <w:pPr>
-        <w:bidi/>
-      </w:pPr>
-      <w:r>
-        <w:rPr>
-          <w:lang w:val="ar_AE" w:bidi="ar_AE"/>
-        </w:rPr>
-      </w:r>
-    </w:p>
-    <w:p>
-      <w:pPr>
-        <w:bidi/>
-      </w:pPr>
-      <w:r>
-        <w:rPr>
-          <w:lang w:val="ar_AE" w:bidi="ar_AE"/>
-        </w:rPr>
-      </w:r>
-      <w:r>
-        <w:rPr>
-          <w:vertAlign w:val="superscript"/>
+    </w:p>
+    <w:p>
+      <w:pPr>
+        <w:bidi/>
+      </w:pPr>
+      <w:r>
+        <w:rPr>
+          <w:rtl/>
+          <w:cs/>
+          <w:lang w:val="ar_AE" w:bidi="ar_AE"/>
+        </w:rPr>
+      </w:r>
+      <w:r>
+        <w:rPr>
+          <w:vertAlign w:val="superscript"/>
+          <w:rtl/>
+          <w:cs/>
           <w:lang w:val="ar_AE" w:bidi="ar_AE"/>
         </w:rPr>
         <w:t>20</w:t>
       </w:r>
       <w:r>
         <w:rPr>
+          <w:rtl/>
+          <w:cs/>
           <w:lang w:val="ar_AE" w:bidi="ar_AE"/>
         </w:rPr>
         <w:t xml:space="preserve"> وَأَنْ يُصَالِحَ بِهِ كُلَّ شَيْءٍ مَعَ نَفْسِهِ، إِذْ أَحَلَّ السَّلامَ بِدَمِهِ عَلَى الصَّلِيبِ، فَبِهِ يُصَالَحُ كُلُّ شَيْءٍ، سَوَاءٌ مَا كَانَ عَلَى الأَرْضِ أَوْ مَا فِي السَّمَاوَاتِ.</w:t>
       </w:r>
-      <w:r>
-        <w:rPr>
-          <w:lang w:val="ar_AE" w:bidi="ar_AE"/>
-        </w:rPr>
-      </w:r>
-      <w:r>
-        <w:rPr>
-          <w:lang w:val="ar_AE" w:bidi="ar_AE"/>
-        </w:rPr>
-      </w:r>
-    </w:p>
-    <w:p>
-      <w:pPr>
-        <w:bidi/>
-      </w:pPr>
-      <w:r>
-        <w:rPr>
-          <w:lang w:val="ar_AE" w:bidi="ar_AE"/>
-        </w:rPr>
-      </w:r>
-    </w:p>
-    <w:p>
-      <w:pPr>
-        <w:bidi/>
-      </w:pPr>
-      <w:r>
-        <w:rPr>
-          <w:lang w:val="ar_AE" w:bidi="ar_AE"/>
-        </w:rPr>
-      </w:r>
-      <w:r>
-        <w:rPr>
-          <w:vertAlign w:val="superscript"/>
+    </w:p>
+    <w:p>
+      <w:pPr>
+        <w:bidi/>
+      </w:pPr>
+      <w:r>
+        <w:rPr>
+          <w:rtl/>
+          <w:cs/>
+          <w:lang w:val="ar_AE" w:bidi="ar_AE"/>
+        </w:rPr>
+      </w:r>
+      <w:r>
+        <w:rPr>
+          <w:vertAlign w:val="superscript"/>
+          <w:rtl/>
+          <w:cs/>
           <w:lang w:val="ar_AE" w:bidi="ar_AE"/>
         </w:rPr>
         <w:t>21</w:t>
       </w:r>
       <w:r>
         <w:rPr>
+          <w:rtl/>
+          <w:cs/>
           <w:lang w:val="ar_AE" w:bidi="ar_AE"/>
         </w:rPr>
         <w:t xml:space="preserve"> وَأَنْتُمْ، يَا مَنْ كُنْتُمْ فِي الْمَاضِي أَجَانِبَ وَأَعْدَاءَ فِي الْفِكْرِ، بِأَعْمَالِكُمُ الشِّرِّيرَةِ،</w:t>
       </w:r>
-      <w:r>
-        <w:rPr>
-          <w:lang w:val="ar_AE" w:bidi="ar_AE"/>
-        </w:rPr>
-      </w:r>
-      <w:r>
-        <w:rPr>
-          <w:lang w:val="ar_AE" w:bidi="ar_AE"/>
-        </w:rPr>
-      </w:r>
-    </w:p>
-    <w:p>
-      <w:pPr>
-        <w:bidi/>
-      </w:pPr>
-      <w:r>
-        <w:rPr>
-          <w:lang w:val="ar_AE" w:bidi="ar_AE"/>
-        </w:rPr>
-      </w:r>
-    </w:p>
-    <w:p>
-      <w:pPr>
-        <w:bidi/>
-      </w:pPr>
-      <w:r>
-        <w:rPr>
-          <w:lang w:val="ar_AE" w:bidi="ar_AE"/>
-        </w:rPr>
-      </w:r>
-      <w:r>
-        <w:rPr>
-          <w:vertAlign w:val="superscript"/>
+    </w:p>
+    <w:p>
+      <w:pPr>
+        <w:bidi/>
+      </w:pPr>
+      <w:r>
+        <w:rPr>
+          <w:rtl/>
+          <w:cs/>
+          <w:lang w:val="ar_AE" w:bidi="ar_AE"/>
+        </w:rPr>
+      </w:r>
+      <w:r>
+        <w:rPr>
+          <w:vertAlign w:val="superscript"/>
+          <w:rtl/>
+          <w:cs/>
           <w:lang w:val="ar_AE" w:bidi="ar_AE"/>
         </w:rPr>
         <w:t>22</w:t>
       </w:r>
       <w:r>
         <w:rPr>
+          <w:rtl/>
+          <w:cs/>
           <w:lang w:val="ar_AE" w:bidi="ar_AE"/>
         </w:rPr>
         <w:t xml:space="preserve"> قَدْ صَالَحَكُمُ الآنَ فِي جَسَدِ بَشَرِيَّةِ (ابْنِهِ) بِالْمَوْتِ. وَذَلِكَ لِكَيْ يُحْضِرَكُمْ فَتَمْثُلُوا أَمَامَهُ وَأَنْتُمْ قِدِّيسُونَ بِلا ذَنْبٍ وَلا لَوْمٍ.</w:t>
       </w:r>
-      <w:r>
-        <w:rPr>
-          <w:lang w:val="ar_AE" w:bidi="ar_AE"/>
-        </w:rPr>
-      </w:r>
-      <w:r>
-        <w:rPr>
-          <w:lang w:val="ar_AE" w:bidi="ar_AE"/>
-        </w:rPr>
-      </w:r>
-    </w:p>
-    <w:p>
-      <w:pPr>
-        <w:bidi/>
-      </w:pPr>
-      <w:r>
-        <w:rPr>
-          <w:lang w:val="ar_AE" w:bidi="ar_AE"/>
-        </w:rPr>
-      </w:r>
-    </w:p>
-    <w:p>
-      <w:pPr>
-        <w:bidi/>
-      </w:pPr>
-      <w:r>
-        <w:rPr>
-          <w:lang w:val="ar_AE" w:bidi="ar_AE"/>
-        </w:rPr>
-      </w:r>
-      <w:r>
-        <w:rPr>
-          <w:vertAlign w:val="superscript"/>
+    </w:p>
+    <w:p>
+      <w:pPr>
+        <w:bidi/>
+      </w:pPr>
+      <w:r>
+        <w:rPr>
+          <w:rtl/>
+          <w:cs/>
+          <w:lang w:val="ar_AE" w:bidi="ar_AE"/>
+        </w:rPr>
+      </w:r>
+      <w:r>
+        <w:rPr>
+          <w:vertAlign w:val="superscript"/>
+          <w:rtl/>
+          <w:cs/>
           <w:lang w:val="ar_AE" w:bidi="ar_AE"/>
         </w:rPr>
         <w:t>23</w:t>
       </w:r>
       <w:r>
         <w:rPr>
+          <w:rtl/>
+          <w:cs/>
           <w:lang w:val="ar_AE" w:bidi="ar_AE"/>
         </w:rPr>
         <w:t xml:space="preserve"> عَلَى أَنْ تَثْبُتُوا فِعْلاً فِي الإِيمَانِ، مُؤَسَّسِينَ وَرَاسِخِينَ وَغَيْرَ مُتَحَوِّلِينَ عَنْ رَجَاءِ الإِنْجِيلِ الَّذِي سَمِعْتُمُوهُ، الَّذِي بُشِّرَ بِهِ لِلْخَلِيقَةِ كُلِّهَا تَحْتَ السَّمَاءِ، وَلَهُ صِرْتُ أَنَا بُولُسَ خَادِماً.</w:t>
       </w:r>
-      <w:r>
-        <w:rPr>
-          <w:lang w:val="ar_AE" w:bidi="ar_AE"/>
-        </w:rPr>
-      </w:r>
-      <w:r>
-        <w:rPr>
-          <w:lang w:val="ar_AE" w:bidi="ar_AE"/>
-        </w:rPr>
-      </w:r>
-    </w:p>
-    <w:p>
-      <w:pPr>
-        <w:bidi/>
-      </w:pPr>
-      <w:r>
-        <w:rPr>
-          <w:lang w:val="ar_AE" w:bidi="ar_AE"/>
-        </w:rPr>
-      </w:r>
-    </w:p>
-    <w:p>
-      <w:pPr>
-        <w:bidi/>
-      </w:pPr>
-      <w:r>
-        <w:rPr>
-          <w:lang w:val="ar_AE" w:bidi="ar_AE"/>
-        </w:rPr>
-      </w:r>
-      <w:r>
-        <w:rPr>
-          <w:vertAlign w:val="superscript"/>
+    </w:p>
+    <w:p>
+      <w:pPr>
+        <w:bidi/>
+      </w:pPr>
+      <w:r>
+        <w:rPr>
+          <w:rtl/>
+          <w:cs/>
+          <w:lang w:val="ar_AE" w:bidi="ar_AE"/>
+        </w:rPr>
+      </w:r>
+      <w:r>
+        <w:rPr>
+          <w:vertAlign w:val="superscript"/>
+          <w:rtl/>
+          <w:cs/>
           <w:lang w:val="ar_AE" w:bidi="ar_AE"/>
         </w:rPr>
         <w:t>24</w:t>
       </w:r>
       <w:r>
         <w:rPr>
+          <w:rtl/>
+          <w:cs/>
           <w:lang w:val="ar_AE" w:bidi="ar_AE"/>
         </w:rPr>
         <w:t xml:space="preserve"> وَالآنَ أَنَا أَفْرَحُ فِي الآلامِ الَّتِي أُقَاسِيهَا لأَجْلِكُمْ، وَأُتَمِّمُ فِي جَسَدِي مَا نَقَصَ مِنْ ضِيقَاتِ الْمَسِيحِ لأَجْلِ جَسَدِهِ الَّذِي هُوَ الْكَنِيسَةُ،</w:t>
       </w:r>
-      <w:r>
-        <w:rPr>
-          <w:lang w:val="ar_AE" w:bidi="ar_AE"/>
-        </w:rPr>
-      </w:r>
-      <w:r>
-        <w:rPr>
-          <w:lang w:val="ar_AE" w:bidi="ar_AE"/>
-        </w:rPr>
-      </w:r>
-    </w:p>
-    <w:p>
-      <w:pPr>
-        <w:bidi/>
-      </w:pPr>
-      <w:r>
-        <w:rPr>
-          <w:lang w:val="ar_AE" w:bidi="ar_AE"/>
-        </w:rPr>
-      </w:r>
-    </w:p>
-    <w:p>
-      <w:pPr>
-        <w:bidi/>
-      </w:pPr>
-      <w:r>
-        <w:rPr>
-          <w:lang w:val="ar_AE" w:bidi="ar_AE"/>
-        </w:rPr>
-      </w:r>
-      <w:r>
-        <w:rPr>
-          <w:vertAlign w:val="superscript"/>
+    </w:p>
+    <w:p>
+      <w:pPr>
+        <w:bidi/>
+      </w:pPr>
+      <w:r>
+        <w:rPr>
+          <w:rtl/>
+          <w:cs/>
+          <w:lang w:val="ar_AE" w:bidi="ar_AE"/>
+        </w:rPr>
+      </w:r>
+      <w:r>
+        <w:rPr>
+          <w:vertAlign w:val="superscript"/>
+          <w:rtl/>
+          <w:cs/>
           <w:lang w:val="ar_AE" w:bidi="ar_AE"/>
         </w:rPr>
         <w:t>25</w:t>
       </w:r>
       <w:r>
         <w:rPr>
+          <w:rtl/>
+          <w:cs/>
           <w:lang w:val="ar_AE" w:bidi="ar_AE"/>
         </w:rPr>
         <w:t xml:space="preserve"> وَلَهَا قَدْ صِرْتُ أَنَا خَادِماً بِمُوجِبِ تَدْبِيرِ اللهِ الْمَوْهُوبِ لِي مِنْ أَجْلِكُمْ، وَهُوَ أَنْ أُتَمِّمَ كَلِمَةَ اللهِ، بِإِعْلانِ</w:t>
       </w:r>
-      <w:r>
-        <w:rPr>
-          <w:lang w:val="ar_AE" w:bidi="ar_AE"/>
-        </w:rPr>
-      </w:r>
-      <w:r>
-        <w:rPr>
-          <w:lang w:val="ar_AE" w:bidi="ar_AE"/>
-        </w:rPr>
-      </w:r>
-    </w:p>
-    <w:p>
-      <w:pPr>
-        <w:bidi/>
-      </w:pPr>
-      <w:r>
-        <w:rPr>
-          <w:lang w:val="ar_AE" w:bidi="ar_AE"/>
-        </w:rPr>
-      </w:r>
-    </w:p>
-    <w:p>
-      <w:pPr>
-        <w:bidi/>
-      </w:pPr>
-      <w:r>
-        <w:rPr>
-          <w:lang w:val="ar_AE" w:bidi="ar_AE"/>
-        </w:rPr>
-      </w:r>
-      <w:r>
-        <w:rPr>
-          <w:vertAlign w:val="superscript"/>
+    </w:p>
+    <w:p>
+      <w:pPr>
+        <w:bidi/>
+      </w:pPr>
+      <w:r>
+        <w:rPr>
+          <w:rtl/>
+          <w:cs/>
+          <w:lang w:val="ar_AE" w:bidi="ar_AE"/>
+        </w:rPr>
+      </w:r>
+      <w:r>
+        <w:rPr>
+          <w:vertAlign w:val="superscript"/>
+          <w:rtl/>
+          <w:cs/>
           <w:lang w:val="ar_AE" w:bidi="ar_AE"/>
         </w:rPr>
         <w:t>26</w:t>
       </w:r>
       <w:r>
         <w:rPr>
+          <w:rtl/>
+          <w:cs/>
           <w:lang w:val="ar_AE" w:bidi="ar_AE"/>
         </w:rPr>
         <w:t xml:space="preserve"> السِّرِّ الَّذِي كَانَ مَكْتُوماً طَوَالَ الْعُصُورِ وَالأَجْيَالِ، وَلكِنْ كُشِفَ الآنَ لِقِدِّيسِيهِ،</w:t>
       </w:r>
-      <w:r>
-        <w:rPr>
-          <w:lang w:val="ar_AE" w:bidi="ar_AE"/>
-        </w:rPr>
-      </w:r>
-      <w:r>
-        <w:rPr>
-          <w:lang w:val="ar_AE" w:bidi="ar_AE"/>
-        </w:rPr>
-      </w:r>
-    </w:p>
-    <w:p>
-      <w:pPr>
-        <w:bidi/>
-      </w:pPr>
-      <w:r>
-        <w:rPr>
-          <w:lang w:val="ar_AE" w:bidi="ar_AE"/>
-        </w:rPr>
-      </w:r>
-    </w:p>
-    <w:p>
-      <w:pPr>
-        <w:bidi/>
-      </w:pPr>
-      <w:r>
-        <w:rPr>
-          <w:lang w:val="ar_AE" w:bidi="ar_AE"/>
-        </w:rPr>
-      </w:r>
-      <w:r>
-        <w:rPr>
-          <w:vertAlign w:val="superscript"/>
+    </w:p>
+    <w:p>
+      <w:pPr>
+        <w:bidi/>
+      </w:pPr>
+      <w:r>
+        <w:rPr>
+          <w:rtl/>
+          <w:cs/>
+          <w:lang w:val="ar_AE" w:bidi="ar_AE"/>
+        </w:rPr>
+      </w:r>
+      <w:r>
+        <w:rPr>
+          <w:vertAlign w:val="superscript"/>
+          <w:rtl/>
+          <w:cs/>
           <w:lang w:val="ar_AE" w:bidi="ar_AE"/>
         </w:rPr>
         <w:t>27</w:t>
       </w:r>
       <w:r>
         <w:rPr>
+          <w:rtl/>
+          <w:cs/>
           <w:lang w:val="ar_AE" w:bidi="ar_AE"/>
         </w:rPr>
         <w:t xml:space="preserve"> الَّذِينَ أَرَادَ اللهُ أَنْ يُعْلِنَ لَهُمْ كَمْ هُوَ غَنِيٌّ مَجْدُ هَذَا السِّرِّ بَيْنَ الأُمَمِ: أَنَّ الْمَسِيحَ فِيكُمْ، وَهُوَ رَجَاءُ الْمَجْدِ؛</w:t>
       </w:r>
-      <w:r>
-        <w:rPr>
-          <w:lang w:val="ar_AE" w:bidi="ar_AE"/>
-        </w:rPr>
-      </w:r>
-      <w:r>
-        <w:rPr>
-          <w:lang w:val="ar_AE" w:bidi="ar_AE"/>
-        </w:rPr>
-      </w:r>
-    </w:p>
-    <w:p>
-      <w:pPr>
-        <w:bidi/>
-      </w:pPr>
-      <w:r>
-        <w:rPr>
-          <w:lang w:val="ar_AE" w:bidi="ar_AE"/>
-        </w:rPr>
-      </w:r>
-    </w:p>
-    <w:p>
-      <w:pPr>
-        <w:bidi/>
-      </w:pPr>
-      <w:r>
-        <w:rPr>
-          <w:lang w:val="ar_AE" w:bidi="ar_AE"/>
-        </w:rPr>
-      </w:r>
-      <w:r>
-        <w:rPr>
-          <w:vertAlign w:val="superscript"/>
+    </w:p>
+    <w:p>
+      <w:pPr>
+        <w:bidi/>
+      </w:pPr>
+      <w:r>
+        <w:rPr>
+          <w:rtl/>
+          <w:cs/>
+          <w:lang w:val="ar_AE" w:bidi="ar_AE"/>
+        </w:rPr>
+      </w:r>
+      <w:r>
+        <w:rPr>
+          <w:vertAlign w:val="superscript"/>
+          <w:rtl/>
+          <w:cs/>
           <w:lang w:val="ar_AE" w:bidi="ar_AE"/>
         </w:rPr>
         <w:t>28</w:t>
       </w:r>
       <w:r>
         <w:rPr>
+          <w:rtl/>
+          <w:cs/>
           <w:lang w:val="ar_AE" w:bidi="ar_AE"/>
         </w:rPr>
         <w:t xml:space="preserve"> هَذَا السِّرُّ نُعْلِنُهُ نَحْنُ، وَاعِظِينَ كُلَّ إِنْسَانٍ، وَمُعَلِّمِينَ كُلَّ إِنْسَانٍ، فِي كُلِّ حِكْمَةٍ، لِكَيْ نُحْضِرَ كُلَّ إِنْسَانٍ كَامِلاً فِي الْمَسِيحِ.</w:t>
       </w:r>
-      <w:r>
-        <w:rPr>
-          <w:lang w:val="ar_AE" w:bidi="ar_AE"/>
-        </w:rPr>
-      </w:r>
-      <w:r>
-        <w:rPr>
-          <w:lang w:val="ar_AE" w:bidi="ar_AE"/>
-        </w:rPr>
-      </w:r>
-    </w:p>
-    <w:p>
-      <w:pPr>
-        <w:bidi/>
-      </w:pPr>
-      <w:r>
-        <w:rPr>
-          <w:lang w:val="ar_AE" w:bidi="ar_AE"/>
-        </w:rPr>
-      </w:r>
-    </w:p>
-    <w:p>
-      <w:pPr>
-        <w:bidi/>
-      </w:pPr>
-      <w:r>
-        <w:rPr>
-          <w:lang w:val="ar_AE" w:bidi="ar_AE"/>
-        </w:rPr>
-      </w:r>
-      <w:r>
-        <w:rPr>
-          <w:vertAlign w:val="superscript"/>
+    </w:p>
+    <w:p>
+      <w:pPr>
+        <w:bidi/>
+      </w:pPr>
+      <w:r>
+        <w:rPr>
+          <w:rtl/>
+          <w:cs/>
+          <w:lang w:val="ar_AE" w:bidi="ar_AE"/>
+        </w:rPr>
+      </w:r>
+      <w:r>
+        <w:rPr>
+          <w:vertAlign w:val="superscript"/>
+          <w:rtl/>
+          <w:cs/>
           <w:lang w:val="ar_AE" w:bidi="ar_AE"/>
         </w:rPr>
         <w:t>29</w:t>
       </w:r>
       <w:r>
         <w:rPr>
+          <w:rtl/>
+          <w:cs/>
           <w:lang w:val="ar_AE" w:bidi="ar_AE"/>
         </w:rPr>
         <w:t xml:space="preserve"> وَلأَجْلِ هَذَا أَتْعَبُ أَنَا أَيْضاً وَأُجَاهِدُ، بِفَضْلِ قُدْرَتِهِ الْعَامِلَةِ فِيَّ بِقُوَّةٍ.</w:t>
       </w:r>
-      <w:r>
-        <w:rPr>
-          <w:lang w:val="ar_AE" w:bidi="ar_AE"/>
-        </w:rPr>
-      </w:r>
-      <w:r>
-        <w:rPr>
-          <w:lang w:val="ar_AE" w:bidi="ar_AE"/>
-        </w:rPr>
-      </w:r>
-    </w:p>
-    <w:p>
-      <w:pPr>
-        <w:bidi/>
-      </w:pPr>
-      <w:r>
-        <w:rPr>
-          <w:lang w:val="ar_AE" w:bidi="ar_AE"/>
-        </w:rPr>
-      </w:r>
     </w:p>
     <w:p>
       <w:pPr>
@@ -1505,1004 +1098,686 @@
       </w:pPr>
       <w:r>
         <w:rPr>
-          <w:lang w:val="ar_AE" w:bidi="ar_AE"/>
-        </w:rPr>
-        <w:t>Colossians 2:1</w:t>
-      </w:r>
-      <w:r>
-        <w:rPr>
-          <w:lang w:val="ar_AE" w:bidi="ar_AE"/>
-        </w:rPr>
-      </w:r>
-    </w:p>
-    <w:p>
-      <w:pPr>
-        <w:bidi/>
-      </w:pPr>
-      <w:r>
-        <w:rPr>
-          <w:lang w:val="ar_AE" w:bidi="ar_AE"/>
-        </w:rPr>
-      </w:r>
-      <w:r>
-        <w:rPr>
-          <w:vertAlign w:val="superscript"/>
+          <w:rtl/>
+          <w:cs/>
+          <w:lang w:val="ar_AE" w:bidi="ar_AE"/>
+        </w:rPr>
+        <w:t>كولوسي 2:1</w:t>
+      </w:r>
+      <w:r>
+        <w:rPr>
+          <w:rtl/>
+          <w:cs/>
+          <w:lang w:val="ar_AE" w:bidi="ar_AE"/>
+        </w:rPr>
+      </w:r>
+    </w:p>
+    <w:p>
+      <w:pPr>
+        <w:bidi/>
+      </w:pPr>
+      <w:r>
+        <w:rPr>
+          <w:rtl/>
+          <w:cs/>
+          <w:lang w:val="ar_AE" w:bidi="ar_AE"/>
+        </w:rPr>
+      </w:r>
+      <w:r>
+        <w:rPr>
+          <w:vertAlign w:val="superscript"/>
+          <w:rtl/>
+          <w:cs/>
           <w:lang w:val="ar_AE" w:bidi="ar_AE"/>
         </w:rPr>
         <w:t>1</w:t>
       </w:r>
       <w:r>
         <w:rPr>
+          <w:rtl/>
+          <w:cs/>
           <w:lang w:val="ar_AE" w:bidi="ar_AE"/>
         </w:rPr>
         <w:t xml:space="preserve"> فَإِنِّي أُرِيدُ أَنْ تَعْلَمُوا مِقْدَارَ جِهَادِي لأَجْلِكُمْ وَلأَجْلِ الَّذِينَ فِي مَدِينَةِ لاوُدِكِيَّةَ، وَلأَجْلِ جَمِيعِ الَّذِينَ لَا يَعْرِفُونَنِي بِالْوَجْهِ،</w:t>
       </w:r>
-      <w:r>
-        <w:rPr>
-          <w:lang w:val="ar_AE" w:bidi="ar_AE"/>
-        </w:rPr>
-      </w:r>
-      <w:r>
-        <w:rPr>
-          <w:lang w:val="ar_AE" w:bidi="ar_AE"/>
-        </w:rPr>
-      </w:r>
-    </w:p>
-    <w:p>
-      <w:pPr>
-        <w:bidi/>
-      </w:pPr>
-      <w:r>
-        <w:rPr>
-          <w:lang w:val="ar_AE" w:bidi="ar_AE"/>
-        </w:rPr>
-      </w:r>
-    </w:p>
-    <w:p>
-      <w:pPr>
-        <w:bidi/>
-      </w:pPr>
-      <w:r>
-        <w:rPr>
-          <w:lang w:val="ar_AE" w:bidi="ar_AE"/>
-        </w:rPr>
-      </w:r>
-      <w:r>
-        <w:rPr>
-          <w:vertAlign w:val="superscript"/>
+    </w:p>
+    <w:p>
+      <w:pPr>
+        <w:bidi/>
+      </w:pPr>
+      <w:r>
+        <w:rPr>
+          <w:rtl/>
+          <w:cs/>
+          <w:lang w:val="ar_AE" w:bidi="ar_AE"/>
+        </w:rPr>
+      </w:r>
+      <w:r>
+        <w:rPr>
+          <w:vertAlign w:val="superscript"/>
+          <w:rtl/>
+          <w:cs/>
           <w:lang w:val="ar_AE" w:bidi="ar_AE"/>
         </w:rPr>
         <w:t>2</w:t>
       </w:r>
       <w:r>
         <w:rPr>
+          <w:rtl/>
+          <w:cs/>
           <w:lang w:val="ar_AE" w:bidi="ar_AE"/>
         </w:rPr>
         <w:t xml:space="preserve"> بِغَرَضِ أَنْ تَتَشَجَّعَ قُلُوبُهُمْ وَتَكُونَ كُلُّهَا مُتَّحِدَةً فِي الْمَحَبَّةِ، لِبُلُوغِ الإِدْرَاكِ التَّامِّ بِكُلِّ غِنَاهُ، لِمَعْرِفَةِ سِرِّ اللهِ، أَيِ الْمَسِيحِ،</w:t>
       </w:r>
-      <w:r>
-        <w:rPr>
-          <w:lang w:val="ar_AE" w:bidi="ar_AE"/>
-        </w:rPr>
-      </w:r>
-      <w:r>
-        <w:rPr>
-          <w:lang w:val="ar_AE" w:bidi="ar_AE"/>
-        </w:rPr>
-      </w:r>
-    </w:p>
-    <w:p>
-      <w:pPr>
-        <w:bidi/>
-      </w:pPr>
-      <w:r>
-        <w:rPr>
-          <w:lang w:val="ar_AE" w:bidi="ar_AE"/>
-        </w:rPr>
-      </w:r>
-    </w:p>
-    <w:p>
-      <w:pPr>
-        <w:bidi/>
-      </w:pPr>
-      <w:r>
-        <w:rPr>
-          <w:lang w:val="ar_AE" w:bidi="ar_AE"/>
-        </w:rPr>
-      </w:r>
-      <w:r>
-        <w:rPr>
-          <w:vertAlign w:val="superscript"/>
+    </w:p>
+    <w:p>
+      <w:pPr>
+        <w:bidi/>
+      </w:pPr>
+      <w:r>
+        <w:rPr>
+          <w:rtl/>
+          <w:cs/>
+          <w:lang w:val="ar_AE" w:bidi="ar_AE"/>
+        </w:rPr>
+      </w:r>
+      <w:r>
+        <w:rPr>
+          <w:vertAlign w:val="superscript"/>
+          <w:rtl/>
+          <w:cs/>
           <w:lang w:val="ar_AE" w:bidi="ar_AE"/>
         </w:rPr>
         <w:t>3</w:t>
       </w:r>
       <w:r>
         <w:rPr>
+          <w:rtl/>
+          <w:cs/>
           <w:lang w:val="ar_AE" w:bidi="ar_AE"/>
         </w:rPr>
         <w:t xml:space="preserve"> الْمَخْزُونَةِ فِيهِ كُنُوزُ الْحِكْمَةِ وَالْمَعْرِفَةِ كُلُّهَا.</w:t>
       </w:r>
-      <w:r>
-        <w:rPr>
-          <w:lang w:val="ar_AE" w:bidi="ar_AE"/>
-        </w:rPr>
-      </w:r>
-      <w:r>
-        <w:rPr>
-          <w:lang w:val="ar_AE" w:bidi="ar_AE"/>
-        </w:rPr>
-      </w:r>
-    </w:p>
-    <w:p>
-      <w:pPr>
-        <w:bidi/>
-      </w:pPr>
-      <w:r>
-        <w:rPr>
-          <w:lang w:val="ar_AE" w:bidi="ar_AE"/>
-        </w:rPr>
-      </w:r>
-    </w:p>
-    <w:p>
-      <w:pPr>
-        <w:bidi/>
-      </w:pPr>
-      <w:r>
-        <w:rPr>
-          <w:lang w:val="ar_AE" w:bidi="ar_AE"/>
-        </w:rPr>
-      </w:r>
-      <w:r>
-        <w:rPr>
-          <w:vertAlign w:val="superscript"/>
+    </w:p>
+    <w:p>
+      <w:pPr>
+        <w:bidi/>
+      </w:pPr>
+      <w:r>
+        <w:rPr>
+          <w:rtl/>
+          <w:cs/>
+          <w:lang w:val="ar_AE" w:bidi="ar_AE"/>
+        </w:rPr>
+      </w:r>
+      <w:r>
+        <w:rPr>
+          <w:vertAlign w:val="superscript"/>
+          <w:rtl/>
+          <w:cs/>
           <w:lang w:val="ar_AE" w:bidi="ar_AE"/>
         </w:rPr>
         <w:t>4</w:t>
       </w:r>
       <w:r>
         <w:rPr>
+          <w:rtl/>
+          <w:cs/>
           <w:lang w:val="ar_AE" w:bidi="ar_AE"/>
         </w:rPr>
         <w:t xml:space="preserve"> أَقُولُ هَذَا حَتَّى لَا يُضَلِّلَكُمْ أَحَدٌ بِكَلامٍ خَدَّاعٍ.</w:t>
       </w:r>
-      <w:r>
-        <w:rPr>
-          <w:lang w:val="ar_AE" w:bidi="ar_AE"/>
-        </w:rPr>
-      </w:r>
-      <w:r>
-        <w:rPr>
-          <w:lang w:val="ar_AE" w:bidi="ar_AE"/>
-        </w:rPr>
-      </w:r>
-    </w:p>
-    <w:p>
-      <w:pPr>
-        <w:bidi/>
-      </w:pPr>
-      <w:r>
-        <w:rPr>
-          <w:lang w:val="ar_AE" w:bidi="ar_AE"/>
-        </w:rPr>
-      </w:r>
-    </w:p>
-    <w:p>
-      <w:pPr>
-        <w:bidi/>
-      </w:pPr>
-      <w:r>
-        <w:rPr>
-          <w:lang w:val="ar_AE" w:bidi="ar_AE"/>
-        </w:rPr>
-      </w:r>
-      <w:r>
-        <w:rPr>
-          <w:vertAlign w:val="superscript"/>
+    </w:p>
+    <w:p>
+      <w:pPr>
+        <w:bidi/>
+      </w:pPr>
+      <w:r>
+        <w:rPr>
+          <w:rtl/>
+          <w:cs/>
+          <w:lang w:val="ar_AE" w:bidi="ar_AE"/>
+        </w:rPr>
+      </w:r>
+      <w:r>
+        <w:rPr>
+          <w:vertAlign w:val="superscript"/>
+          <w:rtl/>
+          <w:cs/>
           <w:lang w:val="ar_AE" w:bidi="ar_AE"/>
         </w:rPr>
         <w:t>5</w:t>
       </w:r>
       <w:r>
         <w:rPr>
+          <w:rtl/>
+          <w:cs/>
           <w:lang w:val="ar_AE" w:bidi="ar_AE"/>
         </w:rPr>
         <w:t xml:space="preserve"> فَمَعَ أَنِّي فِي الْجَسَدِ غَائِبٌ، إِلّا أَنِّي فِي الرُّوحِ حَاضِرٌ مَعَكُمْ، أَفْرَحُ إِذْ أُشَاهِدُ تَرْتِيبَكُمْ وَثَبَاتَكُمْ فِي الإِيمَانِ بِالْمَسِيحِ.</w:t>
       </w:r>
-      <w:r>
-        <w:rPr>
-          <w:lang w:val="ar_AE" w:bidi="ar_AE"/>
-        </w:rPr>
-      </w:r>
-      <w:r>
-        <w:rPr>
-          <w:lang w:val="ar_AE" w:bidi="ar_AE"/>
-        </w:rPr>
-      </w:r>
-    </w:p>
-    <w:p>
-      <w:pPr>
-        <w:bidi/>
-      </w:pPr>
-      <w:r>
-        <w:rPr>
-          <w:lang w:val="ar_AE" w:bidi="ar_AE"/>
-        </w:rPr>
-      </w:r>
-    </w:p>
-    <w:p>
-      <w:pPr>
-        <w:bidi/>
-      </w:pPr>
-      <w:r>
-        <w:rPr>
-          <w:lang w:val="ar_AE" w:bidi="ar_AE"/>
-        </w:rPr>
-      </w:r>
-      <w:r>
-        <w:rPr>
-          <w:vertAlign w:val="superscript"/>
+    </w:p>
+    <w:p>
+      <w:pPr>
+        <w:bidi/>
+      </w:pPr>
+      <w:r>
+        <w:rPr>
+          <w:rtl/>
+          <w:cs/>
+          <w:lang w:val="ar_AE" w:bidi="ar_AE"/>
+        </w:rPr>
+      </w:r>
+      <w:r>
+        <w:rPr>
+          <w:vertAlign w:val="superscript"/>
+          <w:rtl/>
+          <w:cs/>
           <w:lang w:val="ar_AE" w:bidi="ar_AE"/>
         </w:rPr>
         <w:t>6</w:t>
       </w:r>
       <w:r>
         <w:rPr>
+          <w:rtl/>
+          <w:cs/>
           <w:lang w:val="ar_AE" w:bidi="ar_AE"/>
         </w:rPr>
         <w:t xml:space="preserve"> فَمِثْلَمَا قَبِلْتُمُ الْمَسِيحَ يَسُوعَ الرَّبَّ، فَفِيهِ اسْلُكُوا</w:t>
       </w:r>
-      <w:r>
-        <w:rPr>
-          <w:lang w:val="ar_AE" w:bidi="ar_AE"/>
-        </w:rPr>
-      </w:r>
-      <w:r>
-        <w:rPr>
-          <w:lang w:val="ar_AE" w:bidi="ar_AE"/>
-        </w:rPr>
-      </w:r>
-    </w:p>
-    <w:p>
-      <w:pPr>
-        <w:bidi/>
-      </w:pPr>
-      <w:r>
-        <w:rPr>
-          <w:lang w:val="ar_AE" w:bidi="ar_AE"/>
-        </w:rPr>
-      </w:r>
-    </w:p>
-    <w:p>
-      <w:pPr>
-        <w:bidi/>
-      </w:pPr>
-      <w:r>
-        <w:rPr>
-          <w:lang w:val="ar_AE" w:bidi="ar_AE"/>
-        </w:rPr>
-      </w:r>
-      <w:r>
-        <w:rPr>
-          <w:vertAlign w:val="superscript"/>
+    </w:p>
+    <w:p>
+      <w:pPr>
+        <w:bidi/>
+      </w:pPr>
+      <w:r>
+        <w:rPr>
+          <w:rtl/>
+          <w:cs/>
+          <w:lang w:val="ar_AE" w:bidi="ar_AE"/>
+        </w:rPr>
+      </w:r>
+      <w:r>
+        <w:rPr>
+          <w:vertAlign w:val="superscript"/>
+          <w:rtl/>
+          <w:cs/>
           <w:lang w:val="ar_AE" w:bidi="ar_AE"/>
         </w:rPr>
         <w:t>7</w:t>
       </w:r>
       <w:r>
         <w:rPr>
+          <w:rtl/>
+          <w:cs/>
           <w:lang w:val="ar_AE" w:bidi="ar_AE"/>
         </w:rPr>
         <w:t xml:space="preserve"> وَأَنْتُمْ مُتَأَصِّلُونَ وَمَبْنِيُّونَ فِيهِ وَرَاسِخُونَ فِي الإِيمَانِ الْمُوَافِقِ لِمَا تَعَلَّمْتُمْ وَفَائِضُونَ بِالشُّكْرِ.</w:t>
       </w:r>
-      <w:r>
-        <w:rPr>
-          <w:lang w:val="ar_AE" w:bidi="ar_AE"/>
-        </w:rPr>
-      </w:r>
-      <w:r>
-        <w:rPr>
-          <w:lang w:val="ar_AE" w:bidi="ar_AE"/>
-        </w:rPr>
-      </w:r>
-    </w:p>
-    <w:p>
-      <w:pPr>
-        <w:bidi/>
-      </w:pPr>
-      <w:r>
-        <w:rPr>
-          <w:lang w:val="ar_AE" w:bidi="ar_AE"/>
-        </w:rPr>
-      </w:r>
-    </w:p>
-    <w:p>
-      <w:pPr>
-        <w:bidi/>
-      </w:pPr>
-      <w:r>
-        <w:rPr>
-          <w:lang w:val="ar_AE" w:bidi="ar_AE"/>
-        </w:rPr>
-      </w:r>
-      <w:r>
-        <w:rPr>
-          <w:vertAlign w:val="superscript"/>
+    </w:p>
+    <w:p>
+      <w:pPr>
+        <w:bidi/>
+      </w:pPr>
+      <w:r>
+        <w:rPr>
+          <w:rtl/>
+          <w:cs/>
+          <w:lang w:val="ar_AE" w:bidi="ar_AE"/>
+        </w:rPr>
+      </w:r>
+      <w:r>
+        <w:rPr>
+          <w:vertAlign w:val="superscript"/>
+          <w:rtl/>
+          <w:cs/>
           <w:lang w:val="ar_AE" w:bidi="ar_AE"/>
         </w:rPr>
         <w:t>8</w:t>
       </w:r>
       <w:r>
         <w:rPr>
+          <w:rtl/>
+          <w:cs/>
           <w:lang w:val="ar_AE" w:bidi="ar_AE"/>
         </w:rPr>
         <w:t xml:space="preserve"> احْذَرُوا أَنْ يُوقِعَكُمْ أَحَدٌ فَرِيسَةً بِالْفَلْسَفَةِ وَالْغُرُورِ الْبَاطِلِ، عَمَلاً بِتَقَالِيدِ النَّاسِ وَأَرْكَانِ الْعَالَمِ؛ مِمَّا لَا يُوَافِقُ الْمَسِيحَ.</w:t>
       </w:r>
-      <w:r>
-        <w:rPr>
-          <w:lang w:val="ar_AE" w:bidi="ar_AE"/>
-        </w:rPr>
-      </w:r>
-      <w:r>
-        <w:rPr>
-          <w:lang w:val="ar_AE" w:bidi="ar_AE"/>
-        </w:rPr>
-      </w:r>
-    </w:p>
-    <w:p>
-      <w:pPr>
-        <w:bidi/>
-      </w:pPr>
-      <w:r>
-        <w:rPr>
-          <w:lang w:val="ar_AE" w:bidi="ar_AE"/>
-        </w:rPr>
-      </w:r>
-    </w:p>
-    <w:p>
-      <w:pPr>
-        <w:bidi/>
-      </w:pPr>
-      <w:r>
-        <w:rPr>
-          <w:lang w:val="ar_AE" w:bidi="ar_AE"/>
-        </w:rPr>
-      </w:r>
-      <w:r>
-        <w:rPr>
-          <w:vertAlign w:val="superscript"/>
+    </w:p>
+    <w:p>
+      <w:pPr>
+        <w:bidi/>
+      </w:pPr>
+      <w:r>
+        <w:rPr>
+          <w:rtl/>
+          <w:cs/>
+          <w:lang w:val="ar_AE" w:bidi="ar_AE"/>
+        </w:rPr>
+      </w:r>
+      <w:r>
+        <w:rPr>
+          <w:vertAlign w:val="superscript"/>
+          <w:rtl/>
+          <w:cs/>
           <w:lang w:val="ar_AE" w:bidi="ar_AE"/>
         </w:rPr>
         <w:t>9</w:t>
       </w:r>
       <w:r>
         <w:rPr>
+          <w:rtl/>
+          <w:cs/>
           <w:lang w:val="ar_AE" w:bidi="ar_AE"/>
         </w:rPr>
         <w:t xml:space="preserve"> فَفِيهِ، جَسَدِيًّا، يَحِلُّ اللهُ بِكُلِّ مِلْئِهِ،</w:t>
       </w:r>
-      <w:r>
-        <w:rPr>
-          <w:lang w:val="ar_AE" w:bidi="ar_AE"/>
-        </w:rPr>
-      </w:r>
-      <w:r>
-        <w:rPr>
-          <w:lang w:val="ar_AE" w:bidi="ar_AE"/>
-        </w:rPr>
-      </w:r>
-    </w:p>
-    <w:p>
-      <w:pPr>
-        <w:bidi/>
-      </w:pPr>
-      <w:r>
-        <w:rPr>
-          <w:lang w:val="ar_AE" w:bidi="ar_AE"/>
-        </w:rPr>
-      </w:r>
-    </w:p>
-    <w:p>
-      <w:pPr>
-        <w:bidi/>
-      </w:pPr>
-      <w:r>
-        <w:rPr>
-          <w:lang w:val="ar_AE" w:bidi="ar_AE"/>
-        </w:rPr>
-      </w:r>
-      <w:r>
-        <w:rPr>
-          <w:vertAlign w:val="superscript"/>
+    </w:p>
+    <w:p>
+      <w:pPr>
+        <w:bidi/>
+      </w:pPr>
+      <w:r>
+        <w:rPr>
+          <w:rtl/>
+          <w:cs/>
+          <w:lang w:val="ar_AE" w:bidi="ar_AE"/>
+        </w:rPr>
+      </w:r>
+      <w:r>
+        <w:rPr>
+          <w:vertAlign w:val="superscript"/>
+          <w:rtl/>
+          <w:cs/>
           <w:lang w:val="ar_AE" w:bidi="ar_AE"/>
         </w:rPr>
         <w:t>10</w:t>
       </w:r>
       <w:r>
         <w:rPr>
+          <w:rtl/>
+          <w:cs/>
           <w:lang w:val="ar_AE" w:bidi="ar_AE"/>
         </w:rPr>
         <w:t xml:space="preserve"> وَأَنْتُمْ مُكَمَّلُونَ فِيهِ. فَهُوَ رَأْسُ كُلِّ رَئَاسَةٍ وَسُلْطَةٍ؛</w:t>
       </w:r>
-      <w:r>
-        <w:rPr>
-          <w:lang w:val="ar_AE" w:bidi="ar_AE"/>
-        </w:rPr>
-      </w:r>
-      <w:r>
-        <w:rPr>
-          <w:lang w:val="ar_AE" w:bidi="ar_AE"/>
-        </w:rPr>
-      </w:r>
-    </w:p>
-    <w:p>
-      <w:pPr>
-        <w:bidi/>
-      </w:pPr>
-      <w:r>
-        <w:rPr>
-          <w:lang w:val="ar_AE" w:bidi="ar_AE"/>
-        </w:rPr>
-      </w:r>
-    </w:p>
-    <w:p>
-      <w:pPr>
-        <w:bidi/>
-      </w:pPr>
-      <w:r>
-        <w:rPr>
-          <w:lang w:val="ar_AE" w:bidi="ar_AE"/>
-        </w:rPr>
-      </w:r>
-      <w:r>
-        <w:rPr>
-          <w:vertAlign w:val="superscript"/>
+    </w:p>
+    <w:p>
+      <w:pPr>
+        <w:bidi/>
+      </w:pPr>
+      <w:r>
+        <w:rPr>
+          <w:rtl/>
+          <w:cs/>
+          <w:lang w:val="ar_AE" w:bidi="ar_AE"/>
+        </w:rPr>
+      </w:r>
+      <w:r>
+        <w:rPr>
+          <w:vertAlign w:val="superscript"/>
+          <w:rtl/>
+          <w:cs/>
           <w:lang w:val="ar_AE" w:bidi="ar_AE"/>
         </w:rPr>
         <w:t>11</w:t>
       </w:r>
       <w:r>
         <w:rPr>
+          <w:rtl/>
+          <w:cs/>
           <w:lang w:val="ar_AE" w:bidi="ar_AE"/>
         </w:rPr>
         <w:t xml:space="preserve"> وَفِيهِ أَيْضاً خُتِنْتُمْ أَنْتُمْ خِتَاناً لَمْ تُجْرِهِ الأَيْدِي، إِذْ نُزِعَ عَنْكُمْ جَسَدُ الْخَطَايَا الْبَشَرِيُّ وَهَذَا هُوَ خِتَانُ الْمَسِيحِ:</w:t>
       </w:r>
-      <w:r>
-        <w:rPr>
-          <w:lang w:val="ar_AE" w:bidi="ar_AE"/>
-        </w:rPr>
-      </w:r>
-      <w:r>
-        <w:rPr>
-          <w:lang w:val="ar_AE" w:bidi="ar_AE"/>
-        </w:rPr>
-      </w:r>
-    </w:p>
-    <w:p>
-      <w:pPr>
-        <w:bidi/>
-      </w:pPr>
-      <w:r>
-        <w:rPr>
-          <w:lang w:val="ar_AE" w:bidi="ar_AE"/>
-        </w:rPr>
-      </w:r>
-    </w:p>
-    <w:p>
-      <w:pPr>
-        <w:bidi/>
-      </w:pPr>
-      <w:r>
-        <w:rPr>
-          <w:lang w:val="ar_AE" w:bidi="ar_AE"/>
-        </w:rPr>
-      </w:r>
-      <w:r>
-        <w:rPr>
-          <w:vertAlign w:val="superscript"/>
+    </w:p>
+    <w:p>
+      <w:pPr>
+        <w:bidi/>
+      </w:pPr>
+      <w:r>
+        <w:rPr>
+          <w:rtl/>
+          <w:cs/>
+          <w:lang w:val="ar_AE" w:bidi="ar_AE"/>
+        </w:rPr>
+      </w:r>
+      <w:r>
+        <w:rPr>
+          <w:vertAlign w:val="superscript"/>
+          <w:rtl/>
+          <w:cs/>
           <w:lang w:val="ar_AE" w:bidi="ar_AE"/>
         </w:rPr>
         <w:t>12</w:t>
       </w:r>
       <w:r>
         <w:rPr>
+          <w:rtl/>
+          <w:cs/>
           <w:lang w:val="ar_AE" w:bidi="ar_AE"/>
         </w:rPr>
         <w:t xml:space="preserve"> فَقَدْ دُفِنْتُمْ مَعَهُ فِي الْمَعْمُودِيَّةِ، وَفِيهَا أَيْضاً أُقِمْتُمْ مَعَهُ، عَنْ طَرِيقِ إِيمَانِكُمْ بِقُدْرَةِ اللهِ الَّذِي أَقَامَهُ مِنْ بَيْنِ الأَمْوَاتِ.</w:t>
       </w:r>
-      <w:r>
-        <w:rPr>
-          <w:lang w:val="ar_AE" w:bidi="ar_AE"/>
-        </w:rPr>
-      </w:r>
-      <w:r>
-        <w:rPr>
-          <w:lang w:val="ar_AE" w:bidi="ar_AE"/>
-        </w:rPr>
-      </w:r>
-    </w:p>
-    <w:p>
-      <w:pPr>
-        <w:bidi/>
-      </w:pPr>
-      <w:r>
-        <w:rPr>
-          <w:lang w:val="ar_AE" w:bidi="ar_AE"/>
-        </w:rPr>
-      </w:r>
-    </w:p>
-    <w:p>
-      <w:pPr>
-        <w:bidi/>
-      </w:pPr>
-      <w:r>
-        <w:rPr>
-          <w:lang w:val="ar_AE" w:bidi="ar_AE"/>
-        </w:rPr>
-      </w:r>
-      <w:r>
-        <w:rPr>
-          <w:vertAlign w:val="superscript"/>
+    </w:p>
+    <w:p>
+      <w:pPr>
+        <w:bidi/>
+      </w:pPr>
+      <w:r>
+        <w:rPr>
+          <w:rtl/>
+          <w:cs/>
+          <w:lang w:val="ar_AE" w:bidi="ar_AE"/>
+        </w:rPr>
+      </w:r>
+      <w:r>
+        <w:rPr>
+          <w:vertAlign w:val="superscript"/>
+          <w:rtl/>
+          <w:cs/>
           <w:lang w:val="ar_AE" w:bidi="ar_AE"/>
         </w:rPr>
         <w:t>13</w:t>
       </w:r>
       <w:r>
         <w:rPr>
+          <w:rtl/>
+          <w:cs/>
           <w:lang w:val="ar_AE" w:bidi="ar_AE"/>
         </w:rPr>
         <w:t xml:space="preserve"> فَأَنْتُمْ، إِذْ كُنْتُمْ أَمْوَاتاً فِي الْخَطَايَا وَعَدَمِ خِتَانِكُمُ الْجَسَدِيِّ، أَحْيَاكُمْ جَمِيعاً مَعَهُ؛ مُسَامِحاً لَنَا جَمِيعاً بِالْخَطَايَا كُلِّهَا.</w:t>
       </w:r>
-      <w:r>
-        <w:rPr>
-          <w:lang w:val="ar_AE" w:bidi="ar_AE"/>
-        </w:rPr>
-      </w:r>
-      <w:r>
-        <w:rPr>
-          <w:lang w:val="ar_AE" w:bidi="ar_AE"/>
-        </w:rPr>
-      </w:r>
-    </w:p>
-    <w:p>
-      <w:pPr>
-        <w:bidi/>
-      </w:pPr>
-      <w:r>
-        <w:rPr>
-          <w:lang w:val="ar_AE" w:bidi="ar_AE"/>
-        </w:rPr>
-      </w:r>
-    </w:p>
-    <w:p>
-      <w:pPr>
-        <w:bidi/>
-      </w:pPr>
-      <w:r>
-        <w:rPr>
-          <w:lang w:val="ar_AE" w:bidi="ar_AE"/>
-        </w:rPr>
-      </w:r>
-      <w:r>
-        <w:rPr>
-          <w:vertAlign w:val="superscript"/>
+    </w:p>
+    <w:p>
+      <w:pPr>
+        <w:bidi/>
+      </w:pPr>
+      <w:r>
+        <w:rPr>
+          <w:rtl/>
+          <w:cs/>
+          <w:lang w:val="ar_AE" w:bidi="ar_AE"/>
+        </w:rPr>
+      </w:r>
+      <w:r>
+        <w:rPr>
+          <w:vertAlign w:val="superscript"/>
+          <w:rtl/>
+          <w:cs/>
           <w:lang w:val="ar_AE" w:bidi="ar_AE"/>
         </w:rPr>
         <w:t>14</w:t>
       </w:r>
       <w:r>
         <w:rPr>
+          <w:rtl/>
+          <w:cs/>
           <w:lang w:val="ar_AE" w:bidi="ar_AE"/>
         </w:rPr>
         <w:t xml:space="preserve"> إِذْ قَدْ مَحَا صَكَّ الْفَرَائِضِ الْمَكْتُوبَ عَلَيْنَا وَالْمُنَاقِضَ لِمَصْلَحَتِنَا، بَلْ إِنَّهُ قَدْ أَزَالَهُ مِنَ الْوَسَطِ، مُسَمِّراً إِيَّاهُ عَلَى الصَّلِيبِ.</w:t>
       </w:r>
-      <w:r>
-        <w:rPr>
-          <w:lang w:val="ar_AE" w:bidi="ar_AE"/>
-        </w:rPr>
-      </w:r>
-      <w:r>
-        <w:rPr>
-          <w:lang w:val="ar_AE" w:bidi="ar_AE"/>
-        </w:rPr>
-      </w:r>
-    </w:p>
-    <w:p>
-      <w:pPr>
-        <w:bidi/>
-      </w:pPr>
-      <w:r>
-        <w:rPr>
-          <w:lang w:val="ar_AE" w:bidi="ar_AE"/>
-        </w:rPr>
-      </w:r>
-    </w:p>
-    <w:p>
-      <w:pPr>
-        <w:bidi/>
-      </w:pPr>
-      <w:r>
-        <w:rPr>
-          <w:lang w:val="ar_AE" w:bidi="ar_AE"/>
-        </w:rPr>
-      </w:r>
-      <w:r>
-        <w:rPr>
-          <w:vertAlign w:val="superscript"/>
+    </w:p>
+    <w:p>
+      <w:pPr>
+        <w:bidi/>
+      </w:pPr>
+      <w:r>
+        <w:rPr>
+          <w:rtl/>
+          <w:cs/>
+          <w:lang w:val="ar_AE" w:bidi="ar_AE"/>
+        </w:rPr>
+      </w:r>
+      <w:r>
+        <w:rPr>
+          <w:vertAlign w:val="superscript"/>
+          <w:rtl/>
+          <w:cs/>
           <w:lang w:val="ar_AE" w:bidi="ar_AE"/>
         </w:rPr>
         <w:t>15</w:t>
       </w:r>
       <w:r>
         <w:rPr>
+          <w:rtl/>
+          <w:cs/>
           <w:lang w:val="ar_AE" w:bidi="ar_AE"/>
         </w:rPr>
         <w:t xml:space="preserve"> وَإِذْ نَزَعَ سِلاحَ الرِّئَاسَاتِ وَالسُّلُطَاتِ، فَضَحَهُمْ جَهَاراً فِيهِ، وَسَاقَهُمْ فِي مَوْكِبِهِ ظَافِراً عَلَيْهِمْ.</w:t>
       </w:r>
-      <w:r>
-        <w:rPr>
-          <w:lang w:val="ar_AE" w:bidi="ar_AE"/>
-        </w:rPr>
-      </w:r>
-      <w:r>
-        <w:rPr>
-          <w:lang w:val="ar_AE" w:bidi="ar_AE"/>
-        </w:rPr>
-      </w:r>
-    </w:p>
-    <w:p>
-      <w:pPr>
-        <w:bidi/>
-      </w:pPr>
-      <w:r>
-        <w:rPr>
-          <w:lang w:val="ar_AE" w:bidi="ar_AE"/>
-        </w:rPr>
-      </w:r>
-    </w:p>
-    <w:p>
-      <w:pPr>
-        <w:bidi/>
-      </w:pPr>
-      <w:r>
-        <w:rPr>
-          <w:lang w:val="ar_AE" w:bidi="ar_AE"/>
-        </w:rPr>
-      </w:r>
-      <w:r>
-        <w:rPr>
-          <w:vertAlign w:val="superscript"/>
+    </w:p>
+    <w:p>
+      <w:pPr>
+        <w:bidi/>
+      </w:pPr>
+      <w:r>
+        <w:rPr>
+          <w:rtl/>
+          <w:cs/>
+          <w:lang w:val="ar_AE" w:bidi="ar_AE"/>
+        </w:rPr>
+      </w:r>
+      <w:r>
+        <w:rPr>
+          <w:vertAlign w:val="superscript"/>
+          <w:rtl/>
+          <w:cs/>
           <w:lang w:val="ar_AE" w:bidi="ar_AE"/>
         </w:rPr>
         <w:t>16</w:t>
       </w:r>
       <w:r>
         <w:rPr>
+          <w:rtl/>
+          <w:cs/>
           <w:lang w:val="ar_AE" w:bidi="ar_AE"/>
         </w:rPr>
         <w:t xml:space="preserve"> فَلا يَحْكُمْ عَلَيْكُمْ أَحَدٌ فِي قَضِيَّةِ الأَكْلِ وَالشُّرْبِ، أَوْ فِي الْقَضَايَا الْمُتَعَلِّقَةِ بِالأَعْيَادِ وَرُؤُوسِ الشُّهُورِ وَالسُّبُوتِ؛</w:t>
       </w:r>
-      <w:r>
-        <w:rPr>
-          <w:lang w:val="ar_AE" w:bidi="ar_AE"/>
-        </w:rPr>
-      </w:r>
-      <w:r>
-        <w:rPr>
-          <w:lang w:val="ar_AE" w:bidi="ar_AE"/>
-        </w:rPr>
-      </w:r>
-    </w:p>
-    <w:p>
-      <w:pPr>
-        <w:bidi/>
-      </w:pPr>
-      <w:r>
-        <w:rPr>
-          <w:lang w:val="ar_AE" w:bidi="ar_AE"/>
-        </w:rPr>
-      </w:r>
-    </w:p>
-    <w:p>
-      <w:pPr>
-        <w:bidi/>
-      </w:pPr>
-      <w:r>
-        <w:rPr>
-          <w:lang w:val="ar_AE" w:bidi="ar_AE"/>
-        </w:rPr>
-      </w:r>
-      <w:r>
-        <w:rPr>
-          <w:vertAlign w:val="superscript"/>
+    </w:p>
+    <w:p>
+      <w:pPr>
+        <w:bidi/>
+      </w:pPr>
+      <w:r>
+        <w:rPr>
+          <w:rtl/>
+          <w:cs/>
+          <w:lang w:val="ar_AE" w:bidi="ar_AE"/>
+        </w:rPr>
+      </w:r>
+      <w:r>
+        <w:rPr>
+          <w:vertAlign w:val="superscript"/>
+          <w:rtl/>
+          <w:cs/>
           <w:lang w:val="ar_AE" w:bidi="ar_AE"/>
         </w:rPr>
         <w:t>17</w:t>
       </w:r>
       <w:r>
         <w:rPr>
+          <w:rtl/>
+          <w:cs/>
           <w:lang w:val="ar_AE" w:bidi="ar_AE"/>
         </w:rPr>
         <w:t xml:space="preserve"> فَهَذِهِ كَانَتْ ظِلالاً لِمَا سَيَأْتِي، أَيْ لِلْحَقِيقَةِ الَّتِي هِيَ الْمَسِيحُ.</w:t>
       </w:r>
-      <w:r>
-        <w:rPr>
-          <w:lang w:val="ar_AE" w:bidi="ar_AE"/>
-        </w:rPr>
-      </w:r>
-      <w:r>
-        <w:rPr>
-          <w:lang w:val="ar_AE" w:bidi="ar_AE"/>
-        </w:rPr>
-      </w:r>
-    </w:p>
-    <w:p>
-      <w:pPr>
-        <w:bidi/>
-      </w:pPr>
-      <w:r>
-        <w:rPr>
-          <w:lang w:val="ar_AE" w:bidi="ar_AE"/>
-        </w:rPr>
-      </w:r>
-    </w:p>
-    <w:p>
-      <w:pPr>
-        <w:bidi/>
-      </w:pPr>
-      <w:r>
-        <w:rPr>
-          <w:lang w:val="ar_AE" w:bidi="ar_AE"/>
-        </w:rPr>
-      </w:r>
-      <w:r>
-        <w:rPr>
-          <w:vertAlign w:val="superscript"/>
+    </w:p>
+    <w:p>
+      <w:pPr>
+        <w:bidi/>
+      </w:pPr>
+      <w:r>
+        <w:rPr>
+          <w:rtl/>
+          <w:cs/>
+          <w:lang w:val="ar_AE" w:bidi="ar_AE"/>
+        </w:rPr>
+      </w:r>
+      <w:r>
+        <w:rPr>
+          <w:vertAlign w:val="superscript"/>
+          <w:rtl/>
+          <w:cs/>
           <w:lang w:val="ar_AE" w:bidi="ar_AE"/>
         </w:rPr>
         <w:t>18</w:t>
       </w:r>
       <w:r>
         <w:rPr>
+          <w:rtl/>
+          <w:cs/>
           <w:lang w:val="ar_AE" w:bidi="ar_AE"/>
         </w:rPr>
         <w:t xml:space="preserve"> لَا يَحْرِمْكُمْ أَحَدٌ مِنْ جَائِزَتِكُمْ، بِحَمْلِكُمْ عَلَى مَا يَرْغَبُ فِيهِ مِنْ إِظْهَارِ التَّوَاضُعِ وَالتَّعَبُّدِ لِلْمَلائِكَةِ، دَاخِلاً فِي رُؤى يَتَوَهَّمُهَا، وَقَدْ نَفَخَهُ بَاطِلاً ذِهْنُهُ الْجَسَدِيُّ،</w:t>
       </w:r>
-      <w:r>
-        <w:rPr>
-          <w:lang w:val="ar_AE" w:bidi="ar_AE"/>
-        </w:rPr>
-      </w:r>
-      <w:r>
-        <w:rPr>
-          <w:lang w:val="ar_AE" w:bidi="ar_AE"/>
-        </w:rPr>
-      </w:r>
-    </w:p>
-    <w:p>
-      <w:pPr>
-        <w:bidi/>
-      </w:pPr>
-      <w:r>
-        <w:rPr>
-          <w:lang w:val="ar_AE" w:bidi="ar_AE"/>
-        </w:rPr>
-      </w:r>
-    </w:p>
-    <w:p>
-      <w:pPr>
-        <w:bidi/>
-      </w:pPr>
-      <w:r>
-        <w:rPr>
-          <w:lang w:val="ar_AE" w:bidi="ar_AE"/>
-        </w:rPr>
-      </w:r>
-      <w:r>
-        <w:rPr>
-          <w:vertAlign w:val="superscript"/>
+    </w:p>
+    <w:p>
+      <w:pPr>
+        <w:bidi/>
+      </w:pPr>
+      <w:r>
+        <w:rPr>
+          <w:rtl/>
+          <w:cs/>
+          <w:lang w:val="ar_AE" w:bidi="ar_AE"/>
+        </w:rPr>
+      </w:r>
+      <w:r>
+        <w:rPr>
+          <w:vertAlign w:val="superscript"/>
+          <w:rtl/>
+          <w:cs/>
           <w:lang w:val="ar_AE" w:bidi="ar_AE"/>
         </w:rPr>
         <w:t>19</w:t>
       </w:r>
       <w:r>
         <w:rPr>
+          <w:rtl/>
+          <w:cs/>
           <w:lang w:val="ar_AE" w:bidi="ar_AE"/>
         </w:rPr>
         <w:t xml:space="preserve"> وَهُوَ غَيْرُ مُمْسِكٍ بِالرَّأْسِ الَّذِي مِنْهُ يَتَلَقَّى الْجَسَدُ كُلُّهُ غِذَاءَهُ وَتَمَاسُكَهُ بِالْمَفَاصِلِ وَالأَوْصَالِ، فَيَنْمُو النُّمُوَّ الَّذِي يَمْنَحُهُ اللهُ.</w:t>
       </w:r>
-      <w:r>
-        <w:rPr>
-          <w:lang w:val="ar_AE" w:bidi="ar_AE"/>
-        </w:rPr>
-      </w:r>
-      <w:r>
-        <w:rPr>
-          <w:lang w:val="ar_AE" w:bidi="ar_AE"/>
-        </w:rPr>
-      </w:r>
-    </w:p>
-    <w:p>
-      <w:pPr>
-        <w:bidi/>
-      </w:pPr>
-      <w:r>
-        <w:rPr>
-          <w:lang w:val="ar_AE" w:bidi="ar_AE"/>
-        </w:rPr>
-      </w:r>
-    </w:p>
-    <w:p>
-      <w:pPr>
-        <w:bidi/>
-      </w:pPr>
-      <w:r>
-        <w:rPr>
-          <w:lang w:val="ar_AE" w:bidi="ar_AE"/>
-        </w:rPr>
-      </w:r>
-      <w:r>
-        <w:rPr>
-          <w:vertAlign w:val="superscript"/>
+    </w:p>
+    <w:p>
+      <w:pPr>
+        <w:bidi/>
+      </w:pPr>
+      <w:r>
+        <w:rPr>
+          <w:rtl/>
+          <w:cs/>
+          <w:lang w:val="ar_AE" w:bidi="ar_AE"/>
+        </w:rPr>
+      </w:r>
+      <w:r>
+        <w:rPr>
+          <w:vertAlign w:val="superscript"/>
+          <w:rtl/>
+          <w:cs/>
           <w:lang w:val="ar_AE" w:bidi="ar_AE"/>
         </w:rPr>
         <w:t>20</w:t>
       </w:r>
       <w:r>
         <w:rPr>
+          <w:rtl/>
+          <w:cs/>
           <w:lang w:val="ar_AE" w:bidi="ar_AE"/>
         </w:rPr>
         <w:t xml:space="preserve"> فَمَادُمْتُمْ قَدْ مُتُّمْ مَعَ الْمَسِيحِ بِالنِّسْبَةِ لأَرْكَانِ الْعَالَمِ، فَلِمَاذَا، كَمَا لَوْ كُنْتُمْ عَائِشِينَ فِي الْعَالَمِ، تُخْضِعُونَ أَنْفُسَكُمْ لِفَرَائِضَ مِثْلِ هذِهِ:</w:t>
       </w:r>
-      <w:r>
-        <w:rPr>
-          <w:lang w:val="ar_AE" w:bidi="ar_AE"/>
-        </w:rPr>
-      </w:r>
-      <w:r>
-        <w:rPr>
-          <w:lang w:val="ar_AE" w:bidi="ar_AE"/>
-        </w:rPr>
-      </w:r>
-    </w:p>
-    <w:p>
-      <w:pPr>
-        <w:bidi/>
-      </w:pPr>
-      <w:r>
-        <w:rPr>
-          <w:lang w:val="ar_AE" w:bidi="ar_AE"/>
-        </w:rPr>
-      </w:r>
-    </w:p>
-    <w:p>
-      <w:pPr>
-        <w:bidi/>
-      </w:pPr>
-      <w:r>
-        <w:rPr>
-          <w:lang w:val="ar_AE" w:bidi="ar_AE"/>
-        </w:rPr>
-      </w:r>
-      <w:r>
-        <w:rPr>
-          <w:vertAlign w:val="superscript"/>
+    </w:p>
+    <w:p>
+      <w:pPr>
+        <w:bidi/>
+      </w:pPr>
+      <w:r>
+        <w:rPr>
+          <w:rtl/>
+          <w:cs/>
+          <w:lang w:val="ar_AE" w:bidi="ar_AE"/>
+        </w:rPr>
+      </w:r>
+      <w:r>
+        <w:rPr>
+          <w:vertAlign w:val="superscript"/>
+          <w:rtl/>
+          <w:cs/>
           <w:lang w:val="ar_AE" w:bidi="ar_AE"/>
         </w:rPr>
         <w:t>21</w:t>
       </w:r>
       <w:r>
         <w:rPr>
+          <w:rtl/>
+          <w:cs/>
           <w:lang w:val="ar_AE" w:bidi="ar_AE"/>
         </w:rPr>
         <w:t xml:space="preserve"> لَا تُمْسِكْ، لَا تَذُقْ، لَا تَلْمَسْ</w:t>
       </w:r>
-      <w:r>
-        <w:rPr>
-          <w:lang w:val="ar_AE" w:bidi="ar_AE"/>
-        </w:rPr>
-      </w:r>
-      <w:r>
-        <w:rPr>
-          <w:lang w:val="ar_AE" w:bidi="ar_AE"/>
-        </w:rPr>
-      </w:r>
-    </w:p>
-    <w:p>
-      <w:pPr>
-        <w:bidi/>
-      </w:pPr>
-      <w:r>
-        <w:rPr>
-          <w:lang w:val="ar_AE" w:bidi="ar_AE"/>
-        </w:rPr>
-      </w:r>
-    </w:p>
-    <w:p>
-      <w:pPr>
-        <w:bidi/>
-      </w:pPr>
-      <w:r>
-        <w:rPr>
-          <w:lang w:val="ar_AE" w:bidi="ar_AE"/>
-        </w:rPr>
-      </w:r>
-      <w:r>
-        <w:rPr>
-          <w:vertAlign w:val="superscript"/>
+    </w:p>
+    <w:p>
+      <w:pPr>
+        <w:bidi/>
+      </w:pPr>
+      <w:r>
+        <w:rPr>
+          <w:rtl/>
+          <w:cs/>
+          <w:lang w:val="ar_AE" w:bidi="ar_AE"/>
+        </w:rPr>
+      </w:r>
+      <w:r>
+        <w:rPr>
+          <w:vertAlign w:val="superscript"/>
+          <w:rtl/>
+          <w:cs/>
           <w:lang w:val="ar_AE" w:bidi="ar_AE"/>
         </w:rPr>
         <w:t>22</w:t>
       </w:r>
       <w:r>
         <w:rPr>
+          <w:rtl/>
+          <w:cs/>
           <w:lang w:val="ar_AE" w:bidi="ar_AE"/>
         </w:rPr>
         <w:t xml:space="preserve"> وَهذِهِ أَشْيَاءُ تُسْتَهْلَكُ وَتَزُولُ. فَتِلْكَ الْفَرَائِضُ هِيَ وَصَايَا الْبَشَرِ وَتَعَالِيمُهُمْ.</w:t>
       </w:r>
-      <w:r>
-        <w:rPr>
-          <w:lang w:val="ar_AE" w:bidi="ar_AE"/>
-        </w:rPr>
-      </w:r>
-      <w:r>
-        <w:rPr>
-          <w:lang w:val="ar_AE" w:bidi="ar_AE"/>
-        </w:rPr>
-      </w:r>
-    </w:p>
-    <w:p>
-      <w:pPr>
-        <w:bidi/>
-      </w:pPr>
-      <w:r>
-        <w:rPr>
-          <w:lang w:val="ar_AE" w:bidi="ar_AE"/>
-        </w:rPr>
-      </w:r>
-    </w:p>
-    <w:p>
-      <w:pPr>
-        <w:bidi/>
-      </w:pPr>
-      <w:r>
-        <w:rPr>
-          <w:lang w:val="ar_AE" w:bidi="ar_AE"/>
-        </w:rPr>
-      </w:r>
-      <w:r>
-        <w:rPr>
-          <w:vertAlign w:val="superscript"/>
+    </w:p>
+    <w:p>
+      <w:pPr>
+        <w:bidi/>
+      </w:pPr>
+      <w:r>
+        <w:rPr>
+          <w:rtl/>
+          <w:cs/>
+          <w:lang w:val="ar_AE" w:bidi="ar_AE"/>
+        </w:rPr>
+      </w:r>
+      <w:r>
+        <w:rPr>
+          <w:vertAlign w:val="superscript"/>
+          <w:rtl/>
+          <w:cs/>
           <w:lang w:val="ar_AE" w:bidi="ar_AE"/>
         </w:rPr>
         <w:t>23</w:t>
       </w:r>
       <w:r>
         <w:rPr>
+          <w:rtl/>
+          <w:cs/>
           <w:lang w:val="ar_AE" w:bidi="ar_AE"/>
         </w:rPr>
         <w:t xml:space="preserve"> لَهَا مَظَاهِرُ الْحِكْمَةِ لِمَا فِيهَا مِنْ إِفْرَاطٍ فِي الْعِبَادَةِ الْمُصْطَنَعَةِ، وَإِذْلالٍ لِلذَّاتِ، وَقَهْرٍ لِلْجَسَدِ؛ أُمُورٌ لَا قِيمَةَ لَهَا، وَمَا هِيَ إِلّا لإِرْضَاءِ الْمُيُولِ الْبَشَرِيَّةِ.</w:t>
       </w:r>
-      <w:r>
-        <w:rPr>
-          <w:lang w:val="ar_AE" w:bidi="ar_AE"/>
-        </w:rPr>
-      </w:r>
-      <w:r>
-        <w:rPr>
-          <w:lang w:val="ar_AE" w:bidi="ar_AE"/>
-        </w:rPr>
-      </w:r>
-    </w:p>
-    <w:p>
-      <w:pPr>
-        <w:bidi/>
-      </w:pPr>
-      <w:r>
-        <w:rPr>
-          <w:lang w:val="ar_AE" w:bidi="ar_AE"/>
-        </w:rPr>
-      </w:r>
     </w:p>
     <w:p>
       <w:pPr>
@@ -2511,1090 +1786,744 @@
       </w:pPr>
       <w:r>
         <w:rPr>
-          <w:lang w:val="ar_AE" w:bidi="ar_AE"/>
-        </w:rPr>
-        <w:t>Colossians 3:1</w:t>
-      </w:r>
-      <w:r>
-        <w:rPr>
-          <w:lang w:val="ar_AE" w:bidi="ar_AE"/>
-        </w:rPr>
-      </w:r>
-    </w:p>
-    <w:p>
-      <w:pPr>
-        <w:bidi/>
-      </w:pPr>
-      <w:r>
-        <w:rPr>
-          <w:lang w:val="ar_AE" w:bidi="ar_AE"/>
-        </w:rPr>
-      </w:r>
-      <w:r>
-        <w:rPr>
-          <w:vertAlign w:val="superscript"/>
+          <w:rtl/>
+          <w:cs/>
+          <w:lang w:val="ar_AE" w:bidi="ar_AE"/>
+        </w:rPr>
+        <w:t>كولوسي 3:1</w:t>
+      </w:r>
+      <w:r>
+        <w:rPr>
+          <w:rtl/>
+          <w:cs/>
+          <w:lang w:val="ar_AE" w:bidi="ar_AE"/>
+        </w:rPr>
+      </w:r>
+    </w:p>
+    <w:p>
+      <w:pPr>
+        <w:bidi/>
+      </w:pPr>
+      <w:r>
+        <w:rPr>
+          <w:rtl/>
+          <w:cs/>
+          <w:lang w:val="ar_AE" w:bidi="ar_AE"/>
+        </w:rPr>
+      </w:r>
+      <w:r>
+        <w:rPr>
+          <w:vertAlign w:val="superscript"/>
+          <w:rtl/>
+          <w:cs/>
           <w:lang w:val="ar_AE" w:bidi="ar_AE"/>
         </w:rPr>
         <w:t>1</w:t>
       </w:r>
       <w:r>
         <w:rPr>
+          <w:rtl/>
+          <w:cs/>
           <w:lang w:val="ar_AE" w:bidi="ar_AE"/>
         </w:rPr>
         <w:t xml:space="preserve"> فَبِمَا أَنَّكُمْ قَدْ قُمْتُمْ مَعَ الْمَسِيحِ، فَاسْعَوْا إِلَى الأُمُورِ الَّتِي فِي الْعُلَى، حَيْثُ الْمَسِيحُ جَالِسٌ عَنْ يَمِينِ اللهِ.</w:t>
       </w:r>
-      <w:r>
-        <w:rPr>
-          <w:lang w:val="ar_AE" w:bidi="ar_AE"/>
-        </w:rPr>
-      </w:r>
-      <w:r>
-        <w:rPr>
-          <w:lang w:val="ar_AE" w:bidi="ar_AE"/>
-        </w:rPr>
-      </w:r>
-    </w:p>
-    <w:p>
-      <w:pPr>
-        <w:bidi/>
-      </w:pPr>
-      <w:r>
-        <w:rPr>
-          <w:lang w:val="ar_AE" w:bidi="ar_AE"/>
-        </w:rPr>
-      </w:r>
-    </w:p>
-    <w:p>
-      <w:pPr>
-        <w:bidi/>
-      </w:pPr>
-      <w:r>
-        <w:rPr>
-          <w:lang w:val="ar_AE" w:bidi="ar_AE"/>
-        </w:rPr>
-      </w:r>
-      <w:r>
-        <w:rPr>
-          <w:vertAlign w:val="superscript"/>
+    </w:p>
+    <w:p>
+      <w:pPr>
+        <w:bidi/>
+      </w:pPr>
+      <w:r>
+        <w:rPr>
+          <w:rtl/>
+          <w:cs/>
+          <w:lang w:val="ar_AE" w:bidi="ar_AE"/>
+        </w:rPr>
+      </w:r>
+      <w:r>
+        <w:rPr>
+          <w:vertAlign w:val="superscript"/>
+          <w:rtl/>
+          <w:cs/>
           <w:lang w:val="ar_AE" w:bidi="ar_AE"/>
         </w:rPr>
         <w:t>2</w:t>
       </w:r>
       <w:r>
         <w:rPr>
+          <w:rtl/>
+          <w:cs/>
           <w:lang w:val="ar_AE" w:bidi="ar_AE"/>
         </w:rPr>
         <w:t xml:space="preserve"> اُحْصُرُوا اهْتِمَامَكُمْ بِالأُمُورِ الَّتِي فِي الْعُلَى، لَا بِالأُمُورِ الأَرْضِيَّةِ.</w:t>
       </w:r>
-      <w:r>
-        <w:rPr>
-          <w:lang w:val="ar_AE" w:bidi="ar_AE"/>
-        </w:rPr>
-      </w:r>
-      <w:r>
-        <w:rPr>
-          <w:lang w:val="ar_AE" w:bidi="ar_AE"/>
-        </w:rPr>
-      </w:r>
-    </w:p>
-    <w:p>
-      <w:pPr>
-        <w:bidi/>
-      </w:pPr>
-      <w:r>
-        <w:rPr>
-          <w:lang w:val="ar_AE" w:bidi="ar_AE"/>
-        </w:rPr>
-      </w:r>
-    </w:p>
-    <w:p>
-      <w:pPr>
-        <w:bidi/>
-      </w:pPr>
-      <w:r>
-        <w:rPr>
-          <w:lang w:val="ar_AE" w:bidi="ar_AE"/>
-        </w:rPr>
-      </w:r>
-      <w:r>
-        <w:rPr>
-          <w:vertAlign w:val="superscript"/>
+    </w:p>
+    <w:p>
+      <w:pPr>
+        <w:bidi/>
+      </w:pPr>
+      <w:r>
+        <w:rPr>
+          <w:rtl/>
+          <w:cs/>
+          <w:lang w:val="ar_AE" w:bidi="ar_AE"/>
+        </w:rPr>
+      </w:r>
+      <w:r>
+        <w:rPr>
+          <w:vertAlign w:val="superscript"/>
+          <w:rtl/>
+          <w:cs/>
           <w:lang w:val="ar_AE" w:bidi="ar_AE"/>
         </w:rPr>
         <w:t>3</w:t>
       </w:r>
       <w:r>
         <w:rPr>
+          <w:rtl/>
+          <w:cs/>
           <w:lang w:val="ar_AE" w:bidi="ar_AE"/>
         </w:rPr>
         <w:t xml:space="preserve"> فَإِنَّكُمْ قَدْ مُتُّمْ، وَحَيَاتُكُمْ مَسْتُورَةٌ مَعَ الْمَسِيحِ فِي اللهِ.</w:t>
       </w:r>
-      <w:r>
-        <w:rPr>
-          <w:lang w:val="ar_AE" w:bidi="ar_AE"/>
-        </w:rPr>
-      </w:r>
-      <w:r>
-        <w:rPr>
-          <w:lang w:val="ar_AE" w:bidi="ar_AE"/>
-        </w:rPr>
-      </w:r>
-    </w:p>
-    <w:p>
-      <w:pPr>
-        <w:bidi/>
-      </w:pPr>
-      <w:r>
-        <w:rPr>
-          <w:lang w:val="ar_AE" w:bidi="ar_AE"/>
-        </w:rPr>
-      </w:r>
-    </w:p>
-    <w:p>
-      <w:pPr>
-        <w:bidi/>
-      </w:pPr>
-      <w:r>
-        <w:rPr>
-          <w:lang w:val="ar_AE" w:bidi="ar_AE"/>
-        </w:rPr>
-      </w:r>
-      <w:r>
-        <w:rPr>
-          <w:vertAlign w:val="superscript"/>
+    </w:p>
+    <w:p>
+      <w:pPr>
+        <w:bidi/>
+      </w:pPr>
+      <w:r>
+        <w:rPr>
+          <w:rtl/>
+          <w:cs/>
+          <w:lang w:val="ar_AE" w:bidi="ar_AE"/>
+        </w:rPr>
+      </w:r>
+      <w:r>
+        <w:rPr>
+          <w:vertAlign w:val="superscript"/>
+          <w:rtl/>
+          <w:cs/>
           <w:lang w:val="ar_AE" w:bidi="ar_AE"/>
         </w:rPr>
         <w:t>4</w:t>
       </w:r>
       <w:r>
         <w:rPr>
+          <w:rtl/>
+          <w:cs/>
           <w:lang w:val="ar_AE" w:bidi="ar_AE"/>
         </w:rPr>
         <w:t xml:space="preserve"> فَعِنْدَمَا يُظْهَرُ الْمَسِيحُ، وَهُوَ حَيَاتُنَا، عِنْدَئِذٍ تُظْهَرُونَ أَنْتُمْ أَيْضاً مَعَهُ فِي الْمَجْدِ.</w:t>
       </w:r>
-      <w:r>
-        <w:rPr>
-          <w:lang w:val="ar_AE" w:bidi="ar_AE"/>
-        </w:rPr>
-      </w:r>
-      <w:r>
-        <w:rPr>
-          <w:lang w:val="ar_AE" w:bidi="ar_AE"/>
-        </w:rPr>
-      </w:r>
-    </w:p>
-    <w:p>
-      <w:pPr>
-        <w:bidi/>
-      </w:pPr>
-      <w:r>
-        <w:rPr>
-          <w:lang w:val="ar_AE" w:bidi="ar_AE"/>
-        </w:rPr>
-      </w:r>
-    </w:p>
-    <w:p>
-      <w:pPr>
-        <w:bidi/>
-      </w:pPr>
-      <w:r>
-        <w:rPr>
-          <w:lang w:val="ar_AE" w:bidi="ar_AE"/>
-        </w:rPr>
-      </w:r>
-      <w:r>
-        <w:rPr>
-          <w:vertAlign w:val="superscript"/>
+    </w:p>
+    <w:p>
+      <w:pPr>
+        <w:bidi/>
+      </w:pPr>
+      <w:r>
+        <w:rPr>
+          <w:rtl/>
+          <w:cs/>
+          <w:lang w:val="ar_AE" w:bidi="ar_AE"/>
+        </w:rPr>
+      </w:r>
+      <w:r>
+        <w:rPr>
+          <w:vertAlign w:val="superscript"/>
+          <w:rtl/>
+          <w:cs/>
           <w:lang w:val="ar_AE" w:bidi="ar_AE"/>
         </w:rPr>
         <w:t>5</w:t>
       </w:r>
       <w:r>
         <w:rPr>
+          <w:rtl/>
+          <w:cs/>
           <w:lang w:val="ar_AE" w:bidi="ar_AE"/>
         </w:rPr>
         <w:t xml:space="preserve"> فَأَمِيتُوا إِذَنْ مُيُولَكُمْ الأَرْضِيَّةَ: الزِّنَى، النَّجَاسَةَ، جُمُوحَ الْعَاطِفَةِ، الشَّهْوَةَ الرَّدِيئَةَ، وَالاشْتِهَاءَ النَّهِمَ الَّذِي هُوَ عِبَادَةُ أَصْنَامٍ.</w:t>
       </w:r>
-      <w:r>
-        <w:rPr>
-          <w:lang w:val="ar_AE" w:bidi="ar_AE"/>
-        </w:rPr>
-      </w:r>
-      <w:r>
-        <w:rPr>
-          <w:lang w:val="ar_AE" w:bidi="ar_AE"/>
-        </w:rPr>
-      </w:r>
-    </w:p>
-    <w:p>
-      <w:pPr>
-        <w:bidi/>
-      </w:pPr>
-      <w:r>
-        <w:rPr>
-          <w:lang w:val="ar_AE" w:bidi="ar_AE"/>
-        </w:rPr>
-      </w:r>
-    </w:p>
-    <w:p>
-      <w:pPr>
-        <w:bidi/>
-      </w:pPr>
-      <w:r>
-        <w:rPr>
-          <w:lang w:val="ar_AE" w:bidi="ar_AE"/>
-        </w:rPr>
-      </w:r>
-      <w:r>
-        <w:rPr>
-          <w:vertAlign w:val="superscript"/>
+    </w:p>
+    <w:p>
+      <w:pPr>
+        <w:bidi/>
+      </w:pPr>
+      <w:r>
+        <w:rPr>
+          <w:rtl/>
+          <w:cs/>
+          <w:lang w:val="ar_AE" w:bidi="ar_AE"/>
+        </w:rPr>
+      </w:r>
+      <w:r>
+        <w:rPr>
+          <w:vertAlign w:val="superscript"/>
+          <w:rtl/>
+          <w:cs/>
           <w:lang w:val="ar_AE" w:bidi="ar_AE"/>
         </w:rPr>
         <w:t>6</w:t>
       </w:r>
       <w:r>
         <w:rPr>
+          <w:rtl/>
+          <w:cs/>
           <w:lang w:val="ar_AE" w:bidi="ar_AE"/>
         </w:rPr>
         <w:t xml:space="preserve"> فَبِسَبَبِ هَذِهِ الْخَطَايَا يَنْزِلُ غَضَبُ اللهِ،</w:t>
       </w:r>
-      <w:r>
-        <w:rPr>
-          <w:lang w:val="ar_AE" w:bidi="ar_AE"/>
-        </w:rPr>
-      </w:r>
-      <w:r>
-        <w:rPr>
-          <w:lang w:val="ar_AE" w:bidi="ar_AE"/>
-        </w:rPr>
-      </w:r>
-    </w:p>
-    <w:p>
-      <w:pPr>
-        <w:bidi/>
-      </w:pPr>
-      <w:r>
-        <w:rPr>
-          <w:lang w:val="ar_AE" w:bidi="ar_AE"/>
-        </w:rPr>
-      </w:r>
-    </w:p>
-    <w:p>
-      <w:pPr>
-        <w:bidi/>
-      </w:pPr>
-      <w:r>
-        <w:rPr>
-          <w:lang w:val="ar_AE" w:bidi="ar_AE"/>
-        </w:rPr>
-      </w:r>
-      <w:r>
-        <w:rPr>
-          <w:vertAlign w:val="superscript"/>
+    </w:p>
+    <w:p>
+      <w:pPr>
+        <w:bidi/>
+      </w:pPr>
+      <w:r>
+        <w:rPr>
+          <w:rtl/>
+          <w:cs/>
+          <w:lang w:val="ar_AE" w:bidi="ar_AE"/>
+        </w:rPr>
+      </w:r>
+      <w:r>
+        <w:rPr>
+          <w:vertAlign w:val="superscript"/>
+          <w:rtl/>
+          <w:cs/>
           <w:lang w:val="ar_AE" w:bidi="ar_AE"/>
         </w:rPr>
         <w:t>7</w:t>
       </w:r>
       <w:r>
         <w:rPr>
+          <w:rtl/>
+          <w:cs/>
           <w:lang w:val="ar_AE" w:bidi="ar_AE"/>
         </w:rPr>
         <w:t xml:space="preserve"> وَفِيهَا سَلَكْتُمْ فِي الْمَاضِي، حِينَ كُنْتُمْ تَعِيشُونَ فِيهَا.</w:t>
       </w:r>
-      <w:r>
-        <w:rPr>
-          <w:lang w:val="ar_AE" w:bidi="ar_AE"/>
-        </w:rPr>
-      </w:r>
-      <w:r>
-        <w:rPr>
-          <w:lang w:val="ar_AE" w:bidi="ar_AE"/>
-        </w:rPr>
-      </w:r>
-    </w:p>
-    <w:p>
-      <w:pPr>
-        <w:bidi/>
-      </w:pPr>
-      <w:r>
-        <w:rPr>
-          <w:lang w:val="ar_AE" w:bidi="ar_AE"/>
-        </w:rPr>
-      </w:r>
-    </w:p>
-    <w:p>
-      <w:pPr>
-        <w:bidi/>
-      </w:pPr>
-      <w:r>
-        <w:rPr>
-          <w:lang w:val="ar_AE" w:bidi="ar_AE"/>
-        </w:rPr>
-      </w:r>
-      <w:r>
-        <w:rPr>
-          <w:vertAlign w:val="superscript"/>
+    </w:p>
+    <w:p>
+      <w:pPr>
+        <w:bidi/>
+      </w:pPr>
+      <w:r>
+        <w:rPr>
+          <w:rtl/>
+          <w:cs/>
+          <w:lang w:val="ar_AE" w:bidi="ar_AE"/>
+        </w:rPr>
+      </w:r>
+      <w:r>
+        <w:rPr>
+          <w:vertAlign w:val="superscript"/>
+          <w:rtl/>
+          <w:cs/>
           <w:lang w:val="ar_AE" w:bidi="ar_AE"/>
         </w:rPr>
         <w:t>8</w:t>
       </w:r>
       <w:r>
         <w:rPr>
+          <w:rtl/>
+          <w:cs/>
           <w:lang w:val="ar_AE" w:bidi="ar_AE"/>
         </w:rPr>
         <w:t xml:space="preserve"> وَأَمَّا الآنَ، فَانْزِعُوا عَنْكُمْ، أَنْتُمْ أَيْضاً، هذِهِ الْخَطَايَا كُلَّهَا: الْغَضَبَ، النَّقْمَةَ، الْخُبْثَ، التَّجْدِيفَ، الْكَلامَ الْقَبِيحَ الْخَارِجَ مِنْ أَفْوَاهِكُمْ.</w:t>
       </w:r>
-      <w:r>
-        <w:rPr>
-          <w:lang w:val="ar_AE" w:bidi="ar_AE"/>
-        </w:rPr>
-      </w:r>
-      <w:r>
-        <w:rPr>
-          <w:lang w:val="ar_AE" w:bidi="ar_AE"/>
-        </w:rPr>
-      </w:r>
-    </w:p>
-    <w:p>
-      <w:pPr>
-        <w:bidi/>
-      </w:pPr>
-      <w:r>
-        <w:rPr>
-          <w:lang w:val="ar_AE" w:bidi="ar_AE"/>
-        </w:rPr>
-      </w:r>
-    </w:p>
-    <w:p>
-      <w:pPr>
-        <w:bidi/>
-      </w:pPr>
-      <w:r>
-        <w:rPr>
-          <w:lang w:val="ar_AE" w:bidi="ar_AE"/>
-        </w:rPr>
-      </w:r>
-      <w:r>
-        <w:rPr>
-          <w:vertAlign w:val="superscript"/>
+    </w:p>
+    <w:p>
+      <w:pPr>
+        <w:bidi/>
+      </w:pPr>
+      <w:r>
+        <w:rPr>
+          <w:rtl/>
+          <w:cs/>
+          <w:lang w:val="ar_AE" w:bidi="ar_AE"/>
+        </w:rPr>
+      </w:r>
+      <w:r>
+        <w:rPr>
+          <w:vertAlign w:val="superscript"/>
+          <w:rtl/>
+          <w:cs/>
           <w:lang w:val="ar_AE" w:bidi="ar_AE"/>
         </w:rPr>
         <w:t>9</w:t>
       </w:r>
       <w:r>
         <w:rPr>
+          <w:rtl/>
+          <w:cs/>
           <w:lang w:val="ar_AE" w:bidi="ar_AE"/>
         </w:rPr>
         <w:t xml:space="preserve"> لَا يَكْذِبْ أَحَدُكُمْ عَلَى الآخَرِ، إِذْ قَدْ نَزَعْتُمُ الإِنْسَانَ الْعَتِيقَ وَأَعْمَالَهُ</w:t>
       </w:r>
-      <w:r>
-        <w:rPr>
-          <w:lang w:val="ar_AE" w:bidi="ar_AE"/>
-        </w:rPr>
-      </w:r>
-      <w:r>
-        <w:rPr>
-          <w:lang w:val="ar_AE" w:bidi="ar_AE"/>
-        </w:rPr>
-      </w:r>
-    </w:p>
-    <w:p>
-      <w:pPr>
-        <w:bidi/>
-      </w:pPr>
-      <w:r>
-        <w:rPr>
-          <w:lang w:val="ar_AE" w:bidi="ar_AE"/>
-        </w:rPr>
-      </w:r>
-    </w:p>
-    <w:p>
-      <w:pPr>
-        <w:bidi/>
-      </w:pPr>
-      <w:r>
-        <w:rPr>
-          <w:lang w:val="ar_AE" w:bidi="ar_AE"/>
-        </w:rPr>
-      </w:r>
-      <w:r>
-        <w:rPr>
-          <w:vertAlign w:val="superscript"/>
+    </w:p>
+    <w:p>
+      <w:pPr>
+        <w:bidi/>
+      </w:pPr>
+      <w:r>
+        <w:rPr>
+          <w:rtl/>
+          <w:cs/>
+          <w:lang w:val="ar_AE" w:bidi="ar_AE"/>
+        </w:rPr>
+      </w:r>
+      <w:r>
+        <w:rPr>
+          <w:vertAlign w:val="superscript"/>
+          <w:rtl/>
+          <w:cs/>
           <w:lang w:val="ar_AE" w:bidi="ar_AE"/>
         </w:rPr>
         <w:t>10</w:t>
       </w:r>
       <w:r>
         <w:rPr>
+          <w:rtl/>
+          <w:cs/>
           <w:lang w:val="ar_AE" w:bidi="ar_AE"/>
         </w:rPr>
         <w:t xml:space="preserve"> وَلَبِسْتُمُ الْجَدِيدَ الَّذِي يَتَجَدَّدُ لِبُلُوغِ تَمَامِ الْمَعْرِفَةِ وَفْقاً لِصُورَةِ خَالِقِهِ،</w:t>
       </w:r>
-      <w:r>
-        <w:rPr>
-          <w:lang w:val="ar_AE" w:bidi="ar_AE"/>
-        </w:rPr>
-      </w:r>
-      <w:r>
-        <w:rPr>
-          <w:lang w:val="ar_AE" w:bidi="ar_AE"/>
-        </w:rPr>
-      </w:r>
-    </w:p>
-    <w:p>
-      <w:pPr>
-        <w:bidi/>
-      </w:pPr>
-      <w:r>
-        <w:rPr>
-          <w:lang w:val="ar_AE" w:bidi="ar_AE"/>
-        </w:rPr>
-      </w:r>
-    </w:p>
-    <w:p>
-      <w:pPr>
-        <w:bidi/>
-      </w:pPr>
-      <w:r>
-        <w:rPr>
-          <w:lang w:val="ar_AE" w:bidi="ar_AE"/>
-        </w:rPr>
-      </w:r>
-      <w:r>
-        <w:rPr>
-          <w:vertAlign w:val="superscript"/>
+    </w:p>
+    <w:p>
+      <w:pPr>
+        <w:bidi/>
+      </w:pPr>
+      <w:r>
+        <w:rPr>
+          <w:rtl/>
+          <w:cs/>
+          <w:lang w:val="ar_AE" w:bidi="ar_AE"/>
+        </w:rPr>
+      </w:r>
+      <w:r>
+        <w:rPr>
+          <w:vertAlign w:val="superscript"/>
+          <w:rtl/>
+          <w:cs/>
           <w:lang w:val="ar_AE" w:bidi="ar_AE"/>
         </w:rPr>
         <w:t>11</w:t>
       </w:r>
       <w:r>
         <w:rPr>
+          <w:rtl/>
+          <w:cs/>
           <w:lang w:val="ar_AE" w:bidi="ar_AE"/>
         </w:rPr>
         <w:t xml:space="preserve"> وَفِيهِ لَا فَرْقَ بَيْنَ يُونَانِيٍّ وَيَهُودِيٍّ، أَوْ مَخْتُونٍ وَغَيْرِ مَخْتُونٍ، أَوْ مُتَحَضِّرٍ وَغَيْرِ مُتَحَضِّرٍ، أَوْ عَبْدٍ وَحُرٍّ، بَلِ الْمَسِيحُ هُوَ الْكُلُّ وَفِي الْكُلِّ.</w:t>
       </w:r>
-      <w:r>
-        <w:rPr>
-          <w:lang w:val="ar_AE" w:bidi="ar_AE"/>
-        </w:rPr>
-      </w:r>
-      <w:r>
-        <w:rPr>
-          <w:lang w:val="ar_AE" w:bidi="ar_AE"/>
-        </w:rPr>
-      </w:r>
-    </w:p>
-    <w:p>
-      <w:pPr>
-        <w:bidi/>
-      </w:pPr>
-      <w:r>
-        <w:rPr>
-          <w:lang w:val="ar_AE" w:bidi="ar_AE"/>
-        </w:rPr>
-      </w:r>
-    </w:p>
-    <w:p>
-      <w:pPr>
-        <w:bidi/>
-      </w:pPr>
-      <w:r>
-        <w:rPr>
-          <w:lang w:val="ar_AE" w:bidi="ar_AE"/>
-        </w:rPr>
-      </w:r>
-      <w:r>
-        <w:rPr>
-          <w:vertAlign w:val="superscript"/>
+    </w:p>
+    <w:p>
+      <w:pPr>
+        <w:bidi/>
+      </w:pPr>
+      <w:r>
+        <w:rPr>
+          <w:rtl/>
+          <w:cs/>
+          <w:lang w:val="ar_AE" w:bidi="ar_AE"/>
+        </w:rPr>
+      </w:r>
+      <w:r>
+        <w:rPr>
+          <w:vertAlign w:val="superscript"/>
+          <w:rtl/>
+          <w:cs/>
           <w:lang w:val="ar_AE" w:bidi="ar_AE"/>
         </w:rPr>
         <w:t>12</w:t>
       </w:r>
       <w:r>
         <w:rPr>
+          <w:rtl/>
+          <w:cs/>
           <w:lang w:val="ar_AE" w:bidi="ar_AE"/>
         </w:rPr>
         <w:t xml:space="preserve"> فَبِاعْتِبَارِكُمْ جَمَاعَةً مُخْتَارَةً مِنَ اللهِ، قِدِّيسِينَ مَحْبُوبِينَ، الْبَسُوا دَائِماً مَشَاعِرَ الْحَنَانِ وَاللُّطْفَ وَالتَّوَاضُعَ وَالوَدَاعَةَ وَطُولَ الْبَالِ،</w:t>
       </w:r>
-      <w:r>
-        <w:rPr>
-          <w:lang w:val="ar_AE" w:bidi="ar_AE"/>
-        </w:rPr>
-      </w:r>
-      <w:r>
-        <w:rPr>
-          <w:lang w:val="ar_AE" w:bidi="ar_AE"/>
-        </w:rPr>
-      </w:r>
-    </w:p>
-    <w:p>
-      <w:pPr>
-        <w:bidi/>
-      </w:pPr>
-      <w:r>
-        <w:rPr>
-          <w:lang w:val="ar_AE" w:bidi="ar_AE"/>
-        </w:rPr>
-      </w:r>
-    </w:p>
-    <w:p>
-      <w:pPr>
-        <w:bidi/>
-      </w:pPr>
-      <w:r>
-        <w:rPr>
-          <w:lang w:val="ar_AE" w:bidi="ar_AE"/>
-        </w:rPr>
-      </w:r>
-      <w:r>
-        <w:rPr>
-          <w:vertAlign w:val="superscript"/>
+    </w:p>
+    <w:p>
+      <w:pPr>
+        <w:bidi/>
+      </w:pPr>
+      <w:r>
+        <w:rPr>
+          <w:rtl/>
+          <w:cs/>
+          <w:lang w:val="ar_AE" w:bidi="ar_AE"/>
+        </w:rPr>
+      </w:r>
+      <w:r>
+        <w:rPr>
+          <w:vertAlign w:val="superscript"/>
+          <w:rtl/>
+          <w:cs/>
           <w:lang w:val="ar_AE" w:bidi="ar_AE"/>
         </w:rPr>
         <w:t>13</w:t>
       </w:r>
       <w:r>
         <w:rPr>
+          <w:rtl/>
+          <w:cs/>
           <w:lang w:val="ar_AE" w:bidi="ar_AE"/>
         </w:rPr>
         <w:t xml:space="preserve"> مُحْتَمِلِينَ بَعْضُكُمْ بَعْضاً، وَمُسَامِحِينَ بَعْضُكُمْ بَعْضاً. إِنْ كَانَ لأَحَدِكُمْ شَكْوَى عَلَى آخَرَ، كَمَا سَامَحَكُمُ الرَّبُّ، هكَذَا افْعَلُوا أَنْتُمْ أَيْضاً.</w:t>
       </w:r>
-      <w:r>
-        <w:rPr>
-          <w:lang w:val="ar_AE" w:bidi="ar_AE"/>
-        </w:rPr>
-      </w:r>
-      <w:r>
-        <w:rPr>
-          <w:lang w:val="ar_AE" w:bidi="ar_AE"/>
-        </w:rPr>
-      </w:r>
-    </w:p>
-    <w:p>
-      <w:pPr>
-        <w:bidi/>
-      </w:pPr>
-      <w:r>
-        <w:rPr>
-          <w:lang w:val="ar_AE" w:bidi="ar_AE"/>
-        </w:rPr>
-      </w:r>
-    </w:p>
-    <w:p>
-      <w:pPr>
-        <w:bidi/>
-      </w:pPr>
-      <w:r>
-        <w:rPr>
-          <w:lang w:val="ar_AE" w:bidi="ar_AE"/>
-        </w:rPr>
-      </w:r>
-      <w:r>
-        <w:rPr>
-          <w:vertAlign w:val="superscript"/>
+    </w:p>
+    <w:p>
+      <w:pPr>
+        <w:bidi/>
+      </w:pPr>
+      <w:r>
+        <w:rPr>
+          <w:rtl/>
+          <w:cs/>
+          <w:lang w:val="ar_AE" w:bidi="ar_AE"/>
+        </w:rPr>
+      </w:r>
+      <w:r>
+        <w:rPr>
+          <w:vertAlign w:val="superscript"/>
+          <w:rtl/>
+          <w:cs/>
           <w:lang w:val="ar_AE" w:bidi="ar_AE"/>
         </w:rPr>
         <w:t>14</w:t>
       </w:r>
       <w:r>
         <w:rPr>
+          <w:rtl/>
+          <w:cs/>
           <w:lang w:val="ar_AE" w:bidi="ar_AE"/>
         </w:rPr>
         <w:t xml:space="preserve"> وَفَوْقَ هَذَا كُلِّهِ الْبَسُوا الْمَحَبَّةَ، فَهِيَ رَابِطَةُ الْكَمَالِ.</w:t>
       </w:r>
-      <w:r>
-        <w:rPr>
-          <w:lang w:val="ar_AE" w:bidi="ar_AE"/>
-        </w:rPr>
-      </w:r>
-      <w:r>
-        <w:rPr>
-          <w:lang w:val="ar_AE" w:bidi="ar_AE"/>
-        </w:rPr>
-      </w:r>
-    </w:p>
-    <w:p>
-      <w:pPr>
-        <w:bidi/>
-      </w:pPr>
-      <w:r>
-        <w:rPr>
-          <w:lang w:val="ar_AE" w:bidi="ar_AE"/>
-        </w:rPr>
-      </w:r>
-    </w:p>
-    <w:p>
-      <w:pPr>
-        <w:bidi/>
-      </w:pPr>
-      <w:r>
-        <w:rPr>
-          <w:lang w:val="ar_AE" w:bidi="ar_AE"/>
-        </w:rPr>
-      </w:r>
-      <w:r>
-        <w:rPr>
-          <w:vertAlign w:val="superscript"/>
+    </w:p>
+    <w:p>
+      <w:pPr>
+        <w:bidi/>
+      </w:pPr>
+      <w:r>
+        <w:rPr>
+          <w:rtl/>
+          <w:cs/>
+          <w:lang w:val="ar_AE" w:bidi="ar_AE"/>
+        </w:rPr>
+      </w:r>
+      <w:r>
+        <w:rPr>
+          <w:vertAlign w:val="superscript"/>
+          <w:rtl/>
+          <w:cs/>
           <w:lang w:val="ar_AE" w:bidi="ar_AE"/>
         </w:rPr>
         <w:t>15</w:t>
       </w:r>
       <w:r>
         <w:rPr>
+          <w:rtl/>
+          <w:cs/>
           <w:lang w:val="ar_AE" w:bidi="ar_AE"/>
         </w:rPr>
         <w:t xml:space="preserve"> وَلْيَمْلِكْ فِي قُلُوبِكُمْ سَلامُ الْمَسِيحِ، فَإِلَيْهِ قَدْ دُعِيتُمْ فِي الْجَسَدِ الْوَاحِدِ؛ وَكُونُوا شَاكِرِينَ!</w:t>
       </w:r>
-      <w:r>
-        <w:rPr>
-          <w:lang w:val="ar_AE" w:bidi="ar_AE"/>
-        </w:rPr>
-      </w:r>
-      <w:r>
-        <w:rPr>
-          <w:lang w:val="ar_AE" w:bidi="ar_AE"/>
-        </w:rPr>
-      </w:r>
-    </w:p>
-    <w:p>
-      <w:pPr>
-        <w:bidi/>
-      </w:pPr>
-      <w:r>
-        <w:rPr>
-          <w:lang w:val="ar_AE" w:bidi="ar_AE"/>
-        </w:rPr>
-      </w:r>
-    </w:p>
-    <w:p>
-      <w:pPr>
-        <w:bidi/>
-      </w:pPr>
-      <w:r>
-        <w:rPr>
-          <w:lang w:val="ar_AE" w:bidi="ar_AE"/>
-        </w:rPr>
-      </w:r>
-      <w:r>
-        <w:rPr>
-          <w:vertAlign w:val="superscript"/>
+    </w:p>
+    <w:p>
+      <w:pPr>
+        <w:bidi/>
+      </w:pPr>
+      <w:r>
+        <w:rPr>
+          <w:rtl/>
+          <w:cs/>
+          <w:lang w:val="ar_AE" w:bidi="ar_AE"/>
+        </w:rPr>
+      </w:r>
+      <w:r>
+        <w:rPr>
+          <w:vertAlign w:val="superscript"/>
+          <w:rtl/>
+          <w:cs/>
           <w:lang w:val="ar_AE" w:bidi="ar_AE"/>
         </w:rPr>
         <w:t>16</w:t>
       </w:r>
       <w:r>
         <w:rPr>
+          <w:rtl/>
+          <w:cs/>
           <w:lang w:val="ar_AE" w:bidi="ar_AE"/>
         </w:rPr>
         <w:t xml:space="preserve"> لِتَسْكُنْ كَلِمَةُ الْمَسِيحِ فِي دَاخِلِكُمْ بِغِنىً، فِي كُلِّ حِكْمَةٍ، مُعَلِّمِينَ وَوَاعِظِينَ بَعْضُكُمْ بَعْضَاً، مُرَنِّمِينَ بِمَزَامِيرَ وَتَسَابِيحَ وَأَنَاشِيدَ رُوحِيَّةٍ فِي قُلُوبِكُمْ لِلهِ، رَافِعِينَ لَهُ الْحَمْدَ.</w:t>
       </w:r>
-      <w:r>
-        <w:rPr>
-          <w:lang w:val="ar_AE" w:bidi="ar_AE"/>
-        </w:rPr>
-      </w:r>
-      <w:r>
-        <w:rPr>
-          <w:lang w:val="ar_AE" w:bidi="ar_AE"/>
-        </w:rPr>
-      </w:r>
-    </w:p>
-    <w:p>
-      <w:pPr>
-        <w:bidi/>
-      </w:pPr>
-      <w:r>
-        <w:rPr>
-          <w:lang w:val="ar_AE" w:bidi="ar_AE"/>
-        </w:rPr>
-      </w:r>
-    </w:p>
-    <w:p>
-      <w:pPr>
-        <w:bidi/>
-      </w:pPr>
-      <w:r>
-        <w:rPr>
-          <w:lang w:val="ar_AE" w:bidi="ar_AE"/>
-        </w:rPr>
-      </w:r>
-      <w:r>
-        <w:rPr>
-          <w:vertAlign w:val="superscript"/>
+    </w:p>
+    <w:p>
+      <w:pPr>
+        <w:bidi/>
+      </w:pPr>
+      <w:r>
+        <w:rPr>
+          <w:rtl/>
+          <w:cs/>
+          <w:lang w:val="ar_AE" w:bidi="ar_AE"/>
+        </w:rPr>
+      </w:r>
+      <w:r>
+        <w:rPr>
+          <w:vertAlign w:val="superscript"/>
+          <w:rtl/>
+          <w:cs/>
           <w:lang w:val="ar_AE" w:bidi="ar_AE"/>
         </w:rPr>
         <w:t>17</w:t>
       </w:r>
       <w:r>
         <w:rPr>
+          <w:rtl/>
+          <w:cs/>
           <w:lang w:val="ar_AE" w:bidi="ar_AE"/>
         </w:rPr>
         <w:t xml:space="preserve"> وَمَهْمَا كَانَ مَا تَعْمَلُونَهُ، بِالْقَوْلِ أَوْ بِالْفِعْلِ، فَلْيَجْرِ كُلُّ شَيْءٍ بِاسْمِ الرَّبِّ يَسُوعَ، رَافِعِينَ بِهِ الشُّكْرَ لِلهِ الآبِ.</w:t>
       </w:r>
-      <w:r>
-        <w:rPr>
-          <w:lang w:val="ar_AE" w:bidi="ar_AE"/>
-        </w:rPr>
-      </w:r>
-      <w:r>
-        <w:rPr>
-          <w:lang w:val="ar_AE" w:bidi="ar_AE"/>
-        </w:rPr>
-      </w:r>
-    </w:p>
-    <w:p>
-      <w:pPr>
-        <w:bidi/>
-      </w:pPr>
-      <w:r>
-        <w:rPr>
-          <w:lang w:val="ar_AE" w:bidi="ar_AE"/>
-        </w:rPr>
-      </w:r>
-    </w:p>
-    <w:p>
-      <w:pPr>
-        <w:bidi/>
-      </w:pPr>
-      <w:r>
-        <w:rPr>
-          <w:lang w:val="ar_AE" w:bidi="ar_AE"/>
-        </w:rPr>
-      </w:r>
-      <w:r>
-        <w:rPr>
-          <w:vertAlign w:val="superscript"/>
+    </w:p>
+    <w:p>
+      <w:pPr>
+        <w:bidi/>
+      </w:pPr>
+      <w:r>
+        <w:rPr>
+          <w:rtl/>
+          <w:cs/>
+          <w:lang w:val="ar_AE" w:bidi="ar_AE"/>
+        </w:rPr>
+      </w:r>
+      <w:r>
+        <w:rPr>
+          <w:vertAlign w:val="superscript"/>
+          <w:rtl/>
+          <w:cs/>
           <w:lang w:val="ar_AE" w:bidi="ar_AE"/>
         </w:rPr>
         <w:t>18</w:t>
       </w:r>
       <w:r>
         <w:rPr>
+          <w:rtl/>
+          <w:cs/>
           <w:lang w:val="ar_AE" w:bidi="ar_AE"/>
         </w:rPr>
         <w:t xml:space="preserve"> أَيَّتُهَا الزَّوْجَاتُ اخْضَعْنَ لأَزْوَاجِكُنَّ كَمَا يَلِيقُ (بِالْعِيشَةِ) فِي الرَّبِّ.</w:t>
       </w:r>
-      <w:r>
-        <w:rPr>
-          <w:lang w:val="ar_AE" w:bidi="ar_AE"/>
-        </w:rPr>
-      </w:r>
-      <w:r>
-        <w:rPr>
-          <w:lang w:val="ar_AE" w:bidi="ar_AE"/>
-        </w:rPr>
-      </w:r>
-    </w:p>
-    <w:p>
-      <w:pPr>
-        <w:bidi/>
-      </w:pPr>
-      <w:r>
-        <w:rPr>
-          <w:lang w:val="ar_AE" w:bidi="ar_AE"/>
-        </w:rPr>
-      </w:r>
-    </w:p>
-    <w:p>
-      <w:pPr>
-        <w:bidi/>
-      </w:pPr>
-      <w:r>
-        <w:rPr>
-          <w:lang w:val="ar_AE" w:bidi="ar_AE"/>
-        </w:rPr>
-      </w:r>
-      <w:r>
-        <w:rPr>
-          <w:vertAlign w:val="superscript"/>
+    </w:p>
+    <w:p>
+      <w:pPr>
+        <w:bidi/>
+      </w:pPr>
+      <w:r>
+        <w:rPr>
+          <w:rtl/>
+          <w:cs/>
+          <w:lang w:val="ar_AE" w:bidi="ar_AE"/>
+        </w:rPr>
+      </w:r>
+      <w:r>
+        <w:rPr>
+          <w:vertAlign w:val="superscript"/>
+          <w:rtl/>
+          <w:cs/>
           <w:lang w:val="ar_AE" w:bidi="ar_AE"/>
         </w:rPr>
         <w:t>19</w:t>
       </w:r>
       <w:r>
         <w:rPr>
+          <w:rtl/>
+          <w:cs/>
           <w:lang w:val="ar_AE" w:bidi="ar_AE"/>
         </w:rPr>
         <w:t xml:space="preserve"> أَيُّهَا الأَزْوَاجُ، أَحِبُّوا زَوْجَاتِكُمْ، وَلا تُعَامِلُوهُنَّ بِقَسْوَةٍ.</w:t>
       </w:r>
-      <w:r>
-        <w:rPr>
-          <w:lang w:val="ar_AE" w:bidi="ar_AE"/>
-        </w:rPr>
-      </w:r>
-      <w:r>
-        <w:rPr>
-          <w:lang w:val="ar_AE" w:bidi="ar_AE"/>
-        </w:rPr>
-      </w:r>
-    </w:p>
-    <w:p>
-      <w:pPr>
-        <w:bidi/>
-      </w:pPr>
-      <w:r>
-        <w:rPr>
-          <w:lang w:val="ar_AE" w:bidi="ar_AE"/>
-        </w:rPr>
-      </w:r>
-    </w:p>
-    <w:p>
-      <w:pPr>
-        <w:bidi/>
-      </w:pPr>
-      <w:r>
-        <w:rPr>
-          <w:lang w:val="ar_AE" w:bidi="ar_AE"/>
-        </w:rPr>
-      </w:r>
-      <w:r>
-        <w:rPr>
-          <w:vertAlign w:val="superscript"/>
+    </w:p>
+    <w:p>
+      <w:pPr>
+        <w:bidi/>
+      </w:pPr>
+      <w:r>
+        <w:rPr>
+          <w:rtl/>
+          <w:cs/>
+          <w:lang w:val="ar_AE" w:bidi="ar_AE"/>
+        </w:rPr>
+      </w:r>
+      <w:r>
+        <w:rPr>
+          <w:vertAlign w:val="superscript"/>
+          <w:rtl/>
+          <w:cs/>
           <w:lang w:val="ar_AE" w:bidi="ar_AE"/>
         </w:rPr>
         <w:t>20</w:t>
       </w:r>
       <w:r>
         <w:rPr>
+          <w:rtl/>
+          <w:cs/>
           <w:lang w:val="ar_AE" w:bidi="ar_AE"/>
         </w:rPr>
         <w:t xml:space="preserve"> أَيُّهَا الأَوْلادُ، أَطِيعُوا وَالِدِيكُمْ فِي كُلِّ أَمْرٍ، لأَنَّ ذَلِكَ مَرْضِيٌّ فِي الرَّبِّ.</w:t>
       </w:r>
-      <w:r>
-        <w:rPr>
-          <w:lang w:val="ar_AE" w:bidi="ar_AE"/>
-        </w:rPr>
-      </w:r>
-      <w:r>
-        <w:rPr>
-          <w:lang w:val="ar_AE" w:bidi="ar_AE"/>
-        </w:rPr>
-      </w:r>
-    </w:p>
-    <w:p>
-      <w:pPr>
-        <w:bidi/>
-      </w:pPr>
-      <w:r>
-        <w:rPr>
-          <w:lang w:val="ar_AE" w:bidi="ar_AE"/>
-        </w:rPr>
-      </w:r>
-    </w:p>
-    <w:p>
-      <w:pPr>
-        <w:bidi/>
-      </w:pPr>
-      <w:r>
-        <w:rPr>
-          <w:lang w:val="ar_AE" w:bidi="ar_AE"/>
-        </w:rPr>
-      </w:r>
-      <w:r>
-        <w:rPr>
-          <w:vertAlign w:val="superscript"/>
+    </w:p>
+    <w:p>
+      <w:pPr>
+        <w:bidi/>
+      </w:pPr>
+      <w:r>
+        <w:rPr>
+          <w:rtl/>
+          <w:cs/>
+          <w:lang w:val="ar_AE" w:bidi="ar_AE"/>
+        </w:rPr>
+      </w:r>
+      <w:r>
+        <w:rPr>
+          <w:vertAlign w:val="superscript"/>
+          <w:rtl/>
+          <w:cs/>
           <w:lang w:val="ar_AE" w:bidi="ar_AE"/>
         </w:rPr>
         <w:t>21</w:t>
       </w:r>
       <w:r>
         <w:rPr>
+          <w:rtl/>
+          <w:cs/>
           <w:lang w:val="ar_AE" w:bidi="ar_AE"/>
         </w:rPr>
         <w:t xml:space="preserve"> أَيُّهَا الآبَاءُ، لَا تُثِيرُوا غَضَبَ أَوْلادِكُمْ لِئَلّا يُصِيبَهُمُ الْفَشَلُ.</w:t>
       </w:r>
-      <w:r>
-        <w:rPr>
-          <w:lang w:val="ar_AE" w:bidi="ar_AE"/>
-        </w:rPr>
-      </w:r>
-      <w:r>
-        <w:rPr>
-          <w:lang w:val="ar_AE" w:bidi="ar_AE"/>
-        </w:rPr>
-      </w:r>
-    </w:p>
-    <w:p>
-      <w:pPr>
-        <w:bidi/>
-      </w:pPr>
-      <w:r>
-        <w:rPr>
-          <w:lang w:val="ar_AE" w:bidi="ar_AE"/>
-        </w:rPr>
-      </w:r>
-    </w:p>
-    <w:p>
-      <w:pPr>
-        <w:bidi/>
-      </w:pPr>
-      <w:r>
-        <w:rPr>
-          <w:lang w:val="ar_AE" w:bidi="ar_AE"/>
-        </w:rPr>
-      </w:r>
-      <w:r>
-        <w:rPr>
-          <w:vertAlign w:val="superscript"/>
+    </w:p>
+    <w:p>
+      <w:pPr>
+        <w:bidi/>
+      </w:pPr>
+      <w:r>
+        <w:rPr>
+          <w:rtl/>
+          <w:cs/>
+          <w:lang w:val="ar_AE" w:bidi="ar_AE"/>
+        </w:rPr>
+      </w:r>
+      <w:r>
+        <w:rPr>
+          <w:vertAlign w:val="superscript"/>
+          <w:rtl/>
+          <w:cs/>
           <w:lang w:val="ar_AE" w:bidi="ar_AE"/>
         </w:rPr>
         <w:t>22</w:t>
       </w:r>
       <w:r>
         <w:rPr>
+          <w:rtl/>
+          <w:cs/>
           <w:lang w:val="ar_AE" w:bidi="ar_AE"/>
         </w:rPr>
         <w:t xml:space="preserve"> أَيُّهَا الْعَبِيدُ، أَطِيعُوا فِي كُلِّ أَمْرٍ سَادَتَكُمُ الْبَشَرِيِّينَ، فَلا تَعْمَلُوا بِجِدٍّ فَقَطْ حِينَ تَكُونُ عُيُونُهُمْ عَلَيْكُمْ، كَمَنْ يُحَاوِلُ إِرْضَاءَ النَّاسِ، بَلْ بِقَلْبٍ صَادِقٍ خَائِفِينَ الرَّبَّ.</w:t>
       </w:r>
-      <w:r>
-        <w:rPr>
-          <w:lang w:val="ar_AE" w:bidi="ar_AE"/>
-        </w:rPr>
-      </w:r>
-      <w:r>
-        <w:rPr>
-          <w:lang w:val="ar_AE" w:bidi="ar_AE"/>
-        </w:rPr>
-      </w:r>
-    </w:p>
-    <w:p>
-      <w:pPr>
-        <w:bidi/>
-      </w:pPr>
-      <w:r>
-        <w:rPr>
-          <w:lang w:val="ar_AE" w:bidi="ar_AE"/>
-        </w:rPr>
-      </w:r>
-    </w:p>
-    <w:p>
-      <w:pPr>
-        <w:bidi/>
-      </w:pPr>
-      <w:r>
-        <w:rPr>
-          <w:lang w:val="ar_AE" w:bidi="ar_AE"/>
-        </w:rPr>
-      </w:r>
-      <w:r>
-        <w:rPr>
-          <w:vertAlign w:val="superscript"/>
+    </w:p>
+    <w:p>
+      <w:pPr>
+        <w:bidi/>
+      </w:pPr>
+      <w:r>
+        <w:rPr>
+          <w:rtl/>
+          <w:cs/>
+          <w:lang w:val="ar_AE" w:bidi="ar_AE"/>
+        </w:rPr>
+      </w:r>
+      <w:r>
+        <w:rPr>
+          <w:vertAlign w:val="superscript"/>
+          <w:rtl/>
+          <w:cs/>
           <w:lang w:val="ar_AE" w:bidi="ar_AE"/>
         </w:rPr>
         <w:t>23</w:t>
       </w:r>
       <w:r>
         <w:rPr>
+          <w:rtl/>
+          <w:cs/>
           <w:lang w:val="ar_AE" w:bidi="ar_AE"/>
         </w:rPr>
         <w:t xml:space="preserve"> وَمَهْمَا عَمِلْتُمْ، فَاجْتَهِدُوا فِيهِ مِنْ صَمِيمِ الْقَلْبِ، وَكَأَنَّهُ لِلرَّبِّ لَا لِلنَّاسِ،</w:t>
       </w:r>
-      <w:r>
-        <w:rPr>
-          <w:lang w:val="ar_AE" w:bidi="ar_AE"/>
-        </w:rPr>
-      </w:r>
-      <w:r>
-        <w:rPr>
-          <w:lang w:val="ar_AE" w:bidi="ar_AE"/>
-        </w:rPr>
-      </w:r>
-    </w:p>
-    <w:p>
-      <w:pPr>
-        <w:bidi/>
-      </w:pPr>
-      <w:r>
-        <w:rPr>
-          <w:lang w:val="ar_AE" w:bidi="ar_AE"/>
-        </w:rPr>
-      </w:r>
-    </w:p>
-    <w:p>
-      <w:pPr>
-        <w:bidi/>
-      </w:pPr>
-      <w:r>
-        <w:rPr>
-          <w:lang w:val="ar_AE" w:bidi="ar_AE"/>
-        </w:rPr>
-      </w:r>
-      <w:r>
-        <w:rPr>
-          <w:vertAlign w:val="superscript"/>
+    </w:p>
+    <w:p>
+      <w:pPr>
+        <w:bidi/>
+      </w:pPr>
+      <w:r>
+        <w:rPr>
+          <w:rtl/>
+          <w:cs/>
+          <w:lang w:val="ar_AE" w:bidi="ar_AE"/>
+        </w:rPr>
+      </w:r>
+      <w:r>
+        <w:rPr>
+          <w:vertAlign w:val="superscript"/>
+          <w:rtl/>
+          <w:cs/>
           <w:lang w:val="ar_AE" w:bidi="ar_AE"/>
         </w:rPr>
         <w:t>24</w:t>
       </w:r>
       <w:r>
         <w:rPr>
+          <w:rtl/>
+          <w:cs/>
           <w:lang w:val="ar_AE" w:bidi="ar_AE"/>
         </w:rPr>
         <w:t xml:space="preserve"> عَالِمِينَ أَنَّكُمْ سَوْفَ تَنَالُونَ الْمُكَافَأَةَ بِالْمِيرَاثِ مِنَ الرَّبِّ. فَإِنَّمَا أَنْتُمْ عَبِيدٌ تَخْدِمُونَ الرَّبَّ الْمَسِيحَ</w:t>
       </w:r>
-      <w:r>
-        <w:rPr>
-          <w:lang w:val="ar_AE" w:bidi="ar_AE"/>
-        </w:rPr>
-      </w:r>
-      <w:r>
-        <w:rPr>
-          <w:lang w:val="ar_AE" w:bidi="ar_AE"/>
-        </w:rPr>
-      </w:r>
-    </w:p>
-    <w:p>
-      <w:pPr>
-        <w:bidi/>
-      </w:pPr>
-      <w:r>
-        <w:rPr>
-          <w:lang w:val="ar_AE" w:bidi="ar_AE"/>
-        </w:rPr>
-      </w:r>
-    </w:p>
-    <w:p>
-      <w:pPr>
-        <w:bidi/>
-      </w:pPr>
-      <w:r>
-        <w:rPr>
-          <w:lang w:val="ar_AE" w:bidi="ar_AE"/>
-        </w:rPr>
-      </w:r>
-      <w:r>
-        <w:rPr>
-          <w:vertAlign w:val="superscript"/>
+    </w:p>
+    <w:p>
+      <w:pPr>
+        <w:bidi/>
+      </w:pPr>
+      <w:r>
+        <w:rPr>
+          <w:rtl/>
+          <w:cs/>
+          <w:lang w:val="ar_AE" w:bidi="ar_AE"/>
+        </w:rPr>
+      </w:r>
+      <w:r>
+        <w:rPr>
+          <w:vertAlign w:val="superscript"/>
+          <w:rtl/>
+          <w:cs/>
           <w:lang w:val="ar_AE" w:bidi="ar_AE"/>
         </w:rPr>
         <w:t>25</w:t>
       </w:r>
       <w:r>
         <w:rPr>
+          <w:rtl/>
+          <w:cs/>
           <w:lang w:val="ar_AE" w:bidi="ar_AE"/>
         </w:rPr>
         <w:t xml:space="preserve"> وَأَمَّا مَنْ عَمِلَ شَرّاً فَسَوْفَ يَنَالُ جَزَاءَ عَمَلِهِ الشِّرِّيرِ، وَلَيْسَ مُحَابَاةٌ.</w:t>
       </w:r>
-      <w:r>
-        <w:rPr>
-          <w:lang w:val="ar_AE" w:bidi="ar_AE"/>
-        </w:rPr>
-      </w:r>
-      <w:r>
-        <w:rPr>
-          <w:lang w:val="ar_AE" w:bidi="ar_AE"/>
-        </w:rPr>
-      </w:r>
-    </w:p>
-    <w:p>
-      <w:pPr>
-        <w:bidi/>
-      </w:pPr>
-      <w:r>
-        <w:rPr>
-          <w:lang w:val="ar_AE" w:bidi="ar_AE"/>
-        </w:rPr>
-      </w:r>
     </w:p>
     <w:p>
       <w:pPr>
@@ -3603,778 +2532,540 @@
       </w:pPr>
       <w:r>
         <w:rPr>
-          <w:lang w:val="ar_AE" w:bidi="ar_AE"/>
-        </w:rPr>
-        <w:t>Colossians 4:1</w:t>
-      </w:r>
-      <w:r>
-        <w:rPr>
-          <w:lang w:val="ar_AE" w:bidi="ar_AE"/>
-        </w:rPr>
-      </w:r>
-    </w:p>
-    <w:p>
-      <w:pPr>
-        <w:bidi/>
-      </w:pPr>
-      <w:r>
-        <w:rPr>
-          <w:lang w:val="ar_AE" w:bidi="ar_AE"/>
-        </w:rPr>
-      </w:r>
-      <w:r>
-        <w:rPr>
-          <w:vertAlign w:val="superscript"/>
+          <w:rtl/>
+          <w:cs/>
+          <w:lang w:val="ar_AE" w:bidi="ar_AE"/>
+        </w:rPr>
+        <w:t>كولوسي 4:1</w:t>
+      </w:r>
+      <w:r>
+        <w:rPr>
+          <w:rtl/>
+          <w:cs/>
+          <w:lang w:val="ar_AE" w:bidi="ar_AE"/>
+        </w:rPr>
+      </w:r>
+    </w:p>
+    <w:p>
+      <w:pPr>
+        <w:bidi/>
+      </w:pPr>
+      <w:r>
+        <w:rPr>
+          <w:rtl/>
+          <w:cs/>
+          <w:lang w:val="ar_AE" w:bidi="ar_AE"/>
+        </w:rPr>
+      </w:r>
+      <w:r>
+        <w:rPr>
+          <w:vertAlign w:val="superscript"/>
+          <w:rtl/>
+          <w:cs/>
           <w:lang w:val="ar_AE" w:bidi="ar_AE"/>
         </w:rPr>
         <w:t>1</w:t>
       </w:r>
       <w:r>
         <w:rPr>
+          <w:rtl/>
+          <w:cs/>
           <w:lang w:val="ar_AE" w:bidi="ar_AE"/>
         </w:rPr>
         <w:t xml:space="preserve"> أَيُّهَا السَّادَةُ، عَامِلُوا عَبِيدَكُمْ بِالْعَدْلِ وَالإِنْصَافِ، عَالِمِينَ أَنَّ لَكُمْ، أَنْتُمْ أَيْضاً، سَيِّداً فِي السَّمَاءِ.</w:t>
       </w:r>
-      <w:r>
-        <w:rPr>
-          <w:lang w:val="ar_AE" w:bidi="ar_AE"/>
-        </w:rPr>
-      </w:r>
-      <w:r>
-        <w:rPr>
-          <w:lang w:val="ar_AE" w:bidi="ar_AE"/>
-        </w:rPr>
-      </w:r>
-    </w:p>
-    <w:p>
-      <w:pPr>
-        <w:bidi/>
-      </w:pPr>
-      <w:r>
-        <w:rPr>
-          <w:lang w:val="ar_AE" w:bidi="ar_AE"/>
-        </w:rPr>
-      </w:r>
-    </w:p>
-    <w:p>
-      <w:pPr>
-        <w:bidi/>
-      </w:pPr>
-      <w:r>
-        <w:rPr>
-          <w:lang w:val="ar_AE" w:bidi="ar_AE"/>
-        </w:rPr>
-      </w:r>
-      <w:r>
-        <w:rPr>
-          <w:vertAlign w:val="superscript"/>
+    </w:p>
+    <w:p>
+      <w:pPr>
+        <w:bidi/>
+      </w:pPr>
+      <w:r>
+        <w:rPr>
+          <w:rtl/>
+          <w:cs/>
+          <w:lang w:val="ar_AE" w:bidi="ar_AE"/>
+        </w:rPr>
+      </w:r>
+      <w:r>
+        <w:rPr>
+          <w:vertAlign w:val="superscript"/>
+          <w:rtl/>
+          <w:cs/>
           <w:lang w:val="ar_AE" w:bidi="ar_AE"/>
         </w:rPr>
         <w:t>2</w:t>
       </w:r>
       <w:r>
         <w:rPr>
+          <w:rtl/>
+          <w:cs/>
           <w:lang w:val="ar_AE" w:bidi="ar_AE"/>
         </w:rPr>
         <w:t xml:space="preserve"> دَاوِمُوا عَلَى الصَّلاةِ، مُتَيَقِّظِينَ فِيهَا بِالشُّكْرِ،</w:t>
       </w:r>
-      <w:r>
-        <w:rPr>
-          <w:lang w:val="ar_AE" w:bidi="ar_AE"/>
-        </w:rPr>
-      </w:r>
-      <w:r>
-        <w:rPr>
-          <w:lang w:val="ar_AE" w:bidi="ar_AE"/>
-        </w:rPr>
-      </w:r>
-    </w:p>
-    <w:p>
-      <w:pPr>
-        <w:bidi/>
-      </w:pPr>
-      <w:r>
-        <w:rPr>
-          <w:lang w:val="ar_AE" w:bidi="ar_AE"/>
-        </w:rPr>
-      </w:r>
-    </w:p>
-    <w:p>
-      <w:pPr>
-        <w:bidi/>
-      </w:pPr>
-      <w:r>
-        <w:rPr>
-          <w:lang w:val="ar_AE" w:bidi="ar_AE"/>
-        </w:rPr>
-      </w:r>
-      <w:r>
-        <w:rPr>
-          <w:vertAlign w:val="superscript"/>
+    </w:p>
+    <w:p>
+      <w:pPr>
+        <w:bidi/>
+      </w:pPr>
+      <w:r>
+        <w:rPr>
+          <w:rtl/>
+          <w:cs/>
+          <w:lang w:val="ar_AE" w:bidi="ar_AE"/>
+        </w:rPr>
+      </w:r>
+      <w:r>
+        <w:rPr>
+          <w:vertAlign w:val="superscript"/>
+          <w:rtl/>
+          <w:cs/>
           <w:lang w:val="ar_AE" w:bidi="ar_AE"/>
         </w:rPr>
         <w:t>3</w:t>
       </w:r>
       <w:r>
         <w:rPr>
+          <w:rtl/>
+          <w:cs/>
           <w:lang w:val="ar_AE" w:bidi="ar_AE"/>
         </w:rPr>
         <w:t xml:space="preserve"> مُصَلِّينَ مَعاً لأَجْلِنَا أَيْضاً، كَيْ يَفْتَحَ لَنَا اللهُ بَاباً لِنُبَلِّغَ الرِّسَالَةَ، فَنَتَكَلَّمَ بِسِرِّ الْمَسِيحِ الَّذِي مِنْ أَجْلِهِ أَنَا مُقَيَّدٌ أَيْضاً،</w:t>
       </w:r>
-      <w:r>
-        <w:rPr>
-          <w:lang w:val="ar_AE" w:bidi="ar_AE"/>
-        </w:rPr>
-      </w:r>
-      <w:r>
-        <w:rPr>
-          <w:lang w:val="ar_AE" w:bidi="ar_AE"/>
-        </w:rPr>
-      </w:r>
-    </w:p>
-    <w:p>
-      <w:pPr>
-        <w:bidi/>
-      </w:pPr>
-      <w:r>
-        <w:rPr>
-          <w:lang w:val="ar_AE" w:bidi="ar_AE"/>
-        </w:rPr>
-      </w:r>
-    </w:p>
-    <w:p>
-      <w:pPr>
-        <w:bidi/>
-      </w:pPr>
-      <w:r>
-        <w:rPr>
-          <w:lang w:val="ar_AE" w:bidi="ar_AE"/>
-        </w:rPr>
-      </w:r>
-      <w:r>
-        <w:rPr>
-          <w:vertAlign w:val="superscript"/>
+    </w:p>
+    <w:p>
+      <w:pPr>
+        <w:bidi/>
+      </w:pPr>
+      <w:r>
+        <w:rPr>
+          <w:rtl/>
+          <w:cs/>
+          <w:lang w:val="ar_AE" w:bidi="ar_AE"/>
+        </w:rPr>
+      </w:r>
+      <w:r>
+        <w:rPr>
+          <w:vertAlign w:val="superscript"/>
+          <w:rtl/>
+          <w:cs/>
           <w:lang w:val="ar_AE" w:bidi="ar_AE"/>
         </w:rPr>
         <w:t>4</w:t>
       </w:r>
       <w:r>
         <w:rPr>
+          <w:rtl/>
+          <w:cs/>
           <w:lang w:val="ar_AE" w:bidi="ar_AE"/>
         </w:rPr>
         <w:t xml:space="preserve"> حَتَّى أُعْلِنَهُ كَمَا يَجِبُ أَنْ أَتَكَلَّمَ بِهِ.</w:t>
       </w:r>
-      <w:r>
-        <w:rPr>
-          <w:lang w:val="ar_AE" w:bidi="ar_AE"/>
-        </w:rPr>
-      </w:r>
-      <w:r>
-        <w:rPr>
-          <w:lang w:val="ar_AE" w:bidi="ar_AE"/>
-        </w:rPr>
-      </w:r>
-    </w:p>
-    <w:p>
-      <w:pPr>
-        <w:bidi/>
-      </w:pPr>
-      <w:r>
-        <w:rPr>
-          <w:lang w:val="ar_AE" w:bidi="ar_AE"/>
-        </w:rPr>
-      </w:r>
-    </w:p>
-    <w:p>
-      <w:pPr>
-        <w:bidi/>
-      </w:pPr>
-      <w:r>
-        <w:rPr>
-          <w:lang w:val="ar_AE" w:bidi="ar_AE"/>
-        </w:rPr>
-      </w:r>
-      <w:r>
-        <w:rPr>
-          <w:vertAlign w:val="superscript"/>
+    </w:p>
+    <w:p>
+      <w:pPr>
+        <w:bidi/>
+      </w:pPr>
+      <w:r>
+        <w:rPr>
+          <w:rtl/>
+          <w:cs/>
+          <w:lang w:val="ar_AE" w:bidi="ar_AE"/>
+        </w:rPr>
+      </w:r>
+      <w:r>
+        <w:rPr>
+          <w:vertAlign w:val="superscript"/>
+          <w:rtl/>
+          <w:cs/>
           <w:lang w:val="ar_AE" w:bidi="ar_AE"/>
         </w:rPr>
         <w:t>5</w:t>
       </w:r>
       <w:r>
         <w:rPr>
+          <w:rtl/>
+          <w:cs/>
           <w:lang w:val="ar_AE" w:bidi="ar_AE"/>
         </w:rPr>
         <w:t xml:space="preserve"> تَصَرَّفُوا بِحِكْمَةٍ مَعَ الَّذِينَ هُمْ مِنْ خَارِجِ الْكَنِيسَةِ، مُسْتَغِلِّينَ الْوَقْتَ أَحْسَنَ اسْتِغْلالٍ.</w:t>
       </w:r>
-      <w:r>
-        <w:rPr>
-          <w:lang w:val="ar_AE" w:bidi="ar_AE"/>
-        </w:rPr>
-      </w:r>
-      <w:r>
-        <w:rPr>
-          <w:lang w:val="ar_AE" w:bidi="ar_AE"/>
-        </w:rPr>
-      </w:r>
-    </w:p>
-    <w:p>
-      <w:pPr>
-        <w:bidi/>
-      </w:pPr>
-      <w:r>
-        <w:rPr>
-          <w:lang w:val="ar_AE" w:bidi="ar_AE"/>
-        </w:rPr>
-      </w:r>
-    </w:p>
-    <w:p>
-      <w:pPr>
-        <w:bidi/>
-      </w:pPr>
-      <w:r>
-        <w:rPr>
-          <w:lang w:val="ar_AE" w:bidi="ar_AE"/>
-        </w:rPr>
-      </w:r>
-      <w:r>
-        <w:rPr>
-          <w:vertAlign w:val="superscript"/>
+    </w:p>
+    <w:p>
+      <w:pPr>
+        <w:bidi/>
+      </w:pPr>
+      <w:r>
+        <w:rPr>
+          <w:rtl/>
+          <w:cs/>
+          <w:lang w:val="ar_AE" w:bidi="ar_AE"/>
+        </w:rPr>
+      </w:r>
+      <w:r>
+        <w:rPr>
+          <w:vertAlign w:val="superscript"/>
+          <w:rtl/>
+          <w:cs/>
           <w:lang w:val="ar_AE" w:bidi="ar_AE"/>
         </w:rPr>
         <w:t>6</w:t>
       </w:r>
       <w:r>
         <w:rPr>
+          <w:rtl/>
+          <w:cs/>
           <w:lang w:val="ar_AE" w:bidi="ar_AE"/>
         </w:rPr>
         <w:t xml:space="preserve"> لِيَكُنْ كَلامُكُمْ دَائِماً مَصْحُوباً بِالنِّعْمَةِ، وَلْيَكُنْ مُصْلَحاً بِمِلْحٍ، فَتَعْرِفُوا كَيْفَ يَجِبُ أَنْ تُجِيبُوا كُلَّ وَاحِدٍ.</w:t>
       </w:r>
-      <w:r>
-        <w:rPr>
-          <w:lang w:val="ar_AE" w:bidi="ar_AE"/>
-        </w:rPr>
-      </w:r>
-      <w:r>
-        <w:rPr>
-          <w:lang w:val="ar_AE" w:bidi="ar_AE"/>
-        </w:rPr>
-      </w:r>
-    </w:p>
-    <w:p>
-      <w:pPr>
-        <w:bidi/>
-      </w:pPr>
-      <w:r>
-        <w:rPr>
-          <w:lang w:val="ar_AE" w:bidi="ar_AE"/>
-        </w:rPr>
-      </w:r>
-    </w:p>
-    <w:p>
-      <w:pPr>
-        <w:bidi/>
-      </w:pPr>
-      <w:r>
-        <w:rPr>
-          <w:lang w:val="ar_AE" w:bidi="ar_AE"/>
-        </w:rPr>
-      </w:r>
-      <w:r>
-        <w:rPr>
-          <w:vertAlign w:val="superscript"/>
+    </w:p>
+    <w:p>
+      <w:pPr>
+        <w:bidi/>
+      </w:pPr>
+      <w:r>
+        <w:rPr>
+          <w:rtl/>
+          <w:cs/>
+          <w:lang w:val="ar_AE" w:bidi="ar_AE"/>
+        </w:rPr>
+      </w:r>
+      <w:r>
+        <w:rPr>
+          <w:vertAlign w:val="superscript"/>
+          <w:rtl/>
+          <w:cs/>
           <w:lang w:val="ar_AE" w:bidi="ar_AE"/>
         </w:rPr>
         <w:t>7</w:t>
       </w:r>
       <w:r>
         <w:rPr>
+          <w:rtl/>
+          <w:cs/>
           <w:lang w:val="ar_AE" w:bidi="ar_AE"/>
         </w:rPr>
         <w:t xml:space="preserve"> أَمَّا أَحْوَالِي كُلُّهَا، فَسَيُخْبِرُكُمْ بِها تِيخِيكُسُ، الأَخُ الْحَبِيبُ وَالْخَادِمُ الأَمِينُ وَرَفِيقُنَا الْعَبْدُ فِي الرَّبِّ،</w:t>
       </w:r>
-      <w:r>
-        <w:rPr>
-          <w:lang w:val="ar_AE" w:bidi="ar_AE"/>
-        </w:rPr>
-      </w:r>
-      <w:r>
-        <w:rPr>
-          <w:lang w:val="ar_AE" w:bidi="ar_AE"/>
-        </w:rPr>
-      </w:r>
-    </w:p>
-    <w:p>
-      <w:pPr>
-        <w:bidi/>
-      </w:pPr>
-      <w:r>
-        <w:rPr>
-          <w:lang w:val="ar_AE" w:bidi="ar_AE"/>
-        </w:rPr>
-      </w:r>
-    </w:p>
-    <w:p>
-      <w:pPr>
-        <w:bidi/>
-      </w:pPr>
-      <w:r>
-        <w:rPr>
-          <w:lang w:val="ar_AE" w:bidi="ar_AE"/>
-        </w:rPr>
-      </w:r>
-      <w:r>
-        <w:rPr>
-          <w:vertAlign w:val="superscript"/>
+    </w:p>
+    <w:p>
+      <w:pPr>
+        <w:bidi/>
+      </w:pPr>
+      <w:r>
+        <w:rPr>
+          <w:rtl/>
+          <w:cs/>
+          <w:lang w:val="ar_AE" w:bidi="ar_AE"/>
+        </w:rPr>
+      </w:r>
+      <w:r>
+        <w:rPr>
+          <w:vertAlign w:val="superscript"/>
+          <w:rtl/>
+          <w:cs/>
           <w:lang w:val="ar_AE" w:bidi="ar_AE"/>
         </w:rPr>
         <w:t>8</w:t>
       </w:r>
       <w:r>
         <w:rPr>
+          <w:rtl/>
+          <w:cs/>
           <w:lang w:val="ar_AE" w:bidi="ar_AE"/>
         </w:rPr>
         <w:t xml:space="preserve"> فَإِيَّاهُ قَدْ أَرْسَلْتُ إِلَيْكُمْ لِهَذَا الْغَرَضِ عَيْنِهِ، لِتَعْرِفُوا أَحْوَالَنَا وَيُشَجِّعَ قُلُوبَكُمْ،</w:t>
       </w:r>
-      <w:r>
-        <w:rPr>
-          <w:lang w:val="ar_AE" w:bidi="ar_AE"/>
-        </w:rPr>
-      </w:r>
-      <w:r>
-        <w:rPr>
-          <w:lang w:val="ar_AE" w:bidi="ar_AE"/>
-        </w:rPr>
-      </w:r>
-    </w:p>
-    <w:p>
-      <w:pPr>
-        <w:bidi/>
-      </w:pPr>
-      <w:r>
-        <w:rPr>
-          <w:lang w:val="ar_AE" w:bidi="ar_AE"/>
-        </w:rPr>
-      </w:r>
-    </w:p>
-    <w:p>
-      <w:pPr>
-        <w:bidi/>
-      </w:pPr>
-      <w:r>
-        <w:rPr>
-          <w:lang w:val="ar_AE" w:bidi="ar_AE"/>
-        </w:rPr>
-      </w:r>
-      <w:r>
-        <w:rPr>
-          <w:vertAlign w:val="superscript"/>
+    </w:p>
+    <w:p>
+      <w:pPr>
+        <w:bidi/>
+      </w:pPr>
+      <w:r>
+        <w:rPr>
+          <w:rtl/>
+          <w:cs/>
+          <w:lang w:val="ar_AE" w:bidi="ar_AE"/>
+        </w:rPr>
+      </w:r>
+      <w:r>
+        <w:rPr>
+          <w:vertAlign w:val="superscript"/>
+          <w:rtl/>
+          <w:cs/>
           <w:lang w:val="ar_AE" w:bidi="ar_AE"/>
         </w:rPr>
         <w:t>9</w:t>
       </w:r>
       <w:r>
         <w:rPr>
+          <w:rtl/>
+          <w:cs/>
           <w:lang w:val="ar_AE" w:bidi="ar_AE"/>
         </w:rPr>
         <w:t xml:space="preserve"> يُرَافِقُهُ أُونِسِيمُوسُ، الأَخُ الأَمِينُ الْحَبِيبُ الَّذِي هُوَ مِنْ عِنْدِكُمْ. فَهُمَا يُطْلِعَانِكُمْ عَلَى أَحْوَالِنَا هُنَا.</w:t>
       </w:r>
-      <w:r>
-        <w:rPr>
-          <w:lang w:val="ar_AE" w:bidi="ar_AE"/>
-        </w:rPr>
-      </w:r>
-      <w:r>
-        <w:rPr>
-          <w:lang w:val="ar_AE" w:bidi="ar_AE"/>
-        </w:rPr>
-      </w:r>
-    </w:p>
-    <w:p>
-      <w:pPr>
-        <w:bidi/>
-      </w:pPr>
-      <w:r>
-        <w:rPr>
-          <w:lang w:val="ar_AE" w:bidi="ar_AE"/>
-        </w:rPr>
-      </w:r>
-    </w:p>
-    <w:p>
-      <w:pPr>
-        <w:bidi/>
-      </w:pPr>
-      <w:r>
-        <w:rPr>
-          <w:lang w:val="ar_AE" w:bidi="ar_AE"/>
-        </w:rPr>
-      </w:r>
-      <w:r>
-        <w:rPr>
-          <w:vertAlign w:val="superscript"/>
+    </w:p>
+    <w:p>
+      <w:pPr>
+        <w:bidi/>
+      </w:pPr>
+      <w:r>
+        <w:rPr>
+          <w:rtl/>
+          <w:cs/>
+          <w:lang w:val="ar_AE" w:bidi="ar_AE"/>
+        </w:rPr>
+      </w:r>
+      <w:r>
+        <w:rPr>
+          <w:vertAlign w:val="superscript"/>
+          <w:rtl/>
+          <w:cs/>
           <w:lang w:val="ar_AE" w:bidi="ar_AE"/>
         </w:rPr>
         <w:t>10</w:t>
       </w:r>
       <w:r>
         <w:rPr>
+          <w:rtl/>
+          <w:cs/>
           <w:lang w:val="ar_AE" w:bidi="ar_AE"/>
         </w:rPr>
         <w:t xml:space="preserve"> يُسَلِّمُ عَلَيْكُمْ أَرِسْتَرْخُسُ رَفِيقِي فِي السِّجْنِ؛ وَمَرْقُسُ ابْنُ أُخْتِ بَرْنَابَا، وَفِي شَأْنِهِ تَلَقَّيْتُمْ بَعْضَ التَّوْصِيَاتِ: فَإِنْ جَاءَ إِلَيْكُمْ، فَرَحِّبُوا بِهِ؛</w:t>
       </w:r>
-      <w:r>
-        <w:rPr>
-          <w:lang w:val="ar_AE" w:bidi="ar_AE"/>
-        </w:rPr>
-      </w:r>
-      <w:r>
-        <w:rPr>
-          <w:lang w:val="ar_AE" w:bidi="ar_AE"/>
-        </w:rPr>
-      </w:r>
-    </w:p>
-    <w:p>
-      <w:pPr>
-        <w:bidi/>
-      </w:pPr>
-      <w:r>
-        <w:rPr>
-          <w:lang w:val="ar_AE" w:bidi="ar_AE"/>
-        </w:rPr>
-      </w:r>
-    </w:p>
-    <w:p>
-      <w:pPr>
-        <w:bidi/>
-      </w:pPr>
-      <w:r>
-        <w:rPr>
-          <w:lang w:val="ar_AE" w:bidi="ar_AE"/>
-        </w:rPr>
-      </w:r>
-      <w:r>
-        <w:rPr>
-          <w:vertAlign w:val="superscript"/>
+    </w:p>
+    <w:p>
+      <w:pPr>
+        <w:bidi/>
+      </w:pPr>
+      <w:r>
+        <w:rPr>
+          <w:rtl/>
+          <w:cs/>
+          <w:lang w:val="ar_AE" w:bidi="ar_AE"/>
+        </w:rPr>
+      </w:r>
+      <w:r>
+        <w:rPr>
+          <w:vertAlign w:val="superscript"/>
+          <w:rtl/>
+          <w:cs/>
           <w:lang w:val="ar_AE" w:bidi="ar_AE"/>
         </w:rPr>
         <w:t>11</w:t>
       </w:r>
       <w:r>
         <w:rPr>
+          <w:rtl/>
+          <w:cs/>
           <w:lang w:val="ar_AE" w:bidi="ar_AE"/>
         </w:rPr>
         <w:t xml:space="preserve"> وَيَسُوعُ الْمَعْرُوفُ بِاسْمِ يُسْطُسَ. هؤُلاءِ جَمِيعاً مِنْ أَهْلِ الْخِتَانِ، وَهُمْ وَحْدُهُمْ مُعَاوِنِيَّ لأَجْلِ مَلَكُوتِ اللهِ، وَقَدْ كَانُوا لِي عَزَاءً.</w:t>
       </w:r>
-      <w:r>
-        <w:rPr>
-          <w:lang w:val="ar_AE" w:bidi="ar_AE"/>
-        </w:rPr>
-      </w:r>
-      <w:r>
-        <w:rPr>
-          <w:lang w:val="ar_AE" w:bidi="ar_AE"/>
-        </w:rPr>
-      </w:r>
-    </w:p>
-    <w:p>
-      <w:pPr>
-        <w:bidi/>
-      </w:pPr>
-      <w:r>
-        <w:rPr>
-          <w:lang w:val="ar_AE" w:bidi="ar_AE"/>
-        </w:rPr>
-      </w:r>
-    </w:p>
-    <w:p>
-      <w:pPr>
-        <w:bidi/>
-      </w:pPr>
-      <w:r>
-        <w:rPr>
-          <w:lang w:val="ar_AE" w:bidi="ar_AE"/>
-        </w:rPr>
-      </w:r>
-      <w:r>
-        <w:rPr>
-          <w:vertAlign w:val="superscript"/>
+    </w:p>
+    <w:p>
+      <w:pPr>
+        <w:bidi/>
+      </w:pPr>
+      <w:r>
+        <w:rPr>
+          <w:rtl/>
+          <w:cs/>
+          <w:lang w:val="ar_AE" w:bidi="ar_AE"/>
+        </w:rPr>
+      </w:r>
+      <w:r>
+        <w:rPr>
+          <w:vertAlign w:val="superscript"/>
+          <w:rtl/>
+          <w:cs/>
           <w:lang w:val="ar_AE" w:bidi="ar_AE"/>
         </w:rPr>
         <w:t>12</w:t>
       </w:r>
       <w:r>
         <w:rPr>
+          <w:rtl/>
+          <w:cs/>
           <w:lang w:val="ar_AE" w:bidi="ar_AE"/>
         </w:rPr>
         <w:t xml:space="preserve"> يُسَلِّمُ عَلَيْكُمْ أَبَفْرَاسُ الَّذِي هُوَ مِنْكُمْ، وَهُوَ عَبْدٌ لِلْمَسِيحِ يَسُوعَ، يُجَاهِدُ كُلَّ حِينٍ لأَجْلِكُمْ فِي الصَّلَوَاتِ لِتَثْبُتُوا كَامِلِينَ وَلَكُمْ تَمَامُ الْيَقِينِ مِنْ جِهَةِ مَشِيئَةِ اللهِ كُلِّهَا.</w:t>
       </w:r>
-      <w:r>
-        <w:rPr>
-          <w:lang w:val="ar_AE" w:bidi="ar_AE"/>
-        </w:rPr>
-      </w:r>
-      <w:r>
-        <w:rPr>
-          <w:lang w:val="ar_AE" w:bidi="ar_AE"/>
-        </w:rPr>
-      </w:r>
-    </w:p>
-    <w:p>
-      <w:pPr>
-        <w:bidi/>
-      </w:pPr>
-      <w:r>
-        <w:rPr>
-          <w:lang w:val="ar_AE" w:bidi="ar_AE"/>
-        </w:rPr>
-      </w:r>
-    </w:p>
-    <w:p>
-      <w:pPr>
-        <w:bidi/>
-      </w:pPr>
-      <w:r>
-        <w:rPr>
-          <w:lang w:val="ar_AE" w:bidi="ar_AE"/>
-        </w:rPr>
-      </w:r>
-      <w:r>
-        <w:rPr>
-          <w:vertAlign w:val="superscript"/>
+    </w:p>
+    <w:p>
+      <w:pPr>
+        <w:bidi/>
+      </w:pPr>
+      <w:r>
+        <w:rPr>
+          <w:rtl/>
+          <w:cs/>
+          <w:lang w:val="ar_AE" w:bidi="ar_AE"/>
+        </w:rPr>
+      </w:r>
+      <w:r>
+        <w:rPr>
+          <w:vertAlign w:val="superscript"/>
+          <w:rtl/>
+          <w:cs/>
           <w:lang w:val="ar_AE" w:bidi="ar_AE"/>
         </w:rPr>
         <w:t>13</w:t>
       </w:r>
       <w:r>
         <w:rPr>
+          <w:rtl/>
+          <w:cs/>
           <w:lang w:val="ar_AE" w:bidi="ar_AE"/>
         </w:rPr>
         <w:t xml:space="preserve"> فَإِنِّي أَشْهَدُ لَهُ بِأَنَّهُ يَجْتَهِدُ كَثِيراً لأَجْلِكُمْ وَلأَجْلِ الَّذِينَ فِي مَدِينَةِ لاوُدِكِيَّةَ وَالَّذِينَ فِي مَدِينَةِ هِيرَابُولِيسَ.</w:t>
       </w:r>
-      <w:r>
-        <w:rPr>
-          <w:lang w:val="ar_AE" w:bidi="ar_AE"/>
-        </w:rPr>
-      </w:r>
-      <w:r>
-        <w:rPr>
-          <w:lang w:val="ar_AE" w:bidi="ar_AE"/>
-        </w:rPr>
-      </w:r>
-    </w:p>
-    <w:p>
-      <w:pPr>
-        <w:bidi/>
-      </w:pPr>
-      <w:r>
-        <w:rPr>
-          <w:lang w:val="ar_AE" w:bidi="ar_AE"/>
-        </w:rPr>
-      </w:r>
-    </w:p>
-    <w:p>
-      <w:pPr>
-        <w:bidi/>
-      </w:pPr>
-      <w:r>
-        <w:rPr>
-          <w:lang w:val="ar_AE" w:bidi="ar_AE"/>
-        </w:rPr>
-      </w:r>
-      <w:r>
-        <w:rPr>
-          <w:vertAlign w:val="superscript"/>
+    </w:p>
+    <w:p>
+      <w:pPr>
+        <w:bidi/>
+      </w:pPr>
+      <w:r>
+        <w:rPr>
+          <w:rtl/>
+          <w:cs/>
+          <w:lang w:val="ar_AE" w:bidi="ar_AE"/>
+        </w:rPr>
+      </w:r>
+      <w:r>
+        <w:rPr>
+          <w:vertAlign w:val="superscript"/>
+          <w:rtl/>
+          <w:cs/>
           <w:lang w:val="ar_AE" w:bidi="ar_AE"/>
         </w:rPr>
         <w:t>14</w:t>
       </w:r>
       <w:r>
         <w:rPr>
+          <w:rtl/>
+          <w:cs/>
           <w:lang w:val="ar_AE" w:bidi="ar_AE"/>
         </w:rPr>
         <w:t xml:space="preserve"> يُسَلِّمُ عَلَيْكُمْ لُوقَا الطَّبِيبُ الْحَبِيبُ؛ وَدِيمَاسُ.</w:t>
       </w:r>
-      <w:r>
-        <w:rPr>
-          <w:lang w:val="ar_AE" w:bidi="ar_AE"/>
-        </w:rPr>
-      </w:r>
-      <w:r>
-        <w:rPr>
-          <w:lang w:val="ar_AE" w:bidi="ar_AE"/>
-        </w:rPr>
-      </w:r>
-    </w:p>
-    <w:p>
-      <w:pPr>
-        <w:bidi/>
-      </w:pPr>
-      <w:r>
-        <w:rPr>
-          <w:lang w:val="ar_AE" w:bidi="ar_AE"/>
-        </w:rPr>
-      </w:r>
-    </w:p>
-    <w:p>
-      <w:pPr>
-        <w:bidi/>
-      </w:pPr>
-      <w:r>
-        <w:rPr>
-          <w:lang w:val="ar_AE" w:bidi="ar_AE"/>
-        </w:rPr>
-      </w:r>
-      <w:r>
-        <w:rPr>
-          <w:vertAlign w:val="superscript"/>
+    </w:p>
+    <w:p>
+      <w:pPr>
+        <w:bidi/>
+      </w:pPr>
+      <w:r>
+        <w:rPr>
+          <w:rtl/>
+          <w:cs/>
+          <w:lang w:val="ar_AE" w:bidi="ar_AE"/>
+        </w:rPr>
+      </w:r>
+      <w:r>
+        <w:rPr>
+          <w:vertAlign w:val="superscript"/>
+          <w:rtl/>
+          <w:cs/>
           <w:lang w:val="ar_AE" w:bidi="ar_AE"/>
         </w:rPr>
         <w:t>15</w:t>
       </w:r>
       <w:r>
         <w:rPr>
+          <w:rtl/>
+          <w:cs/>
           <w:lang w:val="ar_AE" w:bidi="ar_AE"/>
         </w:rPr>
         <w:t xml:space="preserve"> سَلِّمُوا عَلَى الإِخْوَةِ الَّذِينَ فِي لاوُدِكِيَّةَ، وَعَلَى نِمْفَاسَ، وَعَلَى الْكَنِيسَةِ الَّتِي تَجْتَمِعُ فِي بَيْتِهِ.</w:t>
       </w:r>
-      <w:r>
-        <w:rPr>
-          <w:lang w:val="ar_AE" w:bidi="ar_AE"/>
-        </w:rPr>
-      </w:r>
-      <w:r>
-        <w:rPr>
-          <w:lang w:val="ar_AE" w:bidi="ar_AE"/>
-        </w:rPr>
-      </w:r>
-    </w:p>
-    <w:p>
-      <w:pPr>
-        <w:bidi/>
-      </w:pPr>
-      <w:r>
-        <w:rPr>
-          <w:lang w:val="ar_AE" w:bidi="ar_AE"/>
-        </w:rPr>
-      </w:r>
-    </w:p>
-    <w:p>
-      <w:pPr>
-        <w:bidi/>
-      </w:pPr>
-      <w:r>
-        <w:rPr>
-          <w:lang w:val="ar_AE" w:bidi="ar_AE"/>
-        </w:rPr>
-      </w:r>
-      <w:r>
-        <w:rPr>
-          <w:vertAlign w:val="superscript"/>
+    </w:p>
+    <w:p>
+      <w:pPr>
+        <w:bidi/>
+      </w:pPr>
+      <w:r>
+        <w:rPr>
+          <w:rtl/>
+          <w:cs/>
+          <w:lang w:val="ar_AE" w:bidi="ar_AE"/>
+        </w:rPr>
+      </w:r>
+      <w:r>
+        <w:rPr>
+          <w:vertAlign w:val="superscript"/>
+          <w:rtl/>
+          <w:cs/>
           <w:lang w:val="ar_AE" w:bidi="ar_AE"/>
         </w:rPr>
         <w:t>16</w:t>
       </w:r>
       <w:r>
         <w:rPr>
+          <w:rtl/>
+          <w:cs/>
           <w:lang w:val="ar_AE" w:bidi="ar_AE"/>
         </w:rPr>
         <w:t xml:space="preserve"> وَبَعْدَ أَنْ تُقْرَأَ هذِهِ الرِّسَالَةُ عَلَيْكُمْ، ابْعَثُوا بِها لِتُقْرَأَ عَلَى كَنِيسَةِ مُؤْمِنِي لاوُدِكِيَّةَ، وَخُذُوا الرِّسَالَةَ الَّتِي عِنْدَهُمْ لِتَقْرَأُوهَا أَنْتُمْ أَيْضاً.</w:t>
       </w:r>
-      <w:r>
-        <w:rPr>
-          <w:lang w:val="ar_AE" w:bidi="ar_AE"/>
-        </w:rPr>
-      </w:r>
-      <w:r>
-        <w:rPr>
-          <w:lang w:val="ar_AE" w:bidi="ar_AE"/>
-        </w:rPr>
-      </w:r>
-    </w:p>
-    <w:p>
-      <w:pPr>
-        <w:bidi/>
-      </w:pPr>
-      <w:r>
-        <w:rPr>
-          <w:lang w:val="ar_AE" w:bidi="ar_AE"/>
-        </w:rPr>
-      </w:r>
-    </w:p>
-    <w:p>
-      <w:pPr>
-        <w:bidi/>
-      </w:pPr>
-      <w:r>
-        <w:rPr>
-          <w:lang w:val="ar_AE" w:bidi="ar_AE"/>
-        </w:rPr>
-      </w:r>
-      <w:r>
-        <w:rPr>
-          <w:vertAlign w:val="superscript"/>
+    </w:p>
+    <w:p>
+      <w:pPr>
+        <w:bidi/>
+      </w:pPr>
+      <w:r>
+        <w:rPr>
+          <w:rtl/>
+          <w:cs/>
+          <w:lang w:val="ar_AE" w:bidi="ar_AE"/>
+        </w:rPr>
+      </w:r>
+      <w:r>
+        <w:rPr>
+          <w:vertAlign w:val="superscript"/>
+          <w:rtl/>
+          <w:cs/>
           <w:lang w:val="ar_AE" w:bidi="ar_AE"/>
         </w:rPr>
         <w:t>17</w:t>
       </w:r>
       <w:r>
         <w:rPr>
+          <w:rtl/>
+          <w:cs/>
           <w:lang w:val="ar_AE" w:bidi="ar_AE"/>
         </w:rPr>
         <w:t xml:space="preserve"> وَقُولُوا لأَرْخِبُّسَ: «تَنَبَّهْ لِلْخِدْمَةِ الَّتِي تَلَقَّيْتَهَا فِي الرَّبِّ، وَقُمْ بِها كَامِلَةً!»</w:t>
       </w:r>
-      <w:r>
-        <w:rPr>
-          <w:lang w:val="ar_AE" w:bidi="ar_AE"/>
-        </w:rPr>
-      </w:r>
-      <w:r>
-        <w:rPr>
-          <w:lang w:val="ar_AE" w:bidi="ar_AE"/>
-        </w:rPr>
-      </w:r>
-    </w:p>
-    <w:p>
-      <w:pPr>
-        <w:bidi/>
-      </w:pPr>
-      <w:r>
-        <w:rPr>
-          <w:lang w:val="ar_AE" w:bidi="ar_AE"/>
-        </w:rPr>
-      </w:r>
-    </w:p>
-    <w:p>
-      <w:pPr>
-        <w:bidi/>
-      </w:pPr>
-      <w:r>
-        <w:rPr>
-          <w:lang w:val="ar_AE" w:bidi="ar_AE"/>
-        </w:rPr>
-      </w:r>
-      <w:r>
-        <w:rPr>
-          <w:vertAlign w:val="superscript"/>
+    </w:p>
+    <w:p>
+      <w:pPr>
+        <w:bidi/>
+      </w:pPr>
+      <w:r>
+        <w:rPr>
+          <w:rtl/>
+          <w:cs/>
+          <w:lang w:val="ar_AE" w:bidi="ar_AE"/>
+        </w:rPr>
+      </w:r>
+      <w:r>
+        <w:rPr>
+          <w:vertAlign w:val="superscript"/>
+          <w:rtl/>
+          <w:cs/>
           <w:lang w:val="ar_AE" w:bidi="ar_AE"/>
         </w:rPr>
         <w:t>18</w:t>
       </w:r>
       <w:r>
         <w:rPr>
+          <w:rtl/>
+          <w:cs/>
           <w:lang w:val="ar_AE" w:bidi="ar_AE"/>
         </w:rPr>
         <w:t xml:space="preserve"> هَذَا السَّلامُ بِخَطِّ يَدِي، أَنَا بُولُسَ. تَذَكَّرُوا قُيُودِي. لِتَكُنِ النِّعْمَةُ مَعَكُمْ.</w:t>
-      </w:r>
-      <w:r>
-        <w:rPr>
-          <w:lang w:val="ar_AE" w:bidi="ar_AE"/>
-        </w:rPr>
-      </w:r>
-      <w:r>
-        <w:rPr>
-          <w:lang w:val="ar_AE" w:bidi="ar_AE"/>
-        </w:rPr>
       </w:r>
     </w:p>
     <w:sectPr>
